--- a/resources/vocabulary-printables/Frayer Models - Grade 8 ICT Design.docx
+++ b/resources/vocabulary-printables/Frayer Models - Grade 8 ICT Design.docx
@@ -16,24 +16,7 @@
           <w:sz w:val="44"/>
           <w:szCs w:val="44"/>
         </w:rPr>
-        <w:t xml:space="preserve">Grade 8 ICT/Design — Frayer Model</w:t>
-      </w:r>
-    </w:p>
-    <w:p>
-      <w:pPr>
-        <w:spacing w:after="180"/>
-        <w:jc w:val="center"/>
-      </w:pPr>
-      <w:r>
-        <w:rPr>
-          <w:rFonts w:ascii="Times New Roman" w:cs="Times New Roman" w:eastAsia="Times New Roman" w:hAnsi="Times New Roman"/>
-          <w:i/>
-          <w:iCs/>
-          <w:color w:val="6B7280"/>
-          <w:sz w:val="20"/>
-          <w:szCs w:val="20"/>
-        </w:rPr>
-        <w:t xml:space="preserve">Term 1 of 52 — in teaching order</w:t>
+        <w:t xml:space="preserve">Frayer Model</w:t>
       </w:r>
     </w:p>
     <w:tbl>
@@ -54,7 +37,7 @@
       </w:tblGrid>
       <w:tr>
         <w:trPr>
-          <w:trHeight w:val="2100" w:hRule="atLeast"/>
+          <w:trHeight w:val="2400" w:hRule="atLeast"/>
         </w:trPr>
         <w:tc>
           <w:tcPr>
@@ -78,8 +61,8 @@
                 <w:b/>
                 <w:bCs/>
                 <w:color w:val="0F766E"/>
-                <w:sz w:val="26"/>
-                <w:szCs w:val="26"/>
+                <w:sz w:val="72"/>
+                <w:szCs w:val="72"/>
               </w:rPr>
               <w:t xml:space="preserve">DEFINITION</w:t>
             </w:r>
@@ -88,10 +71,10 @@
             <w:r>
               <w:rPr>
                 <w:rFonts w:ascii="Times New Roman" w:cs="Times New Roman" w:eastAsia="Times New Roman" w:hAnsi="Times New Roman"/>
-                <w:sz w:val="20"/>
-                <w:szCs w:val="20"/>
-              </w:rPr>
-              <w:t xml:space="preserve">The website (studio.code.org) where students will do most of the hands-on work this year — projects, activities, and lessons all happen here.</w:t>
+                <w:sz w:val="36"/>
+                <w:szCs w:val="36"/>
+              </w:rPr>
+              <w:t xml:space="preserve">The website (studio.code.org) where students will do most of the hands-on work this year, projects, activities, and lessons all happen here.</w:t>
             </w:r>
           </w:p>
         </w:tc>
@@ -117,8 +100,8 @@
                 <w:b/>
                 <w:bCs/>
                 <w:color w:val="14213D"/>
-                <w:sz w:val="26"/>
-                <w:szCs w:val="26"/>
+                <w:sz w:val="60"/>
+                <w:szCs w:val="60"/>
               </w:rPr>
               <w:t xml:space="preserve">CHARACTERISTICS</w:t>
             </w:r>
@@ -127,8 +110,8 @@
             <w:r>
               <w:rPr>
                 <w:rFonts w:ascii="Times New Roman" w:cs="Times New Roman" w:eastAsia="Times New Roman" w:hAnsi="Times New Roman"/>
-                <w:sz w:val="20"/>
-                <w:szCs w:val="20"/>
+                <w:sz w:val="36"/>
+                <w:szCs w:val="36"/>
               </w:rPr>
               <w:t xml:space="preserve">A website; where projects/lessons happen; needs a class join code.</w:t>
             </w:r>
@@ -137,7 +120,7 @@
       </w:tr>
       <w:tr>
         <w:trPr>
-          <w:trHeight w:val="750" w:hRule="atLeast"/>
+          <w:trHeight w:val="1350" w:hRule="atLeast"/>
         </w:trPr>
         <w:tc>
           <w:tcPr>
@@ -159,8 +142,8 @@
                 <w:b/>
                 <w:bCs/>
                 <w:color w:val="14213D"/>
-                <w:sz w:val="40"/>
-                <w:szCs w:val="40"/>
+                <w:sz w:val="96"/>
+                <w:szCs w:val="96"/>
               </w:rPr>
               <w:t xml:space="preserve">Code.org / Code Studio</w:t>
             </w:r>
@@ -169,7 +152,7 @@
       </w:tr>
       <w:tr>
         <w:trPr>
-          <w:trHeight w:val="2100" w:hRule="atLeast"/>
+          <w:trHeight w:val="2400" w:hRule="atLeast"/>
         </w:trPr>
         <w:tc>
           <w:tcPr>
@@ -193,8 +176,8 @@
                 <w:b/>
                 <w:bCs/>
                 <w:color w:val="B45309"/>
-                <w:sz w:val="26"/>
-                <w:szCs w:val="26"/>
+                <w:sz w:val="72"/>
+                <w:szCs w:val="72"/>
               </w:rPr>
               <w:t xml:space="preserve">EXAMPLES</w:t>
             </w:r>
@@ -203,8 +186,8 @@
             <w:r>
               <w:rPr>
                 <w:rFonts w:ascii="Times New Roman" w:cs="Times New Roman" w:eastAsia="Times New Roman" w:hAnsi="Times New Roman"/>
-                <w:sz w:val="20"/>
-                <w:szCs w:val="20"/>
+                <w:sz w:val="36"/>
+                <w:szCs w:val="36"/>
               </w:rPr>
               <w:t xml:space="preserve">studio.code.org.</w:t>
             </w:r>
@@ -232,8 +215,8 @@
                 <w:b/>
                 <w:bCs/>
                 <w:color w:val="B91C1C"/>
-                <w:sz w:val="26"/>
-                <w:szCs w:val="26"/>
+                <w:sz w:val="72"/>
+                <w:szCs w:val="72"/>
               </w:rPr>
               <w:t xml:space="preserve">NON-EXAMPLES</w:t>
             </w:r>
@@ -242,8 +225,8 @@
             <w:r>
               <w:rPr>
                 <w:rFonts w:ascii="Times New Roman" w:cs="Times New Roman" w:eastAsia="Times New Roman" w:hAnsi="Times New Roman"/>
-                <w:sz w:val="20"/>
-                <w:szCs w:val="20"/>
+                <w:sz w:val="36"/>
+                <w:szCs w:val="36"/>
               </w:rPr>
               <w:t xml:space="preserve">A physical textbook; a downloaded desktop app.</w:t>
             </w:r>
@@ -251,23 +234,6 @@
         </w:tc>
       </w:tr>
     </w:tbl>
-    <w:p>
-      <w:pPr>
-        <w:spacing w:before="150"/>
-        <w:jc w:val="center"/>
-      </w:pPr>
-      <w:r>
-        <w:rPr>
-          <w:rFonts w:ascii="Times New Roman" w:cs="Times New Roman" w:eastAsia="Times New Roman" w:hAnsi="Times New Roman"/>
-          <w:i/>
-          <w:iCs/>
-          <w:color w:val="6B7280"/>
-          <w:sz w:val="18"/>
-          <w:szCs w:val="18"/>
-        </w:rPr>
-        <w:t xml:space="preserve">Grade 8 ICT/Design Vocabulary Bank</w:t>
-      </w:r>
-    </w:p>
     <w:p>
       <w:r>
         <w:br w:type="page"/>
@@ -287,24 +253,7 @@
           <w:sz w:val="44"/>
           <w:szCs w:val="44"/>
         </w:rPr>
-        <w:t xml:space="preserve">Grade 8 ICT/Design — Frayer Model</w:t>
-      </w:r>
-    </w:p>
-    <w:p>
-      <w:pPr>
-        <w:spacing w:after="180"/>
-        <w:jc w:val="center"/>
-      </w:pPr>
-      <w:r>
-        <w:rPr>
-          <w:rFonts w:ascii="Times New Roman" w:cs="Times New Roman" w:eastAsia="Times New Roman" w:hAnsi="Times New Roman"/>
-          <w:i/>
-          <w:iCs/>
-          <w:color w:val="6B7280"/>
-          <w:sz w:val="20"/>
-          <w:szCs w:val="20"/>
-        </w:rPr>
-        <w:t xml:space="preserve">Term 2 of 52 — in teaching order</w:t>
+        <w:t xml:space="preserve">Frayer Model</w:t>
       </w:r>
     </w:p>
     <w:tbl>
@@ -325,7 +274,7 @@
       </w:tblGrid>
       <w:tr>
         <w:trPr>
-          <w:trHeight w:val="2100" w:hRule="atLeast"/>
+          <w:trHeight w:val="2400" w:hRule="atLeast"/>
         </w:trPr>
         <w:tc>
           <w:tcPr>
@@ -349,8 +298,8 @@
                 <w:b/>
                 <w:bCs/>
                 <w:color w:val="0F766E"/>
-                <w:sz w:val="26"/>
-                <w:szCs w:val="26"/>
+                <w:sz w:val="72"/>
+                <w:szCs w:val="72"/>
               </w:rPr>
               <w:t xml:space="preserve">DEFINITION</w:t>
             </w:r>
@@ -359,8 +308,8 @@
             <w:r>
               <w:rPr>
                 <w:rFonts w:ascii="Times New Roman" w:cs="Times New Roman" w:eastAsia="Times New Roman" w:hAnsi="Times New Roman"/>
-                <w:sz w:val="20"/>
-                <w:szCs w:val="20"/>
+                <w:sz w:val="36"/>
+                <w:szCs w:val="36"/>
               </w:rPr>
               <w:t xml:space="preserve">The class-specific code students enter on Code.org to join the teacher's class section, so their work is linked to the right roster.</w:t>
             </w:r>
@@ -388,8 +337,8 @@
                 <w:b/>
                 <w:bCs/>
                 <w:color w:val="14213D"/>
-                <w:sz w:val="26"/>
-                <w:szCs w:val="26"/>
+                <w:sz w:val="60"/>
+                <w:szCs w:val="60"/>
               </w:rPr>
               <w:t xml:space="preserve">CHARACTERISTICS</w:t>
             </w:r>
@@ -398,8 +347,8 @@
             <w:r>
               <w:rPr>
                 <w:rFonts w:ascii="Times New Roman" w:cs="Times New Roman" w:eastAsia="Times New Roman" w:hAnsi="Times New Roman"/>
-                <w:sz w:val="20"/>
-                <w:szCs w:val="20"/>
+                <w:sz w:val="36"/>
+                <w:szCs w:val="36"/>
               </w:rPr>
               <w:t xml:space="preserve">Class-specific; links your account to the teacher's roster.</w:t>
             </w:r>
@@ -408,7 +357,7 @@
       </w:tr>
       <w:tr>
         <w:trPr>
-          <w:trHeight w:val="750" w:hRule="atLeast"/>
+          <w:trHeight w:val="1350" w:hRule="atLeast"/>
         </w:trPr>
         <w:tc>
           <w:tcPr>
@@ -430,8 +379,8 @@
                 <w:b/>
                 <w:bCs/>
                 <w:color w:val="14213D"/>
-                <w:sz w:val="40"/>
-                <w:szCs w:val="40"/>
+                <w:sz w:val="96"/>
+                <w:szCs w:val="96"/>
               </w:rPr>
               <w:t xml:space="preserve">Section / Join Code</w:t>
             </w:r>
@@ -440,7 +389,7 @@
       </w:tr>
       <w:tr>
         <w:trPr>
-          <w:trHeight w:val="2100" w:hRule="atLeast"/>
+          <w:trHeight w:val="2400" w:hRule="atLeast"/>
         </w:trPr>
         <w:tc>
           <w:tcPr>
@@ -464,8 +413,8 @@
                 <w:b/>
                 <w:bCs/>
                 <w:color w:val="B45309"/>
-                <w:sz w:val="26"/>
-                <w:szCs w:val="26"/>
+                <w:sz w:val="72"/>
+                <w:szCs w:val="72"/>
               </w:rPr>
               <w:t xml:space="preserve">EXAMPLES</w:t>
             </w:r>
@@ -474,8 +423,8 @@
             <w:r>
               <w:rPr>
                 <w:rFonts w:ascii="Times New Roman" w:cs="Times New Roman" w:eastAsia="Times New Roman" w:hAnsi="Times New Roman"/>
-                <w:sz w:val="20"/>
-                <w:szCs w:val="20"/>
+                <w:sz w:val="36"/>
+                <w:szCs w:val="36"/>
               </w:rPr>
               <w:t xml:space="preserve">A code like "ABCD12" entered when joining a class.</w:t>
             </w:r>
@@ -503,8 +452,8 @@
                 <w:b/>
                 <w:bCs/>
                 <w:color w:val="B91C1C"/>
-                <w:sz w:val="26"/>
-                <w:szCs w:val="26"/>
+                <w:sz w:val="72"/>
+                <w:szCs w:val="72"/>
               </w:rPr>
               <w:t xml:space="preserve">NON-EXAMPLES</w:t>
             </w:r>
@@ -513,8 +462,8 @@
             <w:r>
               <w:rPr>
                 <w:rFonts w:ascii="Times New Roman" w:cs="Times New Roman" w:eastAsia="Times New Roman" w:hAnsi="Times New Roman"/>
-                <w:sz w:val="20"/>
-                <w:szCs w:val="20"/>
+                <w:sz w:val="36"/>
+                <w:szCs w:val="36"/>
               </w:rPr>
               <w:t xml:space="preserve">Your personal login password.</w:t>
             </w:r>
@@ -522,23 +471,6 @@
         </w:tc>
       </w:tr>
     </w:tbl>
-    <w:p>
-      <w:pPr>
-        <w:spacing w:before="150"/>
-        <w:jc w:val="center"/>
-      </w:pPr>
-      <w:r>
-        <w:rPr>
-          <w:rFonts w:ascii="Times New Roman" w:cs="Times New Roman" w:eastAsia="Times New Roman" w:hAnsi="Times New Roman"/>
-          <w:i/>
-          <w:iCs/>
-          <w:color w:val="6B7280"/>
-          <w:sz w:val="18"/>
-          <w:szCs w:val="18"/>
-        </w:rPr>
-        <w:t xml:space="preserve">Grade 8 ICT/Design Vocabulary Bank</w:t>
-      </w:r>
-    </w:p>
     <w:p>
       <w:r>
         <w:br w:type="page"/>
@@ -558,24 +490,7 @@
           <w:sz w:val="44"/>
           <w:szCs w:val="44"/>
         </w:rPr>
-        <w:t xml:space="preserve">Grade 8 ICT/Design — Frayer Model</w:t>
-      </w:r>
-    </w:p>
-    <w:p>
-      <w:pPr>
-        <w:spacing w:after="180"/>
-        <w:jc w:val="center"/>
-      </w:pPr>
-      <w:r>
-        <w:rPr>
-          <w:rFonts w:ascii="Times New Roman" w:cs="Times New Roman" w:eastAsia="Times New Roman" w:hAnsi="Times New Roman"/>
-          <w:i/>
-          <w:iCs/>
-          <w:color w:val="6B7280"/>
-          <w:sz w:val="20"/>
-          <w:szCs w:val="20"/>
-        </w:rPr>
-        <w:t xml:space="preserve">Term 3 of 52 — in teaching order</w:t>
+        <w:t xml:space="preserve">Frayer Model</w:t>
       </w:r>
     </w:p>
     <w:tbl>
@@ -596,7 +511,7 @@
       </w:tblGrid>
       <w:tr>
         <w:trPr>
-          <w:trHeight w:val="2100" w:hRule="atLeast"/>
+          <w:trHeight w:val="2400" w:hRule="atLeast"/>
         </w:trPr>
         <w:tc>
           <w:tcPr>
@@ -620,8 +535,8 @@
                 <w:b/>
                 <w:bCs/>
                 <w:color w:val="0F766E"/>
-                <w:sz w:val="26"/>
-                <w:szCs w:val="26"/>
+                <w:sz w:val="72"/>
+                <w:szCs w:val="72"/>
               </w:rPr>
               <w:t xml:space="preserve">DEFINITION</w:t>
             </w:r>
@@ -630,10 +545,10 @@
             <w:r>
               <w:rPr>
                 <w:rFonts w:ascii="Times New Roman" w:cs="Times New Roman" w:eastAsia="Times New Roman" w:hAnsi="Times New Roman"/>
-                <w:sz w:val="20"/>
-                <w:szCs w:val="20"/>
-              </w:rPr>
-              <w:t xml:space="preserve">Understanding and sharing another person's feelings or perspective — in design, thinking about what someone else actually needs, not just what you'd want.</w:t>
+                <w:sz w:val="36"/>
+                <w:szCs w:val="36"/>
+              </w:rPr>
+              <w:t xml:space="preserve">Understanding and sharing another person's feelings or perspective, in design, thinking about what someone else actually needs, not just what you'd want.</w:t>
             </w:r>
           </w:p>
         </w:tc>
@@ -659,8 +574,8 @@
                 <w:b/>
                 <w:bCs/>
                 <w:color w:val="14213D"/>
-                <w:sz w:val="26"/>
-                <w:szCs w:val="26"/>
+                <w:sz w:val="60"/>
+                <w:szCs w:val="60"/>
               </w:rPr>
               <w:t xml:space="preserve">CHARACTERISTICS</w:t>
             </w:r>
@@ -669,8 +584,8 @@
             <w:r>
               <w:rPr>
                 <w:rFonts w:ascii="Times New Roman" w:cs="Times New Roman" w:eastAsia="Times New Roman" w:hAnsi="Times New Roman"/>
-                <w:sz w:val="20"/>
-                <w:szCs w:val="20"/>
+                <w:sz w:val="36"/>
+                <w:szCs w:val="36"/>
               </w:rPr>
               <w:t xml:space="preserve">About others' feelings/needs; requires listening; drives good design.</w:t>
             </w:r>
@@ -679,7 +594,7 @@
       </w:tr>
       <w:tr>
         <w:trPr>
-          <w:trHeight w:val="750" w:hRule="atLeast"/>
+          <w:trHeight w:val="1350" w:hRule="atLeast"/>
         </w:trPr>
         <w:tc>
           <w:tcPr>
@@ -701,8 +616,8 @@
                 <w:b/>
                 <w:bCs/>
                 <w:color w:val="14213D"/>
-                <w:sz w:val="40"/>
-                <w:szCs w:val="40"/>
+                <w:sz w:val="96"/>
+                <w:szCs w:val="96"/>
               </w:rPr>
               <w:t xml:space="preserve">Empathy</w:t>
             </w:r>
@@ -711,7 +626,7 @@
       </w:tr>
       <w:tr>
         <w:trPr>
-          <w:trHeight w:val="2100" w:hRule="atLeast"/>
+          <w:trHeight w:val="2400" w:hRule="atLeast"/>
         </w:trPr>
         <w:tc>
           <w:tcPr>
@@ -735,8 +650,8 @@
                 <w:b/>
                 <w:bCs/>
                 <w:color w:val="B45309"/>
-                <w:sz w:val="26"/>
-                <w:szCs w:val="26"/>
+                <w:sz w:val="72"/>
+                <w:szCs w:val="72"/>
               </w:rPr>
               <w:t xml:space="preserve">EXAMPLES</w:t>
             </w:r>
@@ -745,8 +660,8 @@
             <w:r>
               <w:rPr>
                 <w:rFonts w:ascii="Times New Roman" w:cs="Times New Roman" w:eastAsia="Times New Roman" w:hAnsi="Times New Roman"/>
-                <w:sz w:val="20"/>
-                <w:szCs w:val="20"/>
+                <w:sz w:val="36"/>
+                <w:szCs w:val="36"/>
               </w:rPr>
               <w:t xml:space="preserve">Designing a jar opener for someone with arthritis.</w:t>
             </w:r>
@@ -774,8 +689,8 @@
                 <w:b/>
                 <w:bCs/>
                 <w:color w:val="B91C1C"/>
-                <w:sz w:val="26"/>
-                <w:szCs w:val="26"/>
+                <w:sz w:val="72"/>
+                <w:szCs w:val="72"/>
               </w:rPr>
               <w:t xml:space="preserve">NON-EXAMPLES</w:t>
             </w:r>
@@ -784,8 +699,8 @@
             <w:r>
               <w:rPr>
                 <w:rFonts w:ascii="Times New Roman" w:cs="Times New Roman" w:eastAsia="Times New Roman" w:hAnsi="Times New Roman"/>
-                <w:sz w:val="20"/>
-                <w:szCs w:val="20"/>
+                <w:sz w:val="36"/>
+                <w:szCs w:val="36"/>
               </w:rPr>
               <w:t xml:space="preserve">Designing only for what you personally like.</w:t>
             </w:r>
@@ -793,23 +708,6 @@
         </w:tc>
       </w:tr>
     </w:tbl>
-    <w:p>
-      <w:pPr>
-        <w:spacing w:before="150"/>
-        <w:jc w:val="center"/>
-      </w:pPr>
-      <w:r>
-        <w:rPr>
-          <w:rFonts w:ascii="Times New Roman" w:cs="Times New Roman" w:eastAsia="Times New Roman" w:hAnsi="Times New Roman"/>
-          <w:i/>
-          <w:iCs/>
-          <w:color w:val="6B7280"/>
-          <w:sz w:val="18"/>
-          <w:szCs w:val="18"/>
-        </w:rPr>
-        <w:t xml:space="preserve">Grade 8 ICT/Design Vocabulary Bank</w:t>
-      </w:r>
-    </w:p>
     <w:p>
       <w:r>
         <w:br w:type="page"/>
@@ -829,24 +727,7 @@
           <w:sz w:val="44"/>
           <w:szCs w:val="44"/>
         </w:rPr>
-        <w:t xml:space="preserve">Grade 8 ICT/Design — Frayer Model</w:t>
-      </w:r>
-    </w:p>
-    <w:p>
-      <w:pPr>
-        <w:spacing w:after="180"/>
-        <w:jc w:val="center"/>
-      </w:pPr>
-      <w:r>
-        <w:rPr>
-          <w:rFonts w:ascii="Times New Roman" w:cs="Times New Roman" w:eastAsia="Times New Roman" w:hAnsi="Times New Roman"/>
-          <w:i/>
-          <w:iCs/>
-          <w:color w:val="6B7280"/>
-          <w:sz w:val="20"/>
-          <w:szCs w:val="20"/>
-        </w:rPr>
-        <w:t xml:space="preserve">Term 4 of 52 — in teaching order</w:t>
+        <w:t xml:space="preserve">Frayer Model</w:t>
       </w:r>
     </w:p>
     <w:tbl>
@@ -867,7 +748,7 @@
       </w:tblGrid>
       <w:tr>
         <w:trPr>
-          <w:trHeight w:val="2100" w:hRule="atLeast"/>
+          <w:trHeight w:val="2400" w:hRule="atLeast"/>
         </w:trPr>
         <w:tc>
           <w:tcPr>
@@ -891,8 +772,8 @@
                 <w:b/>
                 <w:bCs/>
                 <w:color w:val="0F766E"/>
-                <w:sz w:val="26"/>
-                <w:szCs w:val="26"/>
+                <w:sz w:val="72"/>
+                <w:szCs w:val="72"/>
               </w:rPr>
               <w:t xml:space="preserve">DEFINITION</w:t>
             </w:r>
@@ -901,8 +782,8 @@
             <w:r>
               <w:rPr>
                 <w:rFonts w:ascii="Times New Roman" w:cs="Times New Roman" w:eastAsia="Times New Roman" w:hAnsi="Times New Roman"/>
-                <w:sz w:val="20"/>
-                <w:szCs w:val="20"/>
+                <w:sz w:val="36"/>
+                <w:szCs w:val="36"/>
               </w:rPr>
               <w:t xml:space="preserve">The person a product or design is actually made for.</w:t>
             </w:r>
@@ -930,8 +811,8 @@
                 <w:b/>
                 <w:bCs/>
                 <w:color w:val="14213D"/>
-                <w:sz w:val="26"/>
-                <w:szCs w:val="26"/>
+                <w:sz w:val="60"/>
+                <w:szCs w:val="60"/>
               </w:rPr>
               <w:t xml:space="preserve">CHARACTERISTICS</w:t>
             </w:r>
@@ -940,8 +821,8 @@
             <w:r>
               <w:rPr>
                 <w:rFonts w:ascii="Times New Roman" w:cs="Times New Roman" w:eastAsia="Times New Roman" w:hAnsi="Times New Roman"/>
-                <w:sz w:val="20"/>
-                <w:szCs w:val="20"/>
+                <w:sz w:val="36"/>
+                <w:szCs w:val="36"/>
               </w:rPr>
               <w:t xml:space="preserve">A real person; has specific needs; not the designer.</w:t>
             </w:r>
@@ -950,7 +831,7 @@
       </w:tr>
       <w:tr>
         <w:trPr>
-          <w:trHeight w:val="750" w:hRule="atLeast"/>
+          <w:trHeight w:val="1350" w:hRule="atLeast"/>
         </w:trPr>
         <w:tc>
           <w:tcPr>
@@ -972,8 +853,8 @@
                 <w:b/>
                 <w:bCs/>
                 <w:color w:val="14213D"/>
-                <w:sz w:val="40"/>
-                <w:szCs w:val="40"/>
+                <w:sz w:val="96"/>
+                <w:szCs w:val="96"/>
               </w:rPr>
               <w:t xml:space="preserve">User</w:t>
             </w:r>
@@ -982,7 +863,7 @@
       </w:tr>
       <w:tr>
         <w:trPr>
-          <w:trHeight w:val="2100" w:hRule="atLeast"/>
+          <w:trHeight w:val="2400" w:hRule="atLeast"/>
         </w:trPr>
         <w:tc>
           <w:tcPr>
@@ -1006,8 +887,8 @@
                 <w:b/>
                 <w:bCs/>
                 <w:color w:val="B45309"/>
-                <w:sz w:val="26"/>
-                <w:szCs w:val="26"/>
+                <w:sz w:val="72"/>
+                <w:szCs w:val="72"/>
               </w:rPr>
               <w:t xml:space="preserve">EXAMPLES</w:t>
             </w:r>
@@ -1016,8 +897,8 @@
             <w:r>
               <w:rPr>
                 <w:rFonts w:ascii="Times New Roman" w:cs="Times New Roman" w:eastAsia="Times New Roman" w:hAnsi="Times New Roman"/>
-                <w:sz w:val="20"/>
-                <w:szCs w:val="20"/>
+                <w:sz w:val="36"/>
+                <w:szCs w:val="36"/>
               </w:rPr>
               <w:t xml:space="preserve">A student using a school app.</w:t>
             </w:r>
@@ -1045,8 +926,8 @@
                 <w:b/>
                 <w:bCs/>
                 <w:color w:val="B91C1C"/>
-                <w:sz w:val="26"/>
-                <w:szCs w:val="26"/>
+                <w:sz w:val="72"/>
+                <w:szCs w:val="72"/>
               </w:rPr>
               <w:t xml:space="preserve">NON-EXAMPLES</w:t>
             </w:r>
@@ -1055,8 +936,8 @@
             <w:r>
               <w:rPr>
                 <w:rFonts w:ascii="Times New Roman" w:cs="Times New Roman" w:eastAsia="Times New Roman" w:hAnsi="Times New Roman"/>
-                <w:sz w:val="20"/>
-                <w:szCs w:val="20"/>
+                <w:sz w:val="36"/>
+                <w:szCs w:val="36"/>
               </w:rPr>
               <w:t xml:space="preserve">The developer testing their own app for fun.</w:t>
             </w:r>
@@ -1064,23 +945,6 @@
         </w:tc>
       </w:tr>
     </w:tbl>
-    <w:p>
-      <w:pPr>
-        <w:spacing w:before="150"/>
-        <w:jc w:val="center"/>
-      </w:pPr>
-      <w:r>
-        <w:rPr>
-          <w:rFonts w:ascii="Times New Roman" w:cs="Times New Roman" w:eastAsia="Times New Roman" w:hAnsi="Times New Roman"/>
-          <w:i/>
-          <w:iCs/>
-          <w:color w:val="6B7280"/>
-          <w:sz w:val="18"/>
-          <w:szCs w:val="18"/>
-        </w:rPr>
-        <w:t xml:space="preserve">Grade 8 ICT/Design Vocabulary Bank</w:t>
-      </w:r>
-    </w:p>
     <w:p>
       <w:r>
         <w:br w:type="page"/>
@@ -1100,24 +964,7 @@
           <w:sz w:val="44"/>
           <w:szCs w:val="44"/>
         </w:rPr>
-        <w:t xml:space="preserve">Grade 8 ICT/Design — Frayer Model</w:t>
-      </w:r>
-    </w:p>
-    <w:p>
-      <w:pPr>
-        <w:spacing w:after="180"/>
-        <w:jc w:val="center"/>
-      </w:pPr>
-      <w:r>
-        <w:rPr>
-          <w:rFonts w:ascii="Times New Roman" w:cs="Times New Roman" w:eastAsia="Times New Roman" w:hAnsi="Times New Roman"/>
-          <w:i/>
-          <w:iCs/>
-          <w:color w:val="6B7280"/>
-          <w:sz w:val="20"/>
-          <w:szCs w:val="20"/>
-        </w:rPr>
-        <w:t xml:space="preserve">Term 5 of 52 — in teaching order</w:t>
+        <w:t xml:space="preserve">Frayer Model</w:t>
       </w:r>
     </w:p>
     <w:tbl>
@@ -1138,7 +985,7 @@
       </w:tblGrid>
       <w:tr>
         <w:trPr>
-          <w:trHeight w:val="2100" w:hRule="atLeast"/>
+          <w:trHeight w:val="2400" w:hRule="atLeast"/>
         </w:trPr>
         <w:tc>
           <w:tcPr>
@@ -1162,8 +1009,8 @@
                 <w:b/>
                 <w:bCs/>
                 <w:color w:val="0F766E"/>
-                <w:sz w:val="26"/>
-                <w:szCs w:val="26"/>
+                <w:sz w:val="72"/>
+                <w:szCs w:val="72"/>
               </w:rPr>
               <w:t xml:space="preserve">DEFINITION</w:t>
             </w:r>
@@ -1172,8 +1019,8 @@
             <w:r>
               <w:rPr>
                 <w:rFonts w:ascii="Times New Roman" w:cs="Times New Roman" w:eastAsia="Times New Roman" w:hAnsi="Times New Roman"/>
-                <w:sz w:val="20"/>
-                <w:szCs w:val="20"/>
+                <w:sz w:val="36"/>
+                <w:szCs w:val="36"/>
               </w:rPr>
               <w:t xml:space="preserve">Something a user requires from a product in order for it to actually work for them.</w:t>
             </w:r>
@@ -1201,8 +1048,8 @@
                 <w:b/>
                 <w:bCs/>
                 <w:color w:val="14213D"/>
-                <w:sz w:val="26"/>
-                <w:szCs w:val="26"/>
+                <w:sz w:val="60"/>
+                <w:szCs w:val="60"/>
               </w:rPr>
               <w:t xml:space="preserve">CHARACTERISTICS</w:t>
             </w:r>
@@ -1211,8 +1058,8 @@
             <w:r>
               <w:rPr>
                 <w:rFonts w:ascii="Times New Roman" w:cs="Times New Roman" w:eastAsia="Times New Roman" w:hAnsi="Times New Roman"/>
-                <w:sz w:val="20"/>
-                <w:szCs w:val="20"/>
+                <w:sz w:val="36"/>
+                <w:szCs w:val="36"/>
               </w:rPr>
               <w:t xml:space="preserve">Required, not optional; specific; drives design decisions.</w:t>
             </w:r>
@@ -1221,7 +1068,7 @@
       </w:tr>
       <w:tr>
         <w:trPr>
-          <w:trHeight w:val="750" w:hRule="atLeast"/>
+          <w:trHeight w:val="1350" w:hRule="atLeast"/>
         </w:trPr>
         <w:tc>
           <w:tcPr>
@@ -1243,8 +1090,8 @@
                 <w:b/>
                 <w:bCs/>
                 <w:color w:val="14213D"/>
-                <w:sz w:val="40"/>
-                <w:szCs w:val="40"/>
+                <w:sz w:val="96"/>
+                <w:szCs w:val="96"/>
               </w:rPr>
               <w:t xml:space="preserve">Need</w:t>
             </w:r>
@@ -1253,7 +1100,7 @@
       </w:tr>
       <w:tr>
         <w:trPr>
-          <w:trHeight w:val="2100" w:hRule="atLeast"/>
+          <w:trHeight w:val="2400" w:hRule="atLeast"/>
         </w:trPr>
         <w:tc>
           <w:tcPr>
@@ -1277,8 +1124,8 @@
                 <w:b/>
                 <w:bCs/>
                 <w:color w:val="B45309"/>
-                <w:sz w:val="26"/>
-                <w:szCs w:val="26"/>
+                <w:sz w:val="72"/>
+                <w:szCs w:val="72"/>
               </w:rPr>
               <w:t xml:space="preserve">EXAMPLES</w:t>
             </w:r>
@@ -1287,8 +1134,8 @@
             <w:r>
               <w:rPr>
                 <w:rFonts w:ascii="Times New Roman" w:cs="Times New Roman" w:eastAsia="Times New Roman" w:hAnsi="Times New Roman"/>
-                <w:sz w:val="20"/>
-                <w:szCs w:val="20"/>
+                <w:sz w:val="36"/>
+                <w:szCs w:val="36"/>
               </w:rPr>
               <w:t xml:space="preserve">"Needs large text to read comfortably."</w:t>
             </w:r>
@@ -1316,8 +1163,8 @@
                 <w:b/>
                 <w:bCs/>
                 <w:color w:val="B91C1C"/>
-                <w:sz w:val="26"/>
-                <w:szCs w:val="26"/>
+                <w:sz w:val="72"/>
+                <w:szCs w:val="72"/>
               </w:rPr>
               <w:t xml:space="preserve">NON-EXAMPLES</w:t>
             </w:r>
@@ -1326,8 +1173,8 @@
             <w:r>
               <w:rPr>
                 <w:rFonts w:ascii="Times New Roman" w:cs="Times New Roman" w:eastAsia="Times New Roman" w:hAnsi="Times New Roman"/>
-                <w:sz w:val="20"/>
-                <w:szCs w:val="20"/>
+                <w:sz w:val="36"/>
+                <w:szCs w:val="36"/>
               </w:rPr>
               <w:t xml:space="preserve">"Might like a purple color scheme" (a want, not a need).</w:t>
             </w:r>
@@ -1335,23 +1182,6 @@
         </w:tc>
       </w:tr>
     </w:tbl>
-    <w:p>
-      <w:pPr>
-        <w:spacing w:before="150"/>
-        <w:jc w:val="center"/>
-      </w:pPr>
-      <w:r>
-        <w:rPr>
-          <w:rFonts w:ascii="Times New Roman" w:cs="Times New Roman" w:eastAsia="Times New Roman" w:hAnsi="Times New Roman"/>
-          <w:i/>
-          <w:iCs/>
-          <w:color w:val="6B7280"/>
-          <w:sz w:val="18"/>
-          <w:szCs w:val="18"/>
-        </w:rPr>
-        <w:t xml:space="preserve">Grade 8 ICT/Design Vocabulary Bank</w:t>
-      </w:r>
-    </w:p>
     <w:p>
       <w:r>
         <w:br w:type="page"/>
@@ -1371,24 +1201,7 @@
           <w:sz w:val="44"/>
           <w:szCs w:val="44"/>
         </w:rPr>
-        <w:t xml:space="preserve">Grade 8 ICT/Design — Frayer Model</w:t>
-      </w:r>
-    </w:p>
-    <w:p>
-      <w:pPr>
-        <w:spacing w:after="180"/>
-        <w:jc w:val="center"/>
-      </w:pPr>
-      <w:r>
-        <w:rPr>
-          <w:rFonts w:ascii="Times New Roman" w:cs="Times New Roman" w:eastAsia="Times New Roman" w:hAnsi="Times New Roman"/>
-          <w:i/>
-          <w:iCs/>
-          <w:color w:val="6B7280"/>
-          <w:sz w:val="20"/>
-          <w:szCs w:val="20"/>
-        </w:rPr>
-        <w:t xml:space="preserve">Term 6 of 52 — in teaching order</w:t>
+        <w:t xml:space="preserve">Frayer Model</w:t>
       </w:r>
     </w:p>
     <w:tbl>
@@ -1409,7 +1222,7 @@
       </w:tblGrid>
       <w:tr>
         <w:trPr>
-          <w:trHeight w:val="2100" w:hRule="atLeast"/>
+          <w:trHeight w:val="2400" w:hRule="atLeast"/>
         </w:trPr>
         <w:tc>
           <w:tcPr>
@@ -1433,8 +1246,8 @@
                 <w:b/>
                 <w:bCs/>
                 <w:color w:val="0F766E"/>
-                <w:sz w:val="26"/>
-                <w:szCs w:val="26"/>
+                <w:sz w:val="72"/>
+                <w:szCs w:val="72"/>
               </w:rPr>
               <w:t xml:space="preserve">DEFINITION</w:t>
             </w:r>
@@ -1443,10 +1256,10 @@
             <w:r>
               <w:rPr>
                 <w:rFonts w:ascii="Times New Roman" w:cs="Times New Roman" w:eastAsia="Times New Roman" w:hAnsi="Times New Roman"/>
-                <w:sz w:val="20"/>
-                <w:szCs w:val="20"/>
-              </w:rPr>
-              <w:t xml:space="preserve">A description of a specific person — their age, abilities, habits, and needs — used to guide design decisions.</w:t>
+                <w:sz w:val="36"/>
+                <w:szCs w:val="36"/>
+              </w:rPr>
+              <w:t xml:space="preserve">A description of a specific person, their age, abilities, habits, and needs, used to guide design decisions.</w:t>
             </w:r>
           </w:p>
         </w:tc>
@@ -1472,8 +1285,8 @@
                 <w:b/>
                 <w:bCs/>
                 <w:color w:val="14213D"/>
-                <w:sz w:val="26"/>
-                <w:szCs w:val="26"/>
+                <w:sz w:val="60"/>
+                <w:szCs w:val="60"/>
               </w:rPr>
               <w:t xml:space="preserve">CHARACTERISTICS</w:t>
             </w:r>
@@ -1482,8 +1295,8 @@
             <w:r>
               <w:rPr>
                 <w:rFonts w:ascii="Times New Roman" w:cs="Times New Roman" w:eastAsia="Times New Roman" w:hAnsi="Times New Roman"/>
-                <w:sz w:val="20"/>
-                <w:szCs w:val="20"/>
+                <w:sz w:val="36"/>
+                <w:szCs w:val="36"/>
               </w:rPr>
               <w:t xml:space="preserve">Describes one specific person; includes age/abilities/context.</w:t>
             </w:r>
@@ -1492,7 +1305,7 @@
       </w:tr>
       <w:tr>
         <w:trPr>
-          <w:trHeight w:val="750" w:hRule="atLeast"/>
+          <w:trHeight w:val="1350" w:hRule="atLeast"/>
         </w:trPr>
         <w:tc>
           <w:tcPr>
@@ -1514,8 +1327,8 @@
                 <w:b/>
                 <w:bCs/>
                 <w:color w:val="14213D"/>
-                <w:sz w:val="40"/>
-                <w:szCs w:val="40"/>
+                <w:sz w:val="96"/>
+                <w:szCs w:val="96"/>
               </w:rPr>
               <w:t xml:space="preserve">User Profile</w:t>
             </w:r>
@@ -1524,7 +1337,7 @@
       </w:tr>
       <w:tr>
         <w:trPr>
-          <w:trHeight w:val="2100" w:hRule="atLeast"/>
+          <w:trHeight w:val="2400" w:hRule="atLeast"/>
         </w:trPr>
         <w:tc>
           <w:tcPr>
@@ -1548,8 +1361,8 @@
                 <w:b/>
                 <w:bCs/>
                 <w:color w:val="B45309"/>
-                <w:sz w:val="26"/>
-                <w:szCs w:val="26"/>
+                <w:sz w:val="72"/>
+                <w:szCs w:val="72"/>
               </w:rPr>
               <w:t xml:space="preserve">EXAMPLES</w:t>
             </w:r>
@@ -1558,8 +1371,8 @@
             <w:r>
               <w:rPr>
                 <w:rFonts w:ascii="Times New Roman" w:cs="Times New Roman" w:eastAsia="Times New Roman" w:hAnsi="Times New Roman"/>
-                <w:sz w:val="20"/>
-                <w:szCs w:val="20"/>
+                <w:sz w:val="36"/>
+                <w:szCs w:val="36"/>
               </w:rPr>
               <w:t xml:space="preserve">"Maria, 70, limited hand strength, uses a tablet."</w:t>
             </w:r>
@@ -1587,8 +1400,8 @@
                 <w:b/>
                 <w:bCs/>
                 <w:color w:val="B91C1C"/>
-                <w:sz w:val="26"/>
-                <w:szCs w:val="26"/>
+                <w:sz w:val="72"/>
+                <w:szCs w:val="72"/>
               </w:rPr>
               <w:t xml:space="preserve">NON-EXAMPLES</w:t>
             </w:r>
@@ -1597,8 +1410,8 @@
             <w:r>
               <w:rPr>
                 <w:rFonts w:ascii="Times New Roman" w:cs="Times New Roman" w:eastAsia="Times New Roman" w:hAnsi="Times New Roman"/>
-                <w:sz w:val="20"/>
-                <w:szCs w:val="20"/>
+                <w:sz w:val="36"/>
+                <w:szCs w:val="36"/>
               </w:rPr>
               <w:t xml:space="preserve">A generic description like "someone, somewhere."</w:t>
             </w:r>
@@ -1606,23 +1419,6 @@
         </w:tc>
       </w:tr>
     </w:tbl>
-    <w:p>
-      <w:pPr>
-        <w:spacing w:before="150"/>
-        <w:jc w:val="center"/>
-      </w:pPr>
-      <w:r>
-        <w:rPr>
-          <w:rFonts w:ascii="Times New Roman" w:cs="Times New Roman" w:eastAsia="Times New Roman" w:hAnsi="Times New Roman"/>
-          <w:i/>
-          <w:iCs/>
-          <w:color w:val="6B7280"/>
-          <w:sz w:val="18"/>
-          <w:szCs w:val="18"/>
-        </w:rPr>
-        <w:t xml:space="preserve">Grade 8 ICT/Design Vocabulary Bank</w:t>
-      </w:r>
-    </w:p>
     <w:p>
       <w:r>
         <w:br w:type="page"/>
@@ -1642,24 +1438,7 @@
           <w:sz w:val="44"/>
           <w:szCs w:val="44"/>
         </w:rPr>
-        <w:t xml:space="preserve">Grade 8 ICT/Design — Frayer Model</w:t>
-      </w:r>
-    </w:p>
-    <w:p>
-      <w:pPr>
-        <w:spacing w:after="180"/>
-        <w:jc w:val="center"/>
-      </w:pPr>
-      <w:r>
-        <w:rPr>
-          <w:rFonts w:ascii="Times New Roman" w:cs="Times New Roman" w:eastAsia="Times New Roman" w:hAnsi="Times New Roman"/>
-          <w:i/>
-          <w:iCs/>
-          <w:color w:val="6B7280"/>
-          <w:sz w:val="20"/>
-          <w:szCs w:val="20"/>
-        </w:rPr>
-        <w:t xml:space="preserve">Term 7 of 52 — in teaching order</w:t>
+        <w:t xml:space="preserve">Frayer Model</w:t>
       </w:r>
     </w:p>
     <w:tbl>
@@ -1680,7 +1459,7 @@
       </w:tblGrid>
       <w:tr>
         <w:trPr>
-          <w:trHeight w:val="2100" w:hRule="atLeast"/>
+          <w:trHeight w:val="2400" w:hRule="atLeast"/>
         </w:trPr>
         <w:tc>
           <w:tcPr>
@@ -1704,8 +1483,8 @@
                 <w:b/>
                 <w:bCs/>
                 <w:color w:val="0F766E"/>
-                <w:sz w:val="26"/>
-                <w:szCs w:val="26"/>
+                <w:sz w:val="72"/>
+                <w:szCs w:val="72"/>
               </w:rPr>
               <w:t xml:space="preserve">DEFINITION</w:t>
             </w:r>
@@ -1714,8 +1493,8 @@
             <w:r>
               <w:rPr>
                 <w:rFonts w:ascii="Times New Roman" w:cs="Times New Roman" w:eastAsia="Times New Roman" w:hAnsi="Times New Roman"/>
-                <w:sz w:val="20"/>
-                <w:szCs w:val="20"/>
+                <w:sz w:val="36"/>
+                <w:szCs w:val="36"/>
               </w:rPr>
               <w:t xml:space="preserve">Seeing a situation from someone else's point of view, not just your own.</w:t>
             </w:r>
@@ -1743,8 +1522,8 @@
                 <w:b/>
                 <w:bCs/>
                 <w:color w:val="14213D"/>
-                <w:sz w:val="26"/>
-                <w:szCs w:val="26"/>
+                <w:sz w:val="60"/>
+                <w:szCs w:val="60"/>
               </w:rPr>
               <w:t xml:space="preserve">CHARACTERISTICS</w:t>
             </w:r>
@@ -1753,8 +1532,8 @@
             <w:r>
               <w:rPr>
                 <w:rFonts w:ascii="Times New Roman" w:cs="Times New Roman" w:eastAsia="Times New Roman" w:hAnsi="Times New Roman"/>
-                <w:sz w:val="20"/>
-                <w:szCs w:val="20"/>
+                <w:sz w:val="36"/>
+                <w:szCs w:val="36"/>
               </w:rPr>
               <w:t xml:space="preserve">A specific point of view; can differ from your own.</w:t>
             </w:r>
@@ -1763,7 +1542,7 @@
       </w:tr>
       <w:tr>
         <w:trPr>
-          <w:trHeight w:val="750" w:hRule="atLeast"/>
+          <w:trHeight w:val="1350" w:hRule="atLeast"/>
         </w:trPr>
         <w:tc>
           <w:tcPr>
@@ -1785,8 +1564,8 @@
                 <w:b/>
                 <w:bCs/>
                 <w:color w:val="14213D"/>
-                <w:sz w:val="40"/>
-                <w:szCs w:val="40"/>
+                <w:sz w:val="96"/>
+                <w:szCs w:val="96"/>
               </w:rPr>
               <w:t xml:space="preserve">Perspective</w:t>
             </w:r>
@@ -1795,7 +1574,7 @@
       </w:tr>
       <w:tr>
         <w:trPr>
-          <w:trHeight w:val="2100" w:hRule="atLeast"/>
+          <w:trHeight w:val="2400" w:hRule="atLeast"/>
         </w:trPr>
         <w:tc>
           <w:tcPr>
@@ -1819,8 +1598,8 @@
                 <w:b/>
                 <w:bCs/>
                 <w:color w:val="B45309"/>
-                <w:sz w:val="26"/>
-                <w:szCs w:val="26"/>
+                <w:sz w:val="72"/>
+                <w:szCs w:val="72"/>
               </w:rPr>
               <w:t xml:space="preserve">EXAMPLES</w:t>
             </w:r>
@@ -1829,8 +1608,8 @@
             <w:r>
               <w:rPr>
                 <w:rFonts w:ascii="Times New Roman" w:cs="Times New Roman" w:eastAsia="Times New Roman" w:hAnsi="Times New Roman"/>
-                <w:sz w:val="20"/>
-                <w:szCs w:val="20"/>
+                <w:sz w:val="36"/>
+                <w:szCs w:val="36"/>
               </w:rPr>
               <w:t xml:space="preserve">Seeing a website through a first-time visitor's eyes.</w:t>
             </w:r>
@@ -1858,8 +1637,8 @@
                 <w:b/>
                 <w:bCs/>
                 <w:color w:val="B91C1C"/>
-                <w:sz w:val="26"/>
-                <w:szCs w:val="26"/>
+                <w:sz w:val="72"/>
+                <w:szCs w:val="72"/>
               </w:rPr>
               <w:t xml:space="preserve">NON-EXAMPLES</w:t>
             </w:r>
@@ -1868,8 +1647,8 @@
             <w:r>
               <w:rPr>
                 <w:rFonts w:ascii="Times New Roman" w:cs="Times New Roman" w:eastAsia="Times New Roman" w:hAnsi="Times New Roman"/>
-                <w:sz w:val="20"/>
-                <w:szCs w:val="20"/>
+                <w:sz w:val="36"/>
+                <w:szCs w:val="36"/>
               </w:rPr>
               <w:t xml:space="preserve">Assuming everyone thinks the way you do.</w:t>
             </w:r>
@@ -1877,23 +1656,6 @@
         </w:tc>
       </w:tr>
     </w:tbl>
-    <w:p>
-      <w:pPr>
-        <w:spacing w:before="150"/>
-        <w:jc w:val="center"/>
-      </w:pPr>
-      <w:r>
-        <w:rPr>
-          <w:rFonts w:ascii="Times New Roman" w:cs="Times New Roman" w:eastAsia="Times New Roman" w:hAnsi="Times New Roman"/>
-          <w:i/>
-          <w:iCs/>
-          <w:color w:val="6B7280"/>
-          <w:sz w:val="18"/>
-          <w:szCs w:val="18"/>
-        </w:rPr>
-        <w:t xml:space="preserve">Grade 8 ICT/Design Vocabulary Bank</w:t>
-      </w:r>
-    </w:p>
     <w:p>
       <w:r>
         <w:br w:type="page"/>
@@ -1913,24 +1675,7 @@
           <w:sz w:val="44"/>
           <w:szCs w:val="44"/>
         </w:rPr>
-        <w:t xml:space="preserve">Grade 8 ICT/Design — Frayer Model</w:t>
-      </w:r>
-    </w:p>
-    <w:p>
-      <w:pPr>
-        <w:spacing w:after="180"/>
-        <w:jc w:val="center"/>
-      </w:pPr>
-      <w:r>
-        <w:rPr>
-          <w:rFonts w:ascii="Times New Roman" w:cs="Times New Roman" w:eastAsia="Times New Roman" w:hAnsi="Times New Roman"/>
-          <w:i/>
-          <w:iCs/>
-          <w:color w:val="6B7280"/>
-          <w:sz w:val="20"/>
-          <w:szCs w:val="20"/>
-        </w:rPr>
-        <w:t xml:space="preserve">Term 8 of 52 — in teaching order</w:t>
+        <w:t xml:space="preserve">Frayer Model</w:t>
       </w:r>
     </w:p>
     <w:tbl>
@@ -1951,7 +1696,7 @@
       </w:tblGrid>
       <w:tr>
         <w:trPr>
-          <w:trHeight w:val="2100" w:hRule="atLeast"/>
+          <w:trHeight w:val="2400" w:hRule="atLeast"/>
         </w:trPr>
         <w:tc>
           <w:tcPr>
@@ -1975,8 +1720,8 @@
                 <w:b/>
                 <w:bCs/>
                 <w:color w:val="0F766E"/>
-                <w:sz w:val="26"/>
-                <w:szCs w:val="26"/>
+                <w:sz w:val="72"/>
+                <w:szCs w:val="72"/>
               </w:rPr>
               <w:t xml:space="preserve">DEFINITION</w:t>
             </w:r>
@@ -1985,8 +1730,8 @@
             <w:r>
               <w:rPr>
                 <w:rFonts w:ascii="Times New Roman" w:cs="Times New Roman" w:eastAsia="Times New Roman" w:hAnsi="Times New Roman"/>
-                <w:sz w:val="20"/>
-                <w:szCs w:val="20"/>
+                <w:sz w:val="36"/>
+                <w:szCs w:val="36"/>
               </w:rPr>
               <w:t xml:space="preserve">Designed to work well for as many different kinds of people as possible, including people with different abilities.</w:t>
             </w:r>
@@ -2014,8 +1759,8 @@
                 <w:b/>
                 <w:bCs/>
                 <w:color w:val="14213D"/>
-                <w:sz w:val="26"/>
-                <w:szCs w:val="26"/>
+                <w:sz w:val="60"/>
+                <w:szCs w:val="60"/>
               </w:rPr>
               <w:t xml:space="preserve">CHARACTERISTICS</w:t>
             </w:r>
@@ -2024,8 +1769,8 @@
             <w:r>
               <w:rPr>
                 <w:rFonts w:ascii="Times New Roman" w:cs="Times New Roman" w:eastAsia="Times New Roman" w:hAnsi="Times New Roman"/>
-                <w:sz w:val="20"/>
-                <w:szCs w:val="20"/>
+                <w:sz w:val="36"/>
+                <w:szCs w:val="36"/>
               </w:rPr>
               <w:t xml:space="preserve">Works for many different people; considers varied abilities.</w:t>
             </w:r>
@@ -2034,7 +1779,7 @@
       </w:tr>
       <w:tr>
         <w:trPr>
-          <w:trHeight w:val="750" w:hRule="atLeast"/>
+          <w:trHeight w:val="1350" w:hRule="atLeast"/>
         </w:trPr>
         <w:tc>
           <w:tcPr>
@@ -2056,8 +1801,8 @@
                 <w:b/>
                 <w:bCs/>
                 <w:color w:val="14213D"/>
-                <w:sz w:val="40"/>
-                <w:szCs w:val="40"/>
+                <w:sz w:val="96"/>
+                <w:szCs w:val="96"/>
               </w:rPr>
               <w:t xml:space="preserve">Inclusive</w:t>
             </w:r>
@@ -2066,7 +1811,7 @@
       </w:tr>
       <w:tr>
         <w:trPr>
-          <w:trHeight w:val="2100" w:hRule="atLeast"/>
+          <w:trHeight w:val="2400" w:hRule="atLeast"/>
         </w:trPr>
         <w:tc>
           <w:tcPr>
@@ -2090,8 +1835,8 @@
                 <w:b/>
                 <w:bCs/>
                 <w:color w:val="B45309"/>
-                <w:sz w:val="26"/>
-                <w:szCs w:val="26"/>
+                <w:sz w:val="72"/>
+                <w:szCs w:val="72"/>
               </w:rPr>
               <w:t xml:space="preserve">EXAMPLES</w:t>
             </w:r>
@@ -2100,8 +1845,8 @@
             <w:r>
               <w:rPr>
                 <w:rFonts w:ascii="Times New Roman" w:cs="Times New Roman" w:eastAsia="Times New Roman" w:hAnsi="Times New Roman"/>
-                <w:sz w:val="20"/>
-                <w:szCs w:val="20"/>
+                <w:sz w:val="36"/>
+                <w:szCs w:val="36"/>
               </w:rPr>
               <w:t xml:space="preserve">A ramp alongside stairs.</w:t>
             </w:r>
@@ -2129,8 +1874,8 @@
                 <w:b/>
                 <w:bCs/>
                 <w:color w:val="B91C1C"/>
-                <w:sz w:val="26"/>
-                <w:szCs w:val="26"/>
+                <w:sz w:val="72"/>
+                <w:szCs w:val="72"/>
               </w:rPr>
               <w:t xml:space="preserve">NON-EXAMPLES</w:t>
             </w:r>
@@ -2139,8 +1884,8 @@
             <w:r>
               <w:rPr>
                 <w:rFonts w:ascii="Times New Roman" w:cs="Times New Roman" w:eastAsia="Times New Roman" w:hAnsi="Times New Roman"/>
-                <w:sz w:val="20"/>
-                <w:szCs w:val="20"/>
+                <w:sz w:val="36"/>
+                <w:szCs w:val="36"/>
               </w:rPr>
               <w:t xml:space="preserve">A design that only works for one narrow group.</w:t>
             </w:r>
@@ -2148,23 +1893,6 @@
         </w:tc>
       </w:tr>
     </w:tbl>
-    <w:p>
-      <w:pPr>
-        <w:spacing w:before="150"/>
-        <w:jc w:val="center"/>
-      </w:pPr>
-      <w:r>
-        <w:rPr>
-          <w:rFonts w:ascii="Times New Roman" w:cs="Times New Roman" w:eastAsia="Times New Roman" w:hAnsi="Times New Roman"/>
-          <w:i/>
-          <w:iCs/>
-          <w:color w:val="6B7280"/>
-          <w:sz w:val="18"/>
-          <w:szCs w:val="18"/>
-        </w:rPr>
-        <w:t xml:space="preserve">Grade 8 ICT/Design Vocabulary Bank</w:t>
-      </w:r>
-    </w:p>
     <w:p>
       <w:r>
         <w:br w:type="page"/>
@@ -2184,24 +1912,7 @@
           <w:sz w:val="44"/>
           <w:szCs w:val="44"/>
         </w:rPr>
-        <w:t xml:space="preserve">Grade 8 ICT/Design — Frayer Model</w:t>
-      </w:r>
-    </w:p>
-    <w:p>
-      <w:pPr>
-        <w:spacing w:after="180"/>
-        <w:jc w:val="center"/>
-      </w:pPr>
-      <w:r>
-        <w:rPr>
-          <w:rFonts w:ascii="Times New Roman" w:cs="Times New Roman" w:eastAsia="Times New Roman" w:hAnsi="Times New Roman"/>
-          <w:i/>
-          <w:iCs/>
-          <w:color w:val="6B7280"/>
-          <w:sz w:val="20"/>
-          <w:szCs w:val="20"/>
-        </w:rPr>
-        <w:t xml:space="preserve">Term 9 of 52 — in teaching order</w:t>
+        <w:t xml:space="preserve">Frayer Model</w:t>
       </w:r>
     </w:p>
     <w:tbl>
@@ -2222,7 +1933,7 @@
       </w:tblGrid>
       <w:tr>
         <w:trPr>
-          <w:trHeight w:val="2100" w:hRule="atLeast"/>
+          <w:trHeight w:val="2400" w:hRule="atLeast"/>
         </w:trPr>
         <w:tc>
           <w:tcPr>
@@ -2246,8 +1957,8 @@
                 <w:b/>
                 <w:bCs/>
                 <w:color w:val="0F766E"/>
-                <w:sz w:val="26"/>
-                <w:szCs w:val="26"/>
+                <w:sz w:val="72"/>
+                <w:szCs w:val="72"/>
               </w:rPr>
               <w:t xml:space="preserve">DEFINITION</w:t>
             </w:r>
@@ -2256,8 +1967,8 @@
             <w:r>
               <w:rPr>
                 <w:rFonts w:ascii="Times New Roman" w:cs="Times New Roman" w:eastAsia="Times New Roman" w:hAnsi="Times New Roman"/>
-                <w:sz w:val="20"/>
-                <w:szCs w:val="20"/>
+                <w:sz w:val="36"/>
+                <w:szCs w:val="36"/>
               </w:rPr>
               <w:t xml:space="preserve">How easily a product can be used by people with different abilities or needs.</w:t>
             </w:r>
@@ -2285,8 +1996,8 @@
                 <w:b/>
                 <w:bCs/>
                 <w:color w:val="14213D"/>
-                <w:sz w:val="26"/>
-                <w:szCs w:val="26"/>
+                <w:sz w:val="60"/>
+                <w:szCs w:val="60"/>
               </w:rPr>
               <w:t xml:space="preserve">CHARACTERISTICS</w:t>
             </w:r>
@@ -2295,8 +2006,8 @@
             <w:r>
               <w:rPr>
                 <w:rFonts w:ascii="Times New Roman" w:cs="Times New Roman" w:eastAsia="Times New Roman" w:hAnsi="Times New Roman"/>
-                <w:sz w:val="20"/>
-                <w:szCs w:val="20"/>
+                <w:sz w:val="36"/>
+                <w:szCs w:val="36"/>
               </w:rPr>
               <w:t xml:space="preserve">About ease of use for people with disabilities; often has standards.</w:t>
             </w:r>
@@ -2305,7 +2016,7 @@
       </w:tr>
       <w:tr>
         <w:trPr>
-          <w:trHeight w:val="750" w:hRule="atLeast"/>
+          <w:trHeight w:val="1350" w:hRule="atLeast"/>
         </w:trPr>
         <w:tc>
           <w:tcPr>
@@ -2327,8 +2038,8 @@
                 <w:b/>
                 <w:bCs/>
                 <w:color w:val="14213D"/>
-                <w:sz w:val="40"/>
-                <w:szCs w:val="40"/>
+                <w:sz w:val="96"/>
+                <w:szCs w:val="96"/>
               </w:rPr>
               <w:t xml:space="preserve">Accessibility</w:t>
             </w:r>
@@ -2337,7 +2048,7 @@
       </w:tr>
       <w:tr>
         <w:trPr>
-          <w:trHeight w:val="2100" w:hRule="atLeast"/>
+          <w:trHeight w:val="2400" w:hRule="atLeast"/>
         </w:trPr>
         <w:tc>
           <w:tcPr>
@@ -2361,8 +2072,8 @@
                 <w:b/>
                 <w:bCs/>
                 <w:color w:val="B45309"/>
-                <w:sz w:val="26"/>
-                <w:szCs w:val="26"/>
+                <w:sz w:val="72"/>
+                <w:szCs w:val="72"/>
               </w:rPr>
               <w:t xml:space="preserve">EXAMPLES</w:t>
             </w:r>
@@ -2371,8 +2082,8 @@
             <w:r>
               <w:rPr>
                 <w:rFonts w:ascii="Times New Roman" w:cs="Times New Roman" w:eastAsia="Times New Roman" w:hAnsi="Times New Roman"/>
-                <w:sz w:val="20"/>
-                <w:szCs w:val="20"/>
+                <w:sz w:val="36"/>
+                <w:szCs w:val="36"/>
               </w:rPr>
               <w:t xml:space="preserve">Alt text on images; captions on videos.</w:t>
             </w:r>
@@ -2400,8 +2111,8 @@
                 <w:b/>
                 <w:bCs/>
                 <w:color w:val="B91C1C"/>
-                <w:sz w:val="26"/>
-                <w:szCs w:val="26"/>
+                <w:sz w:val="72"/>
+                <w:szCs w:val="72"/>
               </w:rPr>
               <w:t xml:space="preserve">NON-EXAMPLES</w:t>
             </w:r>
@@ -2410,8 +2121,8 @@
             <w:r>
               <w:rPr>
                 <w:rFonts w:ascii="Times New Roman" w:cs="Times New Roman" w:eastAsia="Times New Roman" w:hAnsi="Times New Roman"/>
-                <w:sz w:val="20"/>
-                <w:szCs w:val="20"/>
+                <w:sz w:val="36"/>
+                <w:szCs w:val="36"/>
               </w:rPr>
               <w:t xml:space="preserve">A design that ignores screen readers or color blindness.</w:t>
             </w:r>
@@ -2419,23 +2130,6 @@
         </w:tc>
       </w:tr>
     </w:tbl>
-    <w:p>
-      <w:pPr>
-        <w:spacing w:before="150"/>
-        <w:jc w:val="center"/>
-      </w:pPr>
-      <w:r>
-        <w:rPr>
-          <w:rFonts w:ascii="Times New Roman" w:cs="Times New Roman" w:eastAsia="Times New Roman" w:hAnsi="Times New Roman"/>
-          <w:i/>
-          <w:iCs/>
-          <w:color w:val="6B7280"/>
-          <w:sz w:val="18"/>
-          <w:szCs w:val="18"/>
-        </w:rPr>
-        <w:t xml:space="preserve">Grade 8 ICT/Design Vocabulary Bank</w:t>
-      </w:r>
-    </w:p>
     <w:p>
       <w:r>
         <w:br w:type="page"/>
@@ -2455,24 +2149,7 @@
           <w:sz w:val="44"/>
           <w:szCs w:val="44"/>
         </w:rPr>
-        <w:t xml:space="preserve">Grade 8 ICT/Design — Frayer Model</w:t>
-      </w:r>
-    </w:p>
-    <w:p>
-      <w:pPr>
-        <w:spacing w:after="180"/>
-        <w:jc w:val="center"/>
-      </w:pPr>
-      <w:r>
-        <w:rPr>
-          <w:rFonts w:ascii="Times New Roman" w:cs="Times New Roman" w:eastAsia="Times New Roman" w:hAnsi="Times New Roman"/>
-          <w:i/>
-          <w:iCs/>
-          <w:color w:val="6B7280"/>
-          <w:sz w:val="20"/>
-          <w:szCs w:val="20"/>
-        </w:rPr>
-        <w:t xml:space="preserve">Term 10 of 52 — in teaching order</w:t>
+        <w:t xml:space="preserve">Frayer Model</w:t>
       </w:r>
     </w:p>
     <w:tbl>
@@ -2493,7 +2170,7 @@
       </w:tblGrid>
       <w:tr>
         <w:trPr>
-          <w:trHeight w:val="2100" w:hRule="atLeast"/>
+          <w:trHeight w:val="2400" w:hRule="atLeast"/>
         </w:trPr>
         <w:tc>
           <w:tcPr>
@@ -2517,8 +2194,8 @@
                 <w:b/>
                 <w:bCs/>
                 <w:color w:val="0F766E"/>
-                <w:sz w:val="26"/>
-                <w:szCs w:val="26"/>
+                <w:sz w:val="72"/>
+                <w:szCs w:val="72"/>
               </w:rPr>
               <w:t xml:space="preserve">DEFINITION</w:t>
             </w:r>
@@ -2527,10 +2204,10 @@
             <w:r>
               <w:rPr>
                 <w:rFonts w:ascii="Times New Roman" w:cs="Times New Roman" w:eastAsia="Times New Roman" w:hAnsi="Times New Roman"/>
-                <w:sz w:val="20"/>
-                <w:szCs w:val="20"/>
-              </w:rPr>
-              <w:t xml:space="preserve">Specific facts or details that support a claim or decision — in design, details from a user profile that justify a choice.</w:t>
+                <w:sz w:val="36"/>
+                <w:szCs w:val="36"/>
+              </w:rPr>
+              <w:t xml:space="preserve">Specific facts or details that support a claim or decision, in design, details from a user profile that justify a choice.</w:t>
             </w:r>
           </w:p>
         </w:tc>
@@ -2556,8 +2233,8 @@
                 <w:b/>
                 <w:bCs/>
                 <w:color w:val="14213D"/>
-                <w:sz w:val="26"/>
-                <w:szCs w:val="26"/>
+                <w:sz w:val="60"/>
+                <w:szCs w:val="60"/>
               </w:rPr>
               <w:t xml:space="preserve">CHARACTERISTICS</w:t>
             </w:r>
@@ -2566,8 +2243,8 @@
             <w:r>
               <w:rPr>
                 <w:rFonts w:ascii="Times New Roman" w:cs="Times New Roman" w:eastAsia="Times New Roman" w:hAnsi="Times New Roman"/>
-                <w:sz w:val="20"/>
-                <w:szCs w:val="20"/>
+                <w:sz w:val="36"/>
+                <w:szCs w:val="36"/>
               </w:rPr>
               <w:t xml:space="preserve">Specific, not assumed; drawn from real data/profiles.</w:t>
             </w:r>
@@ -2576,7 +2253,7 @@
       </w:tr>
       <w:tr>
         <w:trPr>
-          <w:trHeight w:val="750" w:hRule="atLeast"/>
+          <w:trHeight w:val="1350" w:hRule="atLeast"/>
         </w:trPr>
         <w:tc>
           <w:tcPr>
@@ -2598,8 +2275,8 @@
                 <w:b/>
                 <w:bCs/>
                 <w:color w:val="14213D"/>
-                <w:sz w:val="40"/>
-                <w:szCs w:val="40"/>
+                <w:sz w:val="96"/>
+                <w:szCs w:val="96"/>
               </w:rPr>
               <w:t xml:space="preserve">Evidence</w:t>
             </w:r>
@@ -2608,7 +2285,7 @@
       </w:tr>
       <w:tr>
         <w:trPr>
-          <w:trHeight w:val="2100" w:hRule="atLeast"/>
+          <w:trHeight w:val="2400" w:hRule="atLeast"/>
         </w:trPr>
         <w:tc>
           <w:tcPr>
@@ -2632,8 +2309,8 @@
                 <w:b/>
                 <w:bCs/>
                 <w:color w:val="B45309"/>
-                <w:sz w:val="26"/>
-                <w:szCs w:val="26"/>
+                <w:sz w:val="72"/>
+                <w:szCs w:val="72"/>
               </w:rPr>
               <w:t xml:space="preserve">EXAMPLES</w:t>
             </w:r>
@@ -2642,8 +2319,8 @@
             <w:r>
               <w:rPr>
                 <w:rFonts w:ascii="Times New Roman" w:cs="Times New Roman" w:eastAsia="Times New Roman" w:hAnsi="Times New Roman"/>
-                <w:sz w:val="20"/>
-                <w:szCs w:val="20"/>
+                <w:sz w:val="36"/>
+                <w:szCs w:val="36"/>
               </w:rPr>
               <w:t xml:space="preserve">A direct quote from a user profile.</w:t>
             </w:r>
@@ -2671,8 +2348,8 @@
                 <w:b/>
                 <w:bCs/>
                 <w:color w:val="B91C1C"/>
-                <w:sz w:val="26"/>
-                <w:szCs w:val="26"/>
+                <w:sz w:val="72"/>
+                <w:szCs w:val="72"/>
               </w:rPr>
               <w:t xml:space="preserve">NON-EXAMPLES</w:t>
             </w:r>
@@ -2681,8 +2358,8 @@
             <w:r>
               <w:rPr>
                 <w:rFonts w:ascii="Times New Roman" w:cs="Times New Roman" w:eastAsia="Times New Roman" w:hAnsi="Times New Roman"/>
-                <w:sz w:val="20"/>
-                <w:szCs w:val="20"/>
+                <w:sz w:val="36"/>
+                <w:szCs w:val="36"/>
               </w:rPr>
               <w:t xml:space="preserve">"I just think this is true."</w:t>
             </w:r>
@@ -2690,23 +2367,6 @@
         </w:tc>
       </w:tr>
     </w:tbl>
-    <w:p>
-      <w:pPr>
-        <w:spacing w:before="150"/>
-        <w:jc w:val="center"/>
-      </w:pPr>
-      <w:r>
-        <w:rPr>
-          <w:rFonts w:ascii="Times New Roman" w:cs="Times New Roman" w:eastAsia="Times New Roman" w:hAnsi="Times New Roman"/>
-          <w:i/>
-          <w:iCs/>
-          <w:color w:val="6B7280"/>
-          <w:sz w:val="18"/>
-          <w:szCs w:val="18"/>
-        </w:rPr>
-        <w:t xml:space="preserve">Grade 8 ICT/Design Vocabulary Bank</w:t>
-      </w:r>
-    </w:p>
     <w:p>
       <w:r>
         <w:br w:type="page"/>
@@ -2726,24 +2386,7 @@
           <w:sz w:val="44"/>
           <w:szCs w:val="44"/>
         </w:rPr>
-        <w:t xml:space="preserve">Grade 8 ICT/Design — Frayer Model</w:t>
-      </w:r>
-    </w:p>
-    <w:p>
-      <w:pPr>
-        <w:spacing w:after="180"/>
-        <w:jc w:val="center"/>
-      </w:pPr>
-      <w:r>
-        <w:rPr>
-          <w:rFonts w:ascii="Times New Roman" w:cs="Times New Roman" w:eastAsia="Times New Roman" w:hAnsi="Times New Roman"/>
-          <w:i/>
-          <w:iCs/>
-          <w:color w:val="6B7280"/>
-          <w:sz w:val="20"/>
-          <w:szCs w:val="20"/>
-        </w:rPr>
-        <w:t xml:space="preserve">Term 11 of 52 — in teaching order</w:t>
+        <w:t xml:space="preserve">Frayer Model</w:t>
       </w:r>
     </w:p>
     <w:tbl>
@@ -2764,7 +2407,7 @@
       </w:tblGrid>
       <w:tr>
         <w:trPr>
-          <w:trHeight w:val="2100" w:hRule="atLeast"/>
+          <w:trHeight w:val="2400" w:hRule="atLeast"/>
         </w:trPr>
         <w:tc>
           <w:tcPr>
@@ -2788,8 +2431,8 @@
                 <w:b/>
                 <w:bCs/>
                 <w:color w:val="0F766E"/>
-                <w:sz w:val="26"/>
-                <w:szCs w:val="26"/>
+                <w:sz w:val="72"/>
+                <w:szCs w:val="72"/>
               </w:rPr>
               <w:t xml:space="preserve">DEFINITION</w:t>
             </w:r>
@@ -2798,8 +2441,8 @@
             <w:r>
               <w:rPr>
                 <w:rFonts w:ascii="Times New Roman" w:cs="Times New Roman" w:eastAsia="Times New Roman" w:hAnsi="Times New Roman"/>
-                <w:sz w:val="20"/>
-                <w:szCs w:val="20"/>
+                <w:sz w:val="36"/>
+                <w:szCs w:val="36"/>
               </w:rPr>
               <w:t xml:space="preserve">In the design process, clearly stating what problem you're solving and for whom.</w:t>
             </w:r>
@@ -2827,8 +2470,8 @@
                 <w:b/>
                 <w:bCs/>
                 <w:color w:val="14213D"/>
-                <w:sz w:val="26"/>
-                <w:szCs w:val="26"/>
+                <w:sz w:val="60"/>
+                <w:szCs w:val="60"/>
               </w:rPr>
               <w:t xml:space="preserve">CHARACTERISTICS</w:t>
             </w:r>
@@ -2837,8 +2480,8 @@
             <w:r>
               <w:rPr>
                 <w:rFonts w:ascii="Times New Roman" w:cs="Times New Roman" w:eastAsia="Times New Roman" w:hAnsi="Times New Roman"/>
-                <w:sz w:val="20"/>
-                <w:szCs w:val="20"/>
+                <w:sz w:val="36"/>
+                <w:szCs w:val="36"/>
               </w:rPr>
               <w:t xml:space="preserve">The first design step; states the problem and who it's for.</w:t>
             </w:r>
@@ -2847,7 +2490,7 @@
       </w:tr>
       <w:tr>
         <w:trPr>
-          <w:trHeight w:val="750" w:hRule="atLeast"/>
+          <w:trHeight w:val="1350" w:hRule="atLeast"/>
         </w:trPr>
         <w:tc>
           <w:tcPr>
@@ -2869,8 +2512,8 @@
                 <w:b/>
                 <w:bCs/>
                 <w:color w:val="14213D"/>
-                <w:sz w:val="40"/>
-                <w:szCs w:val="40"/>
+                <w:sz w:val="96"/>
+                <w:szCs w:val="96"/>
               </w:rPr>
               <w:t xml:space="preserve">Define</w:t>
             </w:r>
@@ -2879,7 +2522,7 @@
       </w:tr>
       <w:tr>
         <w:trPr>
-          <w:trHeight w:val="2100" w:hRule="atLeast"/>
+          <w:trHeight w:val="2400" w:hRule="atLeast"/>
         </w:trPr>
         <w:tc>
           <w:tcPr>
@@ -2903,8 +2546,8 @@
                 <w:b/>
                 <w:bCs/>
                 <w:color w:val="B45309"/>
-                <w:sz w:val="26"/>
-                <w:szCs w:val="26"/>
+                <w:sz w:val="72"/>
+                <w:szCs w:val="72"/>
               </w:rPr>
               <w:t xml:space="preserve">EXAMPLES</w:t>
             </w:r>
@@ -2913,8 +2556,8 @@
             <w:r>
               <w:rPr>
                 <w:rFonts w:ascii="Times New Roman" w:cs="Times New Roman" w:eastAsia="Times New Roman" w:hAnsi="Times New Roman"/>
-                <w:sz w:val="20"/>
-                <w:szCs w:val="20"/>
+                <w:sz w:val="36"/>
+                <w:szCs w:val="36"/>
               </w:rPr>
               <w:t xml:space="preserve">"We are designing a reminder app for busy parents."</w:t>
             </w:r>
@@ -2942,8 +2585,8 @@
                 <w:b/>
                 <w:bCs/>
                 <w:color w:val="B91C1C"/>
-                <w:sz w:val="26"/>
-                <w:szCs w:val="26"/>
+                <w:sz w:val="72"/>
+                <w:szCs w:val="72"/>
               </w:rPr>
               <w:t xml:space="preserve">NON-EXAMPLES</w:t>
             </w:r>
@@ -2952,8 +2595,8 @@
             <w:r>
               <w:rPr>
                 <w:rFonts w:ascii="Times New Roman" w:cs="Times New Roman" w:eastAsia="Times New Roman" w:hAnsi="Times New Roman"/>
-                <w:sz w:val="20"/>
-                <w:szCs w:val="20"/>
+                <w:sz w:val="36"/>
+                <w:szCs w:val="36"/>
               </w:rPr>
               <w:t xml:space="preserve">Jumping straight to building without stating the problem.</w:t>
             </w:r>
@@ -2961,23 +2604,6 @@
         </w:tc>
       </w:tr>
     </w:tbl>
-    <w:p>
-      <w:pPr>
-        <w:spacing w:before="150"/>
-        <w:jc w:val="center"/>
-      </w:pPr>
-      <w:r>
-        <w:rPr>
-          <w:rFonts w:ascii="Times New Roman" w:cs="Times New Roman" w:eastAsia="Times New Roman" w:hAnsi="Times New Roman"/>
-          <w:i/>
-          <w:iCs/>
-          <w:color w:val="6B7280"/>
-          <w:sz w:val="18"/>
-          <w:szCs w:val="18"/>
-        </w:rPr>
-        <w:t xml:space="preserve">Grade 8 ICT/Design Vocabulary Bank</w:t>
-      </w:r>
-    </w:p>
     <w:p>
       <w:r>
         <w:br w:type="page"/>
@@ -2997,24 +2623,7 @@
           <w:sz w:val="44"/>
           <w:szCs w:val="44"/>
         </w:rPr>
-        <w:t xml:space="preserve">Grade 8 ICT/Design — Frayer Model</w:t>
-      </w:r>
-    </w:p>
-    <w:p>
-      <w:pPr>
-        <w:spacing w:after="180"/>
-        <w:jc w:val="center"/>
-      </w:pPr>
-      <w:r>
-        <w:rPr>
-          <w:rFonts w:ascii="Times New Roman" w:cs="Times New Roman" w:eastAsia="Times New Roman" w:hAnsi="Times New Roman"/>
-          <w:i/>
-          <w:iCs/>
-          <w:color w:val="6B7280"/>
-          <w:sz w:val="20"/>
-          <w:szCs w:val="20"/>
-        </w:rPr>
-        <w:t xml:space="preserve">Term 12 of 52 — in teaching order</w:t>
+        <w:t xml:space="preserve">Frayer Model</w:t>
       </w:r>
     </w:p>
     <w:tbl>
@@ -3035,7 +2644,7 @@
       </w:tblGrid>
       <w:tr>
         <w:trPr>
-          <w:trHeight w:val="2100" w:hRule="atLeast"/>
+          <w:trHeight w:val="2400" w:hRule="atLeast"/>
         </w:trPr>
         <w:tc>
           <w:tcPr>
@@ -3059,8 +2668,8 @@
                 <w:b/>
                 <w:bCs/>
                 <w:color w:val="0F766E"/>
-                <w:sz w:val="26"/>
-                <w:szCs w:val="26"/>
+                <w:sz w:val="72"/>
+                <w:szCs w:val="72"/>
               </w:rPr>
               <w:t xml:space="preserve">DEFINITION</w:t>
             </w:r>
@@ -3069,8 +2678,8 @@
             <w:r>
               <w:rPr>
                 <w:rFonts w:ascii="Times New Roman" w:cs="Times New Roman" w:eastAsia="Times New Roman" w:hAnsi="Times New Roman"/>
-                <w:sz w:val="20"/>
-                <w:szCs w:val="20"/>
+                <w:sz w:val="36"/>
+                <w:szCs w:val="36"/>
               </w:rPr>
               <w:t xml:space="preserve">Generating as many ideas as possible without judging them yet.</w:t>
             </w:r>
@@ -3098,8 +2707,8 @@
                 <w:b/>
                 <w:bCs/>
                 <w:color w:val="14213D"/>
-                <w:sz w:val="26"/>
-                <w:szCs w:val="26"/>
+                <w:sz w:val="60"/>
+                <w:szCs w:val="60"/>
               </w:rPr>
               <w:t xml:space="preserve">CHARACTERISTICS</w:t>
             </w:r>
@@ -3108,8 +2717,8 @@
             <w:r>
               <w:rPr>
                 <w:rFonts w:ascii="Times New Roman" w:cs="Times New Roman" w:eastAsia="Times New Roman" w:hAnsi="Times New Roman"/>
-                <w:sz w:val="20"/>
-                <w:szCs w:val="20"/>
+                <w:sz w:val="36"/>
+                <w:szCs w:val="36"/>
               </w:rPr>
               <w:t xml:space="preserve">Quantity over quality at first; no judging ideas yet.</w:t>
             </w:r>
@@ -3118,7 +2727,7 @@
       </w:tr>
       <w:tr>
         <w:trPr>
-          <w:trHeight w:val="750" w:hRule="atLeast"/>
+          <w:trHeight w:val="1350" w:hRule="atLeast"/>
         </w:trPr>
         <w:tc>
           <w:tcPr>
@@ -3140,8 +2749,8 @@
                 <w:b/>
                 <w:bCs/>
                 <w:color w:val="14213D"/>
-                <w:sz w:val="40"/>
-                <w:szCs w:val="40"/>
+                <w:sz w:val="96"/>
+                <w:szCs w:val="96"/>
               </w:rPr>
               <w:t xml:space="preserve">Brainstorm</w:t>
             </w:r>
@@ -3150,7 +2759,7 @@
       </w:tr>
       <w:tr>
         <w:trPr>
-          <w:trHeight w:val="2100" w:hRule="atLeast"/>
+          <w:trHeight w:val="2400" w:hRule="atLeast"/>
         </w:trPr>
         <w:tc>
           <w:tcPr>
@@ -3174,8 +2783,8 @@
                 <w:b/>
                 <w:bCs/>
                 <w:color w:val="B45309"/>
-                <w:sz w:val="26"/>
-                <w:szCs w:val="26"/>
+                <w:sz w:val="72"/>
+                <w:szCs w:val="72"/>
               </w:rPr>
               <w:t xml:space="preserve">EXAMPLES</w:t>
             </w:r>
@@ -3184,8 +2793,8 @@
             <w:r>
               <w:rPr>
                 <w:rFonts w:ascii="Times New Roman" w:cs="Times New Roman" w:eastAsia="Times New Roman" w:hAnsi="Times New Roman"/>
-                <w:sz w:val="20"/>
-                <w:szCs w:val="20"/>
+                <w:sz w:val="36"/>
+                <w:szCs w:val="36"/>
               </w:rPr>
               <w:t xml:space="preserve">Sticky-noting 10 possible app features in 5 minutes.</w:t>
             </w:r>
@@ -3213,8 +2822,8 @@
                 <w:b/>
                 <w:bCs/>
                 <w:color w:val="B91C1C"/>
-                <w:sz w:val="26"/>
-                <w:szCs w:val="26"/>
+                <w:sz w:val="72"/>
+                <w:szCs w:val="72"/>
               </w:rPr>
               <w:t xml:space="preserve">NON-EXAMPLES</w:t>
             </w:r>
@@ -3223,8 +2832,8 @@
             <w:r>
               <w:rPr>
                 <w:rFonts w:ascii="Times New Roman" w:cs="Times New Roman" w:eastAsia="Times New Roman" w:hAnsi="Times New Roman"/>
-                <w:sz w:val="20"/>
-                <w:szCs w:val="20"/>
+                <w:sz w:val="36"/>
+                <w:szCs w:val="36"/>
               </w:rPr>
               <w:t xml:space="preserve">Picking only one idea immediately and stopping.</w:t>
             </w:r>
@@ -3232,23 +2841,6 @@
         </w:tc>
       </w:tr>
     </w:tbl>
-    <w:p>
-      <w:pPr>
-        <w:spacing w:before="150"/>
-        <w:jc w:val="center"/>
-      </w:pPr>
-      <w:r>
-        <w:rPr>
-          <w:rFonts w:ascii="Times New Roman" w:cs="Times New Roman" w:eastAsia="Times New Roman" w:hAnsi="Times New Roman"/>
-          <w:i/>
-          <w:iCs/>
-          <w:color w:val="6B7280"/>
-          <w:sz w:val="18"/>
-          <w:szCs w:val="18"/>
-        </w:rPr>
-        <w:t xml:space="preserve">Grade 8 ICT/Design Vocabulary Bank</w:t>
-      </w:r>
-    </w:p>
     <w:p>
       <w:r>
         <w:br w:type="page"/>
@@ -3268,24 +2860,7 @@
           <w:sz w:val="44"/>
           <w:szCs w:val="44"/>
         </w:rPr>
-        <w:t xml:space="preserve">Grade 8 ICT/Design — Frayer Model</w:t>
-      </w:r>
-    </w:p>
-    <w:p>
-      <w:pPr>
-        <w:spacing w:after="180"/>
-        <w:jc w:val="center"/>
-      </w:pPr>
-      <w:r>
-        <w:rPr>
-          <w:rFonts w:ascii="Times New Roman" w:cs="Times New Roman" w:eastAsia="Times New Roman" w:hAnsi="Times New Roman"/>
-          <w:i/>
-          <w:iCs/>
-          <w:color w:val="6B7280"/>
-          <w:sz w:val="20"/>
-          <w:szCs w:val="20"/>
-        </w:rPr>
-        <w:t xml:space="preserve">Term 13 of 52 — in teaching order</w:t>
+        <w:t xml:space="preserve">Frayer Model</w:t>
       </w:r>
     </w:p>
     <w:tbl>
@@ -3306,7 +2881,7 @@
       </w:tblGrid>
       <w:tr>
         <w:trPr>
-          <w:trHeight w:val="2100" w:hRule="atLeast"/>
+          <w:trHeight w:val="2400" w:hRule="atLeast"/>
         </w:trPr>
         <w:tc>
           <w:tcPr>
@@ -3330,8 +2905,8 @@
                 <w:b/>
                 <w:bCs/>
                 <w:color w:val="0F766E"/>
-                <w:sz w:val="26"/>
-                <w:szCs w:val="26"/>
+                <w:sz w:val="72"/>
+                <w:szCs w:val="72"/>
               </w:rPr>
               <w:t xml:space="preserve">DEFINITION</w:t>
             </w:r>
@@ -3340,8 +2915,8 @@
             <w:r>
               <w:rPr>
                 <w:rFonts w:ascii="Times New Roman" w:cs="Times New Roman" w:eastAsia="Times New Roman" w:hAnsi="Times New Roman"/>
-                <w:sz w:val="20"/>
-                <w:szCs w:val="20"/>
+                <w:sz w:val="36"/>
+                <w:szCs w:val="36"/>
               </w:rPr>
               <w:t xml:space="preserve">A group of related ideas or items, organized so they're easier to think about together.</w:t>
             </w:r>
@@ -3369,8 +2944,8 @@
                 <w:b/>
                 <w:bCs/>
                 <w:color w:val="14213D"/>
-                <w:sz w:val="26"/>
-                <w:szCs w:val="26"/>
+                <w:sz w:val="60"/>
+                <w:szCs w:val="60"/>
               </w:rPr>
               <w:t xml:space="preserve">CHARACTERISTICS</w:t>
             </w:r>
@@ -3379,8 +2954,8 @@
             <w:r>
               <w:rPr>
                 <w:rFonts w:ascii="Times New Roman" w:cs="Times New Roman" w:eastAsia="Times New Roman" w:hAnsi="Times New Roman"/>
-                <w:sz w:val="20"/>
-                <w:szCs w:val="20"/>
+                <w:sz w:val="36"/>
+                <w:szCs w:val="36"/>
               </w:rPr>
               <w:t xml:space="preserve">A group of related ideas; created by sorting.</w:t>
             </w:r>
@@ -3389,7 +2964,7 @@
       </w:tr>
       <w:tr>
         <w:trPr>
-          <w:trHeight w:val="750" w:hRule="atLeast"/>
+          <w:trHeight w:val="1350" w:hRule="atLeast"/>
         </w:trPr>
         <w:tc>
           <w:tcPr>
@@ -3411,8 +2986,8 @@
                 <w:b/>
                 <w:bCs/>
                 <w:color w:val="14213D"/>
-                <w:sz w:val="40"/>
-                <w:szCs w:val="40"/>
+                <w:sz w:val="96"/>
+                <w:szCs w:val="96"/>
               </w:rPr>
               <w:t xml:space="preserve">Category</w:t>
             </w:r>
@@ -3421,7 +2996,7 @@
       </w:tr>
       <w:tr>
         <w:trPr>
-          <w:trHeight w:val="2100" w:hRule="atLeast"/>
+          <w:trHeight w:val="2400" w:hRule="atLeast"/>
         </w:trPr>
         <w:tc>
           <w:tcPr>
@@ -3445,8 +3020,8 @@
                 <w:b/>
                 <w:bCs/>
                 <w:color w:val="B45309"/>
-                <w:sz w:val="26"/>
-                <w:szCs w:val="26"/>
+                <w:sz w:val="72"/>
+                <w:szCs w:val="72"/>
               </w:rPr>
               <w:t xml:space="preserve">EXAMPLES</w:t>
             </w:r>
@@ -3455,8 +3030,8 @@
             <w:r>
               <w:rPr>
                 <w:rFonts w:ascii="Times New Roman" w:cs="Times New Roman" w:eastAsia="Times New Roman" w:hAnsi="Times New Roman"/>
-                <w:sz w:val="20"/>
-                <w:szCs w:val="20"/>
+                <w:sz w:val="36"/>
+                <w:szCs w:val="36"/>
               </w:rPr>
               <w:t xml:space="preserve">Grouping sticky notes into "Safety," "Fun," "Cost."</w:t>
             </w:r>
@@ -3484,8 +3059,8 @@
                 <w:b/>
                 <w:bCs/>
                 <w:color w:val="B91C1C"/>
-                <w:sz w:val="26"/>
-                <w:szCs w:val="26"/>
+                <w:sz w:val="72"/>
+                <w:szCs w:val="72"/>
               </w:rPr>
               <w:t xml:space="preserve">NON-EXAMPLES</w:t>
             </w:r>
@@ -3494,8 +3069,8 @@
             <w:r>
               <w:rPr>
                 <w:rFonts w:ascii="Times New Roman" w:cs="Times New Roman" w:eastAsia="Times New Roman" w:hAnsi="Times New Roman"/>
-                <w:sz w:val="20"/>
-                <w:szCs w:val="20"/>
+                <w:sz w:val="36"/>
+                <w:szCs w:val="36"/>
               </w:rPr>
               <w:t xml:space="preserve">A single random idea with no grouping.</w:t>
             </w:r>
@@ -3503,23 +3078,6 @@
         </w:tc>
       </w:tr>
     </w:tbl>
-    <w:p>
-      <w:pPr>
-        <w:spacing w:before="150"/>
-        <w:jc w:val="center"/>
-      </w:pPr>
-      <w:r>
-        <w:rPr>
-          <w:rFonts w:ascii="Times New Roman" w:cs="Times New Roman" w:eastAsia="Times New Roman" w:hAnsi="Times New Roman"/>
-          <w:i/>
-          <w:iCs/>
-          <w:color w:val="6B7280"/>
-          <w:sz w:val="18"/>
-          <w:szCs w:val="18"/>
-        </w:rPr>
-        <w:t xml:space="preserve">Grade 8 ICT/Design Vocabulary Bank</w:t>
-      </w:r>
-    </w:p>
     <w:p>
       <w:r>
         <w:br w:type="page"/>
@@ -3539,24 +3097,7 @@
           <w:sz w:val="44"/>
           <w:szCs w:val="44"/>
         </w:rPr>
-        <w:t xml:space="preserve">Grade 8 ICT/Design — Frayer Model</w:t>
-      </w:r>
-    </w:p>
-    <w:p>
-      <w:pPr>
-        <w:spacing w:after="180"/>
-        <w:jc w:val="center"/>
-      </w:pPr>
-      <w:r>
-        <w:rPr>
-          <w:rFonts w:ascii="Times New Roman" w:cs="Times New Roman" w:eastAsia="Times New Roman" w:hAnsi="Times New Roman"/>
-          <w:i/>
-          <w:iCs/>
-          <w:color w:val="6B7280"/>
-          <w:sz w:val="20"/>
-          <w:szCs w:val="20"/>
-        </w:rPr>
-        <w:t xml:space="preserve">Term 14 of 52 — in teaching order</w:t>
+        <w:t xml:space="preserve">Frayer Model</w:t>
       </w:r>
     </w:p>
     <w:tbl>
@@ -3577,7 +3118,7 @@
       </w:tblGrid>
       <w:tr>
         <w:trPr>
-          <w:trHeight w:val="2100" w:hRule="atLeast"/>
+          <w:trHeight w:val="2400" w:hRule="atLeast"/>
         </w:trPr>
         <w:tc>
           <w:tcPr>
@@ -3601,8 +3142,8 @@
                 <w:b/>
                 <w:bCs/>
                 <w:color w:val="0F766E"/>
-                <w:sz w:val="26"/>
-                <w:szCs w:val="26"/>
+                <w:sz w:val="72"/>
+                <w:szCs w:val="72"/>
               </w:rPr>
               <w:t xml:space="preserve">DEFINITION</w:t>
             </w:r>
@@ -3611,8 +3152,8 @@
             <w:r>
               <w:rPr>
                 <w:rFonts w:ascii="Times New Roman" w:cs="Times New Roman" w:eastAsia="Times New Roman" w:hAnsi="Times New Roman"/>
-                <w:sz w:val="20"/>
-                <w:szCs w:val="20"/>
+                <w:sz w:val="36"/>
+                <w:szCs w:val="36"/>
               </w:rPr>
               <w:t xml:space="preserve">The specific standards or requirements a solution needs to meet to be considered successful.</w:t>
             </w:r>
@@ -3640,8 +3181,8 @@
                 <w:b/>
                 <w:bCs/>
                 <w:color w:val="14213D"/>
-                <w:sz w:val="26"/>
-                <w:szCs w:val="26"/>
+                <w:sz w:val="60"/>
+                <w:szCs w:val="60"/>
               </w:rPr>
               <w:t xml:space="preserve">CHARACTERISTICS</w:t>
             </w:r>
@@ -3650,8 +3191,8 @@
             <w:r>
               <w:rPr>
                 <w:rFonts w:ascii="Times New Roman" w:cs="Times New Roman" w:eastAsia="Times New Roman" w:hAnsi="Times New Roman"/>
-                <w:sz w:val="20"/>
-                <w:szCs w:val="20"/>
+                <w:sz w:val="36"/>
+                <w:szCs w:val="36"/>
               </w:rPr>
               <w:t xml:space="preserve">Measurable/checkable; used to judge a solution's success.</w:t>
             </w:r>
@@ -3660,7 +3201,7 @@
       </w:tr>
       <w:tr>
         <w:trPr>
-          <w:trHeight w:val="750" w:hRule="atLeast"/>
+          <w:trHeight w:val="1350" w:hRule="atLeast"/>
         </w:trPr>
         <w:tc>
           <w:tcPr>
@@ -3682,8 +3223,8 @@
                 <w:b/>
                 <w:bCs/>
                 <w:color w:val="14213D"/>
-                <w:sz w:val="40"/>
-                <w:szCs w:val="40"/>
+                <w:sz w:val="96"/>
+                <w:szCs w:val="96"/>
               </w:rPr>
               <w:t xml:space="preserve">Criteria</w:t>
             </w:r>
@@ -3692,7 +3233,7 @@
       </w:tr>
       <w:tr>
         <w:trPr>
-          <w:trHeight w:val="2100" w:hRule="atLeast"/>
+          <w:trHeight w:val="2400" w:hRule="atLeast"/>
         </w:trPr>
         <w:tc>
           <w:tcPr>
@@ -3716,8 +3257,8 @@
                 <w:b/>
                 <w:bCs/>
                 <w:color w:val="B45309"/>
-                <w:sz w:val="26"/>
-                <w:szCs w:val="26"/>
+                <w:sz w:val="72"/>
+                <w:szCs w:val="72"/>
               </w:rPr>
               <w:t xml:space="preserve">EXAMPLES</w:t>
             </w:r>
@@ -3726,8 +3267,8 @@
             <w:r>
               <w:rPr>
                 <w:rFonts w:ascii="Times New Roman" w:cs="Times New Roman" w:eastAsia="Times New Roman" w:hAnsi="Times New Roman"/>
-                <w:sz w:val="20"/>
-                <w:szCs w:val="20"/>
+                <w:sz w:val="36"/>
+                <w:szCs w:val="36"/>
               </w:rPr>
               <w:t xml:space="preserve">"Must load in under 3 seconds."</w:t>
             </w:r>
@@ -3755,8 +3296,8 @@
                 <w:b/>
                 <w:bCs/>
                 <w:color w:val="B91C1C"/>
-                <w:sz w:val="26"/>
-                <w:szCs w:val="26"/>
+                <w:sz w:val="72"/>
+                <w:szCs w:val="72"/>
               </w:rPr>
               <w:t xml:space="preserve">NON-EXAMPLES</w:t>
             </w:r>
@@ -3765,8 +3306,8 @@
             <w:r>
               <w:rPr>
                 <w:rFonts w:ascii="Times New Roman" w:cs="Times New Roman" w:eastAsia="Times New Roman" w:hAnsi="Times New Roman"/>
-                <w:sz w:val="20"/>
-                <w:szCs w:val="20"/>
+                <w:sz w:val="36"/>
+                <w:szCs w:val="36"/>
               </w:rPr>
               <w:t xml:space="preserve">A vague goal like "should be good."</w:t>
             </w:r>
@@ -3774,23 +3315,6 @@
         </w:tc>
       </w:tr>
     </w:tbl>
-    <w:p>
-      <w:pPr>
-        <w:spacing w:before="150"/>
-        <w:jc w:val="center"/>
-      </w:pPr>
-      <w:r>
-        <w:rPr>
-          <w:rFonts w:ascii="Times New Roman" w:cs="Times New Roman" w:eastAsia="Times New Roman" w:hAnsi="Times New Roman"/>
-          <w:i/>
-          <w:iCs/>
-          <w:color w:val="6B7280"/>
-          <w:sz w:val="18"/>
-          <w:szCs w:val="18"/>
-        </w:rPr>
-        <w:t xml:space="preserve">Grade 8 ICT/Design Vocabulary Bank</w:t>
-      </w:r>
-    </w:p>
     <w:p>
       <w:r>
         <w:br w:type="page"/>
@@ -3810,24 +3334,7 @@
           <w:sz w:val="44"/>
           <w:szCs w:val="44"/>
         </w:rPr>
-        <w:t xml:space="preserve">Grade 8 ICT/Design — Frayer Model</w:t>
-      </w:r>
-    </w:p>
-    <w:p>
-      <w:pPr>
-        <w:spacing w:after="180"/>
-        <w:jc w:val="center"/>
-      </w:pPr>
-      <w:r>
-        <w:rPr>
-          <w:rFonts w:ascii="Times New Roman" w:cs="Times New Roman" w:eastAsia="Times New Roman" w:hAnsi="Times New Roman"/>
-          <w:i/>
-          <w:iCs/>
-          <w:color w:val="6B7280"/>
-          <w:sz w:val="20"/>
-          <w:szCs w:val="20"/>
-        </w:rPr>
-        <w:t xml:space="preserve">Term 15 of 52 — in teaching order</w:t>
+        <w:t xml:space="preserve">Frayer Model</w:t>
       </w:r>
     </w:p>
     <w:tbl>
@@ -3848,7 +3355,7 @@
       </w:tblGrid>
       <w:tr>
         <w:trPr>
-          <w:trHeight w:val="2100" w:hRule="atLeast"/>
+          <w:trHeight w:val="2400" w:hRule="atLeast"/>
         </w:trPr>
         <w:tc>
           <w:tcPr>
@@ -3872,8 +3379,8 @@
                 <w:b/>
                 <w:bCs/>
                 <w:color w:val="0F766E"/>
-                <w:sz w:val="26"/>
-                <w:szCs w:val="26"/>
+                <w:sz w:val="72"/>
+                <w:szCs w:val="72"/>
               </w:rPr>
               <w:t xml:space="preserve">DEFINITION</w:t>
             </w:r>
@@ -3882,8 +3389,8 @@
             <w:r>
               <w:rPr>
                 <w:rFonts w:ascii="Times New Roman" w:cs="Times New Roman" w:eastAsia="Times New Roman" w:hAnsi="Times New Roman"/>
-                <w:sz w:val="20"/>
-                <w:szCs w:val="20"/>
+                <w:sz w:val="36"/>
+                <w:szCs w:val="36"/>
               </w:rPr>
               <w:t xml:space="preserve">An early, rough version of a design built to test an idea before making the real thing.</w:t>
             </w:r>
@@ -3911,8 +3418,8 @@
                 <w:b/>
                 <w:bCs/>
                 <w:color w:val="14213D"/>
-                <w:sz w:val="26"/>
-                <w:szCs w:val="26"/>
+                <w:sz w:val="60"/>
+                <w:szCs w:val="60"/>
               </w:rPr>
               <w:t xml:space="preserve">CHARACTERISTICS</w:t>
             </w:r>
@@ -3921,8 +3428,8 @@
             <w:r>
               <w:rPr>
                 <w:rFonts w:ascii="Times New Roman" w:cs="Times New Roman" w:eastAsia="Times New Roman" w:hAnsi="Times New Roman"/>
-                <w:sz w:val="20"/>
-                <w:szCs w:val="20"/>
+                <w:sz w:val="36"/>
+                <w:szCs w:val="36"/>
               </w:rPr>
               <w:t xml:space="preserve">Rough, early, quick to make; meant to be tested, not perfect.</w:t>
             </w:r>
@@ -3931,7 +3438,7 @@
       </w:tr>
       <w:tr>
         <w:trPr>
-          <w:trHeight w:val="750" w:hRule="atLeast"/>
+          <w:trHeight w:val="1350" w:hRule="atLeast"/>
         </w:trPr>
         <w:tc>
           <w:tcPr>
@@ -3953,8 +3460,8 @@
                 <w:b/>
                 <w:bCs/>
                 <w:color w:val="14213D"/>
-                <w:sz w:val="40"/>
-                <w:szCs w:val="40"/>
+                <w:sz w:val="96"/>
+                <w:szCs w:val="96"/>
               </w:rPr>
               <w:t xml:space="preserve">Prototype</w:t>
             </w:r>
@@ -3963,7 +3470,7 @@
       </w:tr>
       <w:tr>
         <w:trPr>
-          <w:trHeight w:val="2100" w:hRule="atLeast"/>
+          <w:trHeight w:val="2400" w:hRule="atLeast"/>
         </w:trPr>
         <w:tc>
           <w:tcPr>
@@ -3987,8 +3494,8 @@
                 <w:b/>
                 <w:bCs/>
                 <w:color w:val="B45309"/>
-                <w:sz w:val="26"/>
-                <w:szCs w:val="26"/>
+                <w:sz w:val="72"/>
+                <w:szCs w:val="72"/>
               </w:rPr>
               <w:t xml:space="preserve">EXAMPLES</w:t>
             </w:r>
@@ -3997,8 +3504,8 @@
             <w:r>
               <w:rPr>
                 <w:rFonts w:ascii="Times New Roman" w:cs="Times New Roman" w:eastAsia="Times New Roman" w:hAnsi="Times New Roman"/>
-                <w:sz w:val="20"/>
-                <w:szCs w:val="20"/>
+                <w:sz w:val="36"/>
+                <w:szCs w:val="36"/>
               </w:rPr>
               <w:t xml:space="preserve">A paper sketch of an app screen.</w:t>
             </w:r>
@@ -4026,8 +3533,8 @@
                 <w:b/>
                 <w:bCs/>
                 <w:color w:val="B91C1C"/>
-                <w:sz w:val="26"/>
-                <w:szCs w:val="26"/>
+                <w:sz w:val="72"/>
+                <w:szCs w:val="72"/>
               </w:rPr>
               <w:t xml:space="preserve">NON-EXAMPLES</w:t>
             </w:r>
@@ -4036,8 +3543,8 @@
             <w:r>
               <w:rPr>
                 <w:rFonts w:ascii="Times New Roman" w:cs="Times New Roman" w:eastAsia="Times New Roman" w:hAnsi="Times New Roman"/>
-                <w:sz w:val="20"/>
-                <w:szCs w:val="20"/>
+                <w:sz w:val="36"/>
+                <w:szCs w:val="36"/>
               </w:rPr>
               <w:t xml:space="preserve">The final, polished, published app.</w:t>
             </w:r>
@@ -4045,23 +3552,6 @@
         </w:tc>
       </w:tr>
     </w:tbl>
-    <w:p>
-      <w:pPr>
-        <w:spacing w:before="150"/>
-        <w:jc w:val="center"/>
-      </w:pPr>
-      <w:r>
-        <w:rPr>
-          <w:rFonts w:ascii="Times New Roman" w:cs="Times New Roman" w:eastAsia="Times New Roman" w:hAnsi="Times New Roman"/>
-          <w:i/>
-          <w:iCs/>
-          <w:color w:val="6B7280"/>
-          <w:sz w:val="18"/>
-          <w:szCs w:val="18"/>
-        </w:rPr>
-        <w:t xml:space="preserve">Grade 8 ICT/Design Vocabulary Bank</w:t>
-      </w:r>
-    </w:p>
     <w:p>
       <w:r>
         <w:br w:type="page"/>
@@ -4081,24 +3571,7 @@
           <w:sz w:val="44"/>
           <w:szCs w:val="44"/>
         </w:rPr>
-        <w:t xml:space="preserve">Grade 8 ICT/Design — Frayer Model</w:t>
-      </w:r>
-    </w:p>
-    <w:p>
-      <w:pPr>
-        <w:spacing w:after="180"/>
-        <w:jc w:val="center"/>
-      </w:pPr>
-      <w:r>
-        <w:rPr>
-          <w:rFonts w:ascii="Times New Roman" w:cs="Times New Roman" w:eastAsia="Times New Roman" w:hAnsi="Times New Roman"/>
-          <w:i/>
-          <w:iCs/>
-          <w:color w:val="6B7280"/>
-          <w:sz w:val="20"/>
-          <w:szCs w:val="20"/>
-        </w:rPr>
-        <w:t xml:space="preserve">Term 16 of 52 — in teaching order</w:t>
+        <w:t xml:space="preserve">Frayer Model</w:t>
       </w:r>
     </w:p>
     <w:tbl>
@@ -4119,7 +3592,7 @@
       </w:tblGrid>
       <w:tr>
         <w:trPr>
-          <w:trHeight w:val="2100" w:hRule="atLeast"/>
+          <w:trHeight w:val="2400" w:hRule="atLeast"/>
         </w:trPr>
         <w:tc>
           <w:tcPr>
@@ -4143,8 +3616,8 @@
                 <w:b/>
                 <w:bCs/>
                 <w:color w:val="0F766E"/>
-                <w:sz w:val="26"/>
-                <w:szCs w:val="26"/>
+                <w:sz w:val="72"/>
+                <w:szCs w:val="72"/>
               </w:rPr>
               <w:t xml:space="preserve">DEFINITION</w:t>
             </w:r>
@@ -4153,8 +3626,8 @@
             <w:r>
               <w:rPr>
                 <w:rFonts w:ascii="Times New Roman" w:cs="Times New Roman" w:eastAsia="Times New Roman" w:hAnsi="Times New Roman"/>
-                <w:sz w:val="20"/>
-                <w:szCs w:val="20"/>
+                <w:sz w:val="36"/>
+                <w:szCs w:val="36"/>
               </w:rPr>
               <w:t xml:space="preserve">Making a design better through repeated rounds of trying, testing, and improving it.</w:t>
             </w:r>
@@ -4182,8 +3655,8 @@
                 <w:b/>
                 <w:bCs/>
                 <w:color w:val="14213D"/>
-                <w:sz w:val="26"/>
-                <w:szCs w:val="26"/>
+                <w:sz w:val="60"/>
+                <w:szCs w:val="60"/>
               </w:rPr>
               <w:t xml:space="preserve">CHARACTERISTICS</w:t>
             </w:r>
@@ -4192,8 +3665,8 @@
             <w:r>
               <w:rPr>
                 <w:rFonts w:ascii="Times New Roman" w:cs="Times New Roman" w:eastAsia="Times New Roman" w:hAnsi="Times New Roman"/>
-                <w:sz w:val="20"/>
-                <w:szCs w:val="20"/>
+                <w:sz w:val="36"/>
+                <w:szCs w:val="36"/>
               </w:rPr>
               <w:t xml:space="preserve">Repeating a cycle; each round improves on the last.</w:t>
             </w:r>
@@ -4202,7 +3675,7 @@
       </w:tr>
       <w:tr>
         <w:trPr>
-          <w:trHeight w:val="750" w:hRule="atLeast"/>
+          <w:trHeight w:val="1350" w:hRule="atLeast"/>
         </w:trPr>
         <w:tc>
           <w:tcPr>
@@ -4224,8 +3697,8 @@
                 <w:b/>
                 <w:bCs/>
                 <w:color w:val="14213D"/>
-                <w:sz w:val="40"/>
-                <w:szCs w:val="40"/>
+                <w:sz w:val="96"/>
+                <w:szCs w:val="96"/>
               </w:rPr>
               <w:t xml:space="preserve">Iteration</w:t>
             </w:r>
@@ -4234,7 +3707,7 @@
       </w:tr>
       <w:tr>
         <w:trPr>
-          <w:trHeight w:val="2100" w:hRule="atLeast"/>
+          <w:trHeight w:val="2400" w:hRule="atLeast"/>
         </w:trPr>
         <w:tc>
           <w:tcPr>
@@ -4258,8 +3731,8 @@
                 <w:b/>
                 <w:bCs/>
                 <w:color w:val="B45309"/>
-                <w:sz w:val="26"/>
-                <w:szCs w:val="26"/>
+                <w:sz w:val="72"/>
+                <w:szCs w:val="72"/>
               </w:rPr>
               <w:t xml:space="preserve">EXAMPLES</w:t>
             </w:r>
@@ -4268,8 +3741,8 @@
             <w:r>
               <w:rPr>
                 <w:rFonts w:ascii="Times New Roman" w:cs="Times New Roman" w:eastAsia="Times New Roman" w:hAnsi="Times New Roman"/>
-                <w:sz w:val="20"/>
-                <w:szCs w:val="20"/>
+                <w:sz w:val="36"/>
+                <w:szCs w:val="36"/>
               </w:rPr>
               <w:t xml:space="preserve">Prototype v1 → feedback → prototype v2.</w:t>
             </w:r>
@@ -4297,8 +3770,8 @@
                 <w:b/>
                 <w:bCs/>
                 <w:color w:val="B91C1C"/>
-                <w:sz w:val="26"/>
-                <w:szCs w:val="26"/>
+                <w:sz w:val="72"/>
+                <w:szCs w:val="72"/>
               </w:rPr>
               <w:t xml:space="preserve">NON-EXAMPLES</w:t>
             </w:r>
@@ -4307,8 +3780,8 @@
             <w:r>
               <w:rPr>
                 <w:rFonts w:ascii="Times New Roman" w:cs="Times New Roman" w:eastAsia="Times New Roman" w:hAnsi="Times New Roman"/>
-                <w:sz w:val="20"/>
-                <w:szCs w:val="20"/>
+                <w:sz w:val="36"/>
+                <w:szCs w:val="36"/>
               </w:rPr>
               <w:t xml:space="preserve">Making something once and never revisiting it.</w:t>
             </w:r>
@@ -4316,23 +3789,6 @@
         </w:tc>
       </w:tr>
     </w:tbl>
-    <w:p>
-      <w:pPr>
-        <w:spacing w:before="150"/>
-        <w:jc w:val="center"/>
-      </w:pPr>
-      <w:r>
-        <w:rPr>
-          <w:rFonts w:ascii="Times New Roman" w:cs="Times New Roman" w:eastAsia="Times New Roman" w:hAnsi="Times New Roman"/>
-          <w:i/>
-          <w:iCs/>
-          <w:color w:val="6B7280"/>
-          <w:sz w:val="18"/>
-          <w:szCs w:val="18"/>
-        </w:rPr>
-        <w:t xml:space="preserve">Grade 8 ICT/Design Vocabulary Bank</w:t>
-      </w:r>
-    </w:p>
     <w:p>
       <w:r>
         <w:br w:type="page"/>
@@ -4352,24 +3808,7 @@
           <w:sz w:val="44"/>
           <w:szCs w:val="44"/>
         </w:rPr>
-        <w:t xml:space="preserve">Grade 8 ICT/Design — Frayer Model</w:t>
-      </w:r>
-    </w:p>
-    <w:p>
-      <w:pPr>
-        <w:spacing w:after="180"/>
-        <w:jc w:val="center"/>
-      </w:pPr>
-      <w:r>
-        <w:rPr>
-          <w:rFonts w:ascii="Times New Roman" w:cs="Times New Roman" w:eastAsia="Times New Roman" w:hAnsi="Times New Roman"/>
-          <w:i/>
-          <w:iCs/>
-          <w:color w:val="6B7280"/>
-          <w:sz w:val="20"/>
-          <w:szCs w:val="20"/>
-        </w:rPr>
-        <w:t xml:space="preserve">Term 17 of 52 — in teaching order</w:t>
+        <w:t xml:space="preserve">Frayer Model</w:t>
       </w:r>
     </w:p>
     <w:tbl>
@@ -4390,7 +3829,7 @@
       </w:tblGrid>
       <w:tr>
         <w:trPr>
-          <w:trHeight w:val="2100" w:hRule="atLeast"/>
+          <w:trHeight w:val="2400" w:hRule="atLeast"/>
         </w:trPr>
         <w:tc>
           <w:tcPr>
@@ -4414,8 +3853,8 @@
                 <w:b/>
                 <w:bCs/>
                 <w:color w:val="0F766E"/>
-                <w:sz w:val="26"/>
-                <w:szCs w:val="26"/>
+                <w:sz w:val="72"/>
+                <w:szCs w:val="72"/>
               </w:rPr>
               <w:t xml:space="preserve">DEFINITION</w:t>
             </w:r>
@@ -4424,8 +3863,8 @@
             <w:r>
               <w:rPr>
                 <w:rFonts w:ascii="Times New Roman" w:cs="Times New Roman" w:eastAsia="Times New Roman" w:hAnsi="Times New Roman"/>
-                <w:sz w:val="20"/>
-                <w:szCs w:val="20"/>
+                <w:sz w:val="36"/>
+                <w:szCs w:val="36"/>
               </w:rPr>
               <w:t xml:space="preserve">Specific, useful comments from someone else about how well something is working.</w:t>
             </w:r>
@@ -4453,8 +3892,8 @@
                 <w:b/>
                 <w:bCs/>
                 <w:color w:val="14213D"/>
-                <w:sz w:val="26"/>
-                <w:szCs w:val="26"/>
+                <w:sz w:val="60"/>
+                <w:szCs w:val="60"/>
               </w:rPr>
               <w:t xml:space="preserve">CHARACTERISTICS</w:t>
             </w:r>
@@ -4463,8 +3902,8 @@
             <w:r>
               <w:rPr>
                 <w:rFonts w:ascii="Times New Roman" w:cs="Times New Roman" w:eastAsia="Times New Roman" w:hAnsi="Times New Roman"/>
-                <w:sz w:val="20"/>
-                <w:szCs w:val="20"/>
+                <w:sz w:val="36"/>
+                <w:szCs w:val="36"/>
               </w:rPr>
               <w:t xml:space="preserve">Specific; about how something works; from someone else.</w:t>
             </w:r>
@@ -4473,7 +3912,7 @@
       </w:tr>
       <w:tr>
         <w:trPr>
-          <w:trHeight w:val="750" w:hRule="atLeast"/>
+          <w:trHeight w:val="1350" w:hRule="atLeast"/>
         </w:trPr>
         <w:tc>
           <w:tcPr>
@@ -4495,8 +3934,8 @@
                 <w:b/>
                 <w:bCs/>
                 <w:color w:val="14213D"/>
-                <w:sz w:val="40"/>
-                <w:szCs w:val="40"/>
+                <w:sz w:val="96"/>
+                <w:szCs w:val="96"/>
               </w:rPr>
               <w:t xml:space="preserve">Feedback</w:t>
             </w:r>
@@ -4505,7 +3944,7 @@
       </w:tr>
       <w:tr>
         <w:trPr>
-          <w:trHeight w:val="2100" w:hRule="atLeast"/>
+          <w:trHeight w:val="2400" w:hRule="atLeast"/>
         </w:trPr>
         <w:tc>
           <w:tcPr>
@@ -4529,8 +3968,8 @@
                 <w:b/>
                 <w:bCs/>
                 <w:color w:val="B45309"/>
-                <w:sz w:val="26"/>
-                <w:szCs w:val="26"/>
+                <w:sz w:val="72"/>
+                <w:szCs w:val="72"/>
               </w:rPr>
               <w:t xml:space="preserve">EXAMPLES</w:t>
             </w:r>
@@ -4539,8 +3978,8 @@
             <w:r>
               <w:rPr>
                 <w:rFonts w:ascii="Times New Roman" w:cs="Times New Roman" w:eastAsia="Times New Roman" w:hAnsi="Times New Roman"/>
-                <w:sz w:val="20"/>
-                <w:szCs w:val="20"/>
+                <w:sz w:val="36"/>
+                <w:szCs w:val="36"/>
               </w:rPr>
               <w:t xml:space="preserve">"This button is hard to find because it's the same color as the background."</w:t>
             </w:r>
@@ -4568,8 +4007,8 @@
                 <w:b/>
                 <w:bCs/>
                 <w:color w:val="B91C1C"/>
-                <w:sz w:val="26"/>
-                <w:szCs w:val="26"/>
+                <w:sz w:val="72"/>
+                <w:szCs w:val="72"/>
               </w:rPr>
               <w:t xml:space="preserve">NON-EXAMPLES</w:t>
             </w:r>
@@ -4578,8 +4017,8 @@
             <w:r>
               <w:rPr>
                 <w:rFonts w:ascii="Times New Roman" w:cs="Times New Roman" w:eastAsia="Times New Roman" w:hAnsi="Times New Roman"/>
-                <w:sz w:val="20"/>
-                <w:szCs w:val="20"/>
+                <w:sz w:val="36"/>
+                <w:szCs w:val="36"/>
               </w:rPr>
               <w:t xml:space="preserve">A vague comment like "looks cool."</w:t>
             </w:r>
@@ -4587,23 +4026,6 @@
         </w:tc>
       </w:tr>
     </w:tbl>
-    <w:p>
-      <w:pPr>
-        <w:spacing w:before="150"/>
-        <w:jc w:val="center"/>
-      </w:pPr>
-      <w:r>
-        <w:rPr>
-          <w:rFonts w:ascii="Times New Roman" w:cs="Times New Roman" w:eastAsia="Times New Roman" w:hAnsi="Times New Roman"/>
-          <w:i/>
-          <w:iCs/>
-          <w:color w:val="6B7280"/>
-          <w:sz w:val="18"/>
-          <w:szCs w:val="18"/>
-        </w:rPr>
-        <w:t xml:space="preserve">Grade 8 ICT/Design Vocabulary Bank</w:t>
-      </w:r>
-    </w:p>
     <w:p>
       <w:r>
         <w:br w:type="page"/>
@@ -4623,24 +4045,7 @@
           <w:sz w:val="44"/>
           <w:szCs w:val="44"/>
         </w:rPr>
-        <w:t xml:space="preserve">Grade 8 ICT/Design — Frayer Model</w:t>
-      </w:r>
-    </w:p>
-    <w:p>
-      <w:pPr>
-        <w:spacing w:after="180"/>
-        <w:jc w:val="center"/>
-      </w:pPr>
-      <w:r>
-        <w:rPr>
-          <w:rFonts w:ascii="Times New Roman" w:cs="Times New Roman" w:eastAsia="Times New Roman" w:hAnsi="Times New Roman"/>
-          <w:i/>
-          <w:iCs/>
-          <w:color w:val="6B7280"/>
-          <w:sz w:val="20"/>
-          <w:szCs w:val="20"/>
-        </w:rPr>
-        <w:t xml:space="preserve">Term 18 of 52 — in teaching order</w:t>
+        <w:t xml:space="preserve">Frayer Model</w:t>
       </w:r>
     </w:p>
     <w:tbl>
@@ -4661,7 +4066,7 @@
       </w:tblGrid>
       <w:tr>
         <w:trPr>
-          <w:trHeight w:val="2100" w:hRule="atLeast"/>
+          <w:trHeight w:val="2400" w:hRule="atLeast"/>
         </w:trPr>
         <w:tc>
           <w:tcPr>
@@ -4685,8 +4090,8 @@
                 <w:b/>
                 <w:bCs/>
                 <w:color w:val="0F766E"/>
-                <w:sz w:val="26"/>
-                <w:szCs w:val="26"/>
+                <w:sz w:val="72"/>
+                <w:szCs w:val="72"/>
               </w:rPr>
               <w:t xml:space="preserve">DEFINITION</w:t>
             </w:r>
@@ -4695,10 +4100,10 @@
             <w:r>
               <w:rPr>
                 <w:rFonts w:ascii="Times New Roman" w:cs="Times New Roman" w:eastAsia="Times New Roman" w:hAnsi="Times New Roman"/>
-                <w:sz w:val="20"/>
-                <w:szCs w:val="20"/>
-              </w:rPr>
-              <w:t xml:space="preserve">The reasons behind a design decision — explaining WHY you made a choice, not just what you made.</w:t>
+                <w:sz w:val="36"/>
+                <w:szCs w:val="36"/>
+              </w:rPr>
+              <w:t xml:space="preserve">The reasons behind a design decision, explaining WHY you made a choice, not just what you made.</w:t>
             </w:r>
           </w:p>
         </w:tc>
@@ -4724,8 +4129,8 @@
                 <w:b/>
                 <w:bCs/>
                 <w:color w:val="14213D"/>
-                <w:sz w:val="26"/>
-                <w:szCs w:val="26"/>
+                <w:sz w:val="60"/>
+                <w:szCs w:val="60"/>
               </w:rPr>
               <w:t xml:space="preserve">CHARACTERISTICS</w:t>
             </w:r>
@@ -4734,8 +4139,8 @@
             <w:r>
               <w:rPr>
                 <w:rFonts w:ascii="Times New Roman" w:cs="Times New Roman" w:eastAsia="Times New Roman" w:hAnsi="Times New Roman"/>
-                <w:sz w:val="20"/>
-                <w:szCs w:val="20"/>
+                <w:sz w:val="36"/>
+                <w:szCs w:val="36"/>
               </w:rPr>
               <w:t xml:space="preserve">Explains "why," not just "what"; connects choice to a need.</w:t>
             </w:r>
@@ -4744,7 +4149,7 @@
       </w:tr>
       <w:tr>
         <w:trPr>
-          <w:trHeight w:val="750" w:hRule="atLeast"/>
+          <w:trHeight w:val="1350" w:hRule="atLeast"/>
         </w:trPr>
         <w:tc>
           <w:tcPr>
@@ -4766,8 +4171,8 @@
                 <w:b/>
                 <w:bCs/>
                 <w:color w:val="14213D"/>
-                <w:sz w:val="40"/>
-                <w:szCs w:val="40"/>
+                <w:sz w:val="96"/>
+                <w:szCs w:val="96"/>
               </w:rPr>
               <w:t xml:space="preserve">Design Rationale</w:t>
             </w:r>
@@ -4776,7 +4181,7 @@
       </w:tr>
       <w:tr>
         <w:trPr>
-          <w:trHeight w:val="2100" w:hRule="atLeast"/>
+          <w:trHeight w:val="2400" w:hRule="atLeast"/>
         </w:trPr>
         <w:tc>
           <w:tcPr>
@@ -4800,8 +4205,8 @@
                 <w:b/>
                 <w:bCs/>
                 <w:color w:val="B45309"/>
-                <w:sz w:val="26"/>
-                <w:szCs w:val="26"/>
+                <w:sz w:val="72"/>
+                <w:szCs w:val="72"/>
               </w:rPr>
               <w:t xml:space="preserve">EXAMPLES</w:t>
             </w:r>
@@ -4810,8 +4215,8 @@
             <w:r>
               <w:rPr>
                 <w:rFonts w:ascii="Times New Roman" w:cs="Times New Roman" w:eastAsia="Times New Roman" w:hAnsi="Times New Roman"/>
-                <w:sz w:val="20"/>
-                <w:szCs w:val="20"/>
+                <w:sz w:val="36"/>
+                <w:szCs w:val="36"/>
               </w:rPr>
               <w:t xml:space="preserve">"I used large buttons because our user has limited dexterity."</w:t>
             </w:r>
@@ -4839,8 +4244,8 @@
                 <w:b/>
                 <w:bCs/>
                 <w:color w:val="B91C1C"/>
-                <w:sz w:val="26"/>
-                <w:szCs w:val="26"/>
+                <w:sz w:val="72"/>
+                <w:szCs w:val="72"/>
               </w:rPr>
               <w:t xml:space="preserve">NON-EXAMPLES</w:t>
             </w:r>
@@ -4849,8 +4254,8 @@
             <w:r>
               <w:rPr>
                 <w:rFonts w:ascii="Times New Roman" w:cs="Times New Roman" w:eastAsia="Times New Roman" w:hAnsi="Times New Roman"/>
-                <w:sz w:val="20"/>
-                <w:szCs w:val="20"/>
+                <w:sz w:val="36"/>
+                <w:szCs w:val="36"/>
               </w:rPr>
               <w:t xml:space="preserve">"I just picked it randomly."</w:t>
             </w:r>
@@ -4858,23 +4263,6 @@
         </w:tc>
       </w:tr>
     </w:tbl>
-    <w:p>
-      <w:pPr>
-        <w:spacing w:before="150"/>
-        <w:jc w:val="center"/>
-      </w:pPr>
-      <w:r>
-        <w:rPr>
-          <w:rFonts w:ascii="Times New Roman" w:cs="Times New Roman" w:eastAsia="Times New Roman" w:hAnsi="Times New Roman"/>
-          <w:i/>
-          <w:iCs/>
-          <w:color w:val="6B7280"/>
-          <w:sz w:val="18"/>
-          <w:szCs w:val="18"/>
-        </w:rPr>
-        <w:t xml:space="preserve">Grade 8 ICT/Design Vocabulary Bank</w:t>
-      </w:r>
-    </w:p>
     <w:p>
       <w:r>
         <w:br w:type="page"/>
@@ -4894,24 +4282,7 @@
           <w:sz w:val="44"/>
           <w:szCs w:val="44"/>
         </w:rPr>
-        <w:t xml:space="preserve">Grade 8 ICT/Design — Frayer Model</w:t>
-      </w:r>
-    </w:p>
-    <w:p>
-      <w:pPr>
-        <w:spacing w:after="180"/>
-        <w:jc w:val="center"/>
-      </w:pPr>
-      <w:r>
-        <w:rPr>
-          <w:rFonts w:ascii="Times New Roman" w:cs="Times New Roman" w:eastAsia="Times New Roman" w:hAnsi="Times New Roman"/>
-          <w:i/>
-          <w:iCs/>
-          <w:color w:val="6B7280"/>
-          <w:sz w:val="20"/>
-          <w:szCs w:val="20"/>
-        </w:rPr>
-        <w:t xml:space="preserve">Term 19 of 52 — in teaching order</w:t>
+        <w:t xml:space="preserve">Frayer Model</w:t>
       </w:r>
     </w:p>
     <w:tbl>
@@ -4932,7 +4303,7 @@
       </w:tblGrid>
       <w:tr>
         <w:trPr>
-          <w:trHeight w:val="2100" w:hRule="atLeast"/>
+          <w:trHeight w:val="2400" w:hRule="atLeast"/>
         </w:trPr>
         <w:tc>
           <w:tcPr>
@@ -4956,8 +4327,8 @@
                 <w:b/>
                 <w:bCs/>
                 <w:color w:val="0F766E"/>
-                <w:sz w:val="26"/>
-                <w:szCs w:val="26"/>
+                <w:sz w:val="72"/>
+                <w:szCs w:val="72"/>
               </w:rPr>
               <w:t xml:space="preserve">DEFINITION</w:t>
             </w:r>
@@ -4966,8 +4337,8 @@
             <w:r>
               <w:rPr>
                 <w:rFonts w:ascii="Times New Roman" w:cs="Times New Roman" w:eastAsia="Times New Roman" w:hAnsi="Times New Roman"/>
-                <w:sz w:val="20"/>
-                <w:szCs w:val="20"/>
+                <w:sz w:val="36"/>
+                <w:szCs w:val="36"/>
               </w:rPr>
               <w:t xml:space="preserve">The screens, buttons, and controls a person actually sees and touches to use an app.</w:t>
             </w:r>
@@ -4995,8 +4366,8 @@
                 <w:b/>
                 <w:bCs/>
                 <w:color w:val="14213D"/>
-                <w:sz w:val="26"/>
-                <w:szCs w:val="26"/>
+                <w:sz w:val="60"/>
+                <w:szCs w:val="60"/>
               </w:rPr>
               <w:t xml:space="preserve">CHARACTERISTICS</w:t>
             </w:r>
@@ -5005,8 +4376,8 @@
             <w:r>
               <w:rPr>
                 <w:rFonts w:ascii="Times New Roman" w:cs="Times New Roman" w:eastAsia="Times New Roman" w:hAnsi="Times New Roman"/>
-                <w:sz w:val="20"/>
-                <w:szCs w:val="20"/>
+                <w:sz w:val="36"/>
+                <w:szCs w:val="36"/>
               </w:rPr>
               <w:t xml:space="preserve">What a person sees/touches; includes buttons, screens, text.</w:t>
             </w:r>
@@ -5015,7 +4386,7 @@
       </w:tr>
       <w:tr>
         <w:trPr>
-          <w:trHeight w:val="750" w:hRule="atLeast"/>
+          <w:trHeight w:val="1350" w:hRule="atLeast"/>
         </w:trPr>
         <w:tc>
           <w:tcPr>
@@ -5037,8 +4408,8 @@
                 <w:b/>
                 <w:bCs/>
                 <w:color w:val="14213D"/>
-                <w:sz w:val="40"/>
-                <w:szCs w:val="40"/>
+                <w:sz w:val="96"/>
+                <w:szCs w:val="96"/>
               </w:rPr>
               <w:t xml:space="preserve">User Interface</w:t>
             </w:r>
@@ -5047,7 +4418,7 @@
       </w:tr>
       <w:tr>
         <w:trPr>
-          <w:trHeight w:val="2100" w:hRule="atLeast"/>
+          <w:trHeight w:val="2400" w:hRule="atLeast"/>
         </w:trPr>
         <w:tc>
           <w:tcPr>
@@ -5071,8 +4442,8 @@
                 <w:b/>
                 <w:bCs/>
                 <w:color w:val="B45309"/>
-                <w:sz w:val="26"/>
-                <w:szCs w:val="26"/>
+                <w:sz w:val="72"/>
+                <w:szCs w:val="72"/>
               </w:rPr>
               <w:t xml:space="preserve">EXAMPLES</w:t>
             </w:r>
@@ -5081,8 +4452,8 @@
             <w:r>
               <w:rPr>
                 <w:rFonts w:ascii="Times New Roman" w:cs="Times New Roman" w:eastAsia="Times New Roman" w:hAnsi="Times New Roman"/>
-                <w:sz w:val="20"/>
-                <w:szCs w:val="20"/>
+                <w:sz w:val="36"/>
+                <w:szCs w:val="36"/>
               </w:rPr>
               <w:t xml:space="preserve">The screens and buttons of a messaging app.</w:t>
             </w:r>
@@ -5110,8 +4481,8 @@
                 <w:b/>
                 <w:bCs/>
                 <w:color w:val="B91C1C"/>
-                <w:sz w:val="26"/>
-                <w:szCs w:val="26"/>
+                <w:sz w:val="72"/>
+                <w:szCs w:val="72"/>
               </w:rPr>
               <w:t xml:space="preserve">NON-EXAMPLES</w:t>
             </w:r>
@@ -5120,8 +4491,8 @@
             <w:r>
               <w:rPr>
                 <w:rFonts w:ascii="Times New Roman" w:cs="Times New Roman" w:eastAsia="Times New Roman" w:hAnsi="Times New Roman"/>
-                <w:sz w:val="20"/>
-                <w:szCs w:val="20"/>
+                <w:sz w:val="36"/>
+                <w:szCs w:val="36"/>
               </w:rPr>
               <w:t xml:space="preserve">The code running behind the scenes that users never see.</w:t>
             </w:r>
@@ -5129,23 +4500,6 @@
         </w:tc>
       </w:tr>
     </w:tbl>
-    <w:p>
-      <w:pPr>
-        <w:spacing w:before="150"/>
-        <w:jc w:val="center"/>
-      </w:pPr>
-      <w:r>
-        <w:rPr>
-          <w:rFonts w:ascii="Times New Roman" w:cs="Times New Roman" w:eastAsia="Times New Roman" w:hAnsi="Times New Roman"/>
-          <w:i/>
-          <w:iCs/>
-          <w:color w:val="6B7280"/>
-          <w:sz w:val="18"/>
-          <w:szCs w:val="18"/>
-        </w:rPr>
-        <w:t xml:space="preserve">Grade 8 ICT/Design Vocabulary Bank</w:t>
-      </w:r>
-    </w:p>
     <w:p>
       <w:r>
         <w:br w:type="page"/>
@@ -5165,24 +4519,7 @@
           <w:sz w:val="44"/>
           <w:szCs w:val="44"/>
         </w:rPr>
-        <w:t xml:space="preserve">Grade 8 ICT/Design — Frayer Model</w:t>
-      </w:r>
-    </w:p>
-    <w:p>
-      <w:pPr>
-        <w:spacing w:after="180"/>
-        <w:jc w:val="center"/>
-      </w:pPr>
-      <w:r>
-        <w:rPr>
-          <w:rFonts w:ascii="Times New Roman" w:cs="Times New Roman" w:eastAsia="Times New Roman" w:hAnsi="Times New Roman"/>
-          <w:i/>
-          <w:iCs/>
-          <w:color w:val="6B7280"/>
-          <w:sz w:val="20"/>
-          <w:szCs w:val="20"/>
-        </w:rPr>
-        <w:t xml:space="preserve">Term 20 of 52 — in teaching order</w:t>
+        <w:t xml:space="preserve">Frayer Model</w:t>
       </w:r>
     </w:p>
     <w:tbl>
@@ -5203,7 +4540,7 @@
       </w:tblGrid>
       <w:tr>
         <w:trPr>
-          <w:trHeight w:val="2100" w:hRule="atLeast"/>
+          <w:trHeight w:val="2400" w:hRule="atLeast"/>
         </w:trPr>
         <w:tc>
           <w:tcPr>
@@ -5227,8 +4564,8 @@
                 <w:b/>
                 <w:bCs/>
                 <w:color w:val="0F766E"/>
-                <w:sz w:val="26"/>
-                <w:szCs w:val="26"/>
+                <w:sz w:val="72"/>
+                <w:szCs w:val="72"/>
               </w:rPr>
               <w:t xml:space="preserve">DEFINITION</w:t>
             </w:r>
@@ -5237,8 +4574,8 @@
             <w:r>
               <w:rPr>
                 <w:rFonts w:ascii="Times New Roman" w:cs="Times New Roman" w:eastAsia="Times New Roman" w:hAnsi="Times New Roman"/>
-                <w:sz w:val="20"/>
-                <w:szCs w:val="20"/>
+                <w:sz w:val="36"/>
+                <w:szCs w:val="36"/>
               </w:rPr>
               <w:t xml:space="preserve">How easy and pleasant something is to actually use.</w:t>
             </w:r>
@@ -5266,8 +4603,8 @@
                 <w:b/>
                 <w:bCs/>
                 <w:color w:val="14213D"/>
-                <w:sz w:val="26"/>
-                <w:szCs w:val="26"/>
+                <w:sz w:val="60"/>
+                <w:szCs w:val="60"/>
               </w:rPr>
               <w:t xml:space="preserve">CHARACTERISTICS</w:t>
             </w:r>
@@ -5276,8 +4613,8 @@
             <w:r>
               <w:rPr>
                 <w:rFonts w:ascii="Times New Roman" w:cs="Times New Roman" w:eastAsia="Times New Roman" w:hAnsi="Times New Roman"/>
-                <w:sz w:val="20"/>
-                <w:szCs w:val="20"/>
+                <w:sz w:val="36"/>
+                <w:szCs w:val="36"/>
               </w:rPr>
               <w:t xml:space="preserve">How easy/pleasant something is to use; tested with real people.</w:t>
             </w:r>
@@ -5286,7 +4623,7 @@
       </w:tr>
       <w:tr>
         <w:trPr>
-          <w:trHeight w:val="750" w:hRule="atLeast"/>
+          <w:trHeight w:val="1350" w:hRule="atLeast"/>
         </w:trPr>
         <w:tc>
           <w:tcPr>
@@ -5308,8 +4645,8 @@
                 <w:b/>
                 <w:bCs/>
                 <w:color w:val="14213D"/>
-                <w:sz w:val="40"/>
-                <w:szCs w:val="40"/>
+                <w:sz w:val="96"/>
+                <w:szCs w:val="96"/>
               </w:rPr>
               <w:t xml:space="preserve">Usability</w:t>
             </w:r>
@@ -5318,7 +4655,7 @@
       </w:tr>
       <w:tr>
         <w:trPr>
-          <w:trHeight w:val="2100" w:hRule="atLeast"/>
+          <w:trHeight w:val="2400" w:hRule="atLeast"/>
         </w:trPr>
         <w:tc>
           <w:tcPr>
@@ -5342,8 +4679,8 @@
                 <w:b/>
                 <w:bCs/>
                 <w:color w:val="B45309"/>
-                <w:sz w:val="26"/>
-                <w:szCs w:val="26"/>
+                <w:sz w:val="72"/>
+                <w:szCs w:val="72"/>
               </w:rPr>
               <w:t xml:space="preserve">EXAMPLES</w:t>
             </w:r>
@@ -5352,8 +4689,8 @@
             <w:r>
               <w:rPr>
                 <w:rFonts w:ascii="Times New Roman" w:cs="Times New Roman" w:eastAsia="Times New Roman" w:hAnsi="Times New Roman"/>
-                <w:sz w:val="20"/>
-                <w:szCs w:val="20"/>
+                <w:sz w:val="36"/>
+                <w:szCs w:val="36"/>
               </w:rPr>
               <w:t xml:space="preserve">A checkout process that takes 2 taps.</w:t>
             </w:r>
@@ -5381,8 +4718,8 @@
                 <w:b/>
                 <w:bCs/>
                 <w:color w:val="B91C1C"/>
-                <w:sz w:val="26"/>
-                <w:szCs w:val="26"/>
+                <w:sz w:val="72"/>
+                <w:szCs w:val="72"/>
               </w:rPr>
               <w:t xml:space="preserve">NON-EXAMPLES</w:t>
             </w:r>
@@ -5391,8 +4728,8 @@
             <w:r>
               <w:rPr>
                 <w:rFonts w:ascii="Times New Roman" w:cs="Times New Roman" w:eastAsia="Times New Roman" w:hAnsi="Times New Roman"/>
-                <w:sz w:val="20"/>
-                <w:szCs w:val="20"/>
+                <w:sz w:val="36"/>
+                <w:szCs w:val="36"/>
               </w:rPr>
               <w:t xml:space="preserve">A checkout process that looks nice but takes 15 confusing steps.</w:t>
             </w:r>
@@ -5400,23 +4737,6 @@
         </w:tc>
       </w:tr>
     </w:tbl>
-    <w:p>
-      <w:pPr>
-        <w:spacing w:before="150"/>
-        <w:jc w:val="center"/>
-      </w:pPr>
-      <w:r>
-        <w:rPr>
-          <w:rFonts w:ascii="Times New Roman" w:cs="Times New Roman" w:eastAsia="Times New Roman" w:hAnsi="Times New Roman"/>
-          <w:i/>
-          <w:iCs/>
-          <w:color w:val="6B7280"/>
-          <w:sz w:val="18"/>
-          <w:szCs w:val="18"/>
-        </w:rPr>
-        <w:t xml:space="preserve">Grade 8 ICT/Design Vocabulary Bank</w:t>
-      </w:r>
-    </w:p>
     <w:p>
       <w:r>
         <w:br w:type="page"/>
@@ -5436,24 +4756,7 @@
           <w:sz w:val="44"/>
           <w:szCs w:val="44"/>
         </w:rPr>
-        <w:t xml:space="preserve">Grade 8 ICT/Design — Frayer Model</w:t>
-      </w:r>
-    </w:p>
-    <w:p>
-      <w:pPr>
-        <w:spacing w:after="180"/>
-        <w:jc w:val="center"/>
-      </w:pPr>
-      <w:r>
-        <w:rPr>
-          <w:rFonts w:ascii="Times New Roman" w:cs="Times New Roman" w:eastAsia="Times New Roman" w:hAnsi="Times New Roman"/>
-          <w:i/>
-          <w:iCs/>
-          <w:color w:val="6B7280"/>
-          <w:sz w:val="20"/>
-          <w:szCs w:val="20"/>
-        </w:rPr>
-        <w:t xml:space="preserve">Term 21 of 52 — in teaching order</w:t>
+        <w:t xml:space="preserve">Frayer Model</w:t>
       </w:r>
     </w:p>
     <w:tbl>
@@ -5474,7 +4777,7 @@
       </w:tblGrid>
       <w:tr>
         <w:trPr>
-          <w:trHeight w:val="2100" w:hRule="atLeast"/>
+          <w:trHeight w:val="2400" w:hRule="atLeast"/>
         </w:trPr>
         <w:tc>
           <w:tcPr>
@@ -5498,8 +4801,8 @@
                 <w:b/>
                 <w:bCs/>
                 <w:color w:val="0F766E"/>
-                <w:sz w:val="26"/>
-                <w:szCs w:val="26"/>
+                <w:sz w:val="72"/>
+                <w:szCs w:val="72"/>
               </w:rPr>
               <w:t xml:space="preserve">DEFINITION</w:t>
             </w:r>
@@ -5508,8 +4811,8 @@
             <w:r>
               <w:rPr>
                 <w:rFonts w:ascii="Times New Roman" w:cs="Times New Roman" w:eastAsia="Times New Roman" w:hAnsi="Times New Roman"/>
-                <w:sz w:val="20"/>
-                <w:szCs w:val="20"/>
+                <w:sz w:val="36"/>
+                <w:szCs w:val="36"/>
               </w:rPr>
               <w:t xml:space="preserve">How a user moves between different screens or sections of an app.</w:t>
             </w:r>
@@ -5537,8 +4840,8 @@
                 <w:b/>
                 <w:bCs/>
                 <w:color w:val="14213D"/>
-                <w:sz w:val="26"/>
-                <w:szCs w:val="26"/>
+                <w:sz w:val="60"/>
+                <w:szCs w:val="60"/>
               </w:rPr>
               <w:t xml:space="preserve">CHARACTERISTICS</w:t>
             </w:r>
@@ -5547,8 +4850,8 @@
             <w:r>
               <w:rPr>
                 <w:rFonts w:ascii="Times New Roman" w:cs="Times New Roman" w:eastAsia="Times New Roman" w:hAnsi="Times New Roman"/>
-                <w:sz w:val="20"/>
-                <w:szCs w:val="20"/>
+                <w:sz w:val="36"/>
+                <w:szCs w:val="36"/>
               </w:rPr>
               <w:t xml:space="preserve">How a user moves between screens; often a menu or buttons.</w:t>
             </w:r>
@@ -5557,7 +4860,7 @@
       </w:tr>
       <w:tr>
         <w:trPr>
-          <w:trHeight w:val="750" w:hRule="atLeast"/>
+          <w:trHeight w:val="1350" w:hRule="atLeast"/>
         </w:trPr>
         <w:tc>
           <w:tcPr>
@@ -5579,8 +4882,8 @@
                 <w:b/>
                 <w:bCs/>
                 <w:color w:val="14213D"/>
-                <w:sz w:val="40"/>
-                <w:szCs w:val="40"/>
+                <w:sz w:val="96"/>
+                <w:szCs w:val="96"/>
               </w:rPr>
               <w:t xml:space="preserve">Navigation</w:t>
             </w:r>
@@ -5589,7 +4892,7 @@
       </w:tr>
       <w:tr>
         <w:trPr>
-          <w:trHeight w:val="2100" w:hRule="atLeast"/>
+          <w:trHeight w:val="2400" w:hRule="atLeast"/>
         </w:trPr>
         <w:tc>
           <w:tcPr>
@@ -5613,8 +4916,8 @@
                 <w:b/>
                 <w:bCs/>
                 <w:color w:val="B45309"/>
-                <w:sz w:val="26"/>
-                <w:szCs w:val="26"/>
+                <w:sz w:val="72"/>
+                <w:szCs w:val="72"/>
               </w:rPr>
               <w:t xml:space="preserve">EXAMPLES</w:t>
             </w:r>
@@ -5623,8 +4926,8 @@
             <w:r>
               <w:rPr>
                 <w:rFonts w:ascii="Times New Roman" w:cs="Times New Roman" w:eastAsia="Times New Roman" w:hAnsi="Times New Roman"/>
-                <w:sz w:val="20"/>
-                <w:szCs w:val="20"/>
+                <w:sz w:val="36"/>
+                <w:szCs w:val="36"/>
               </w:rPr>
               <w:t xml:space="preserve">A "back" button and a home icon.</w:t>
             </w:r>
@@ -5652,8 +4955,8 @@
                 <w:b/>
                 <w:bCs/>
                 <w:color w:val="B91C1C"/>
-                <w:sz w:val="26"/>
-                <w:szCs w:val="26"/>
+                <w:sz w:val="72"/>
+                <w:szCs w:val="72"/>
               </w:rPr>
               <w:t xml:space="preserve">NON-EXAMPLES</w:t>
             </w:r>
@@ -5662,8 +4965,8 @@
             <w:r>
               <w:rPr>
                 <w:rFonts w:ascii="Times New Roman" w:cs="Times New Roman" w:eastAsia="Times New Roman" w:hAnsi="Times New Roman"/>
-                <w:sz w:val="20"/>
-                <w:szCs w:val="20"/>
+                <w:sz w:val="36"/>
+                <w:szCs w:val="36"/>
               </w:rPr>
               <w:t xml:space="preserve">An app with no way to return to the previous screen.</w:t>
             </w:r>
@@ -5671,23 +4974,6 @@
         </w:tc>
       </w:tr>
     </w:tbl>
-    <w:p>
-      <w:pPr>
-        <w:spacing w:before="150"/>
-        <w:jc w:val="center"/>
-      </w:pPr>
-      <w:r>
-        <w:rPr>
-          <w:rFonts w:ascii="Times New Roman" w:cs="Times New Roman" w:eastAsia="Times New Roman" w:hAnsi="Times New Roman"/>
-          <w:i/>
-          <w:iCs/>
-          <w:color w:val="6B7280"/>
-          <w:sz w:val="18"/>
-          <w:szCs w:val="18"/>
-        </w:rPr>
-        <w:t xml:space="preserve">Grade 8 ICT/Design Vocabulary Bank</w:t>
-      </w:r>
-    </w:p>
     <w:p>
       <w:r>
         <w:br w:type="page"/>
@@ -5707,24 +4993,7 @@
           <w:sz w:val="44"/>
           <w:szCs w:val="44"/>
         </w:rPr>
-        <w:t xml:space="preserve">Grade 8 ICT/Design — Frayer Model</w:t>
-      </w:r>
-    </w:p>
-    <w:p>
-      <w:pPr>
-        <w:spacing w:after="180"/>
-        <w:jc w:val="center"/>
-      </w:pPr>
-      <w:r>
-        <w:rPr>
-          <w:rFonts w:ascii="Times New Roman" w:cs="Times New Roman" w:eastAsia="Times New Roman" w:hAnsi="Times New Roman"/>
-          <w:i/>
-          <w:iCs/>
-          <w:color w:val="6B7280"/>
-          <w:sz w:val="20"/>
-          <w:szCs w:val="20"/>
-        </w:rPr>
-        <w:t xml:space="preserve">Term 22 of 52 — in teaching order</w:t>
+        <w:t xml:space="preserve">Frayer Model</w:t>
       </w:r>
     </w:p>
     <w:tbl>
@@ -5745,7 +5014,7 @@
       </w:tblGrid>
       <w:tr>
         <w:trPr>
-          <w:trHeight w:val="2100" w:hRule="atLeast"/>
+          <w:trHeight w:val="2400" w:hRule="atLeast"/>
         </w:trPr>
         <w:tc>
           <w:tcPr>
@@ -5769,8 +5038,8 @@
                 <w:b/>
                 <w:bCs/>
                 <w:color w:val="0F766E"/>
-                <w:sz w:val="26"/>
-                <w:szCs w:val="26"/>
+                <w:sz w:val="72"/>
+                <w:szCs w:val="72"/>
               </w:rPr>
               <w:t xml:space="preserve">DEFINITION</w:t>
             </w:r>
@@ -5779,8 +5048,8 @@
             <w:r>
               <w:rPr>
                 <w:rFonts w:ascii="Times New Roman" w:cs="Times New Roman" w:eastAsia="Times New Roman" w:hAnsi="Times New Roman"/>
-                <w:sz w:val="20"/>
-                <w:szCs w:val="20"/>
+                <w:sz w:val="36"/>
+                <w:szCs w:val="36"/>
               </w:rPr>
               <w:t xml:space="preserve">One individual view or page within an app.</w:t>
             </w:r>
@@ -5808,8 +5077,8 @@
                 <w:b/>
                 <w:bCs/>
                 <w:color w:val="14213D"/>
-                <w:sz w:val="26"/>
-                <w:szCs w:val="26"/>
+                <w:sz w:val="60"/>
+                <w:szCs w:val="60"/>
               </w:rPr>
               <w:t xml:space="preserve">CHARACTERISTICS</w:t>
             </w:r>
@@ -5818,8 +5087,8 @@
             <w:r>
               <w:rPr>
                 <w:rFonts w:ascii="Times New Roman" w:cs="Times New Roman" w:eastAsia="Times New Roman" w:hAnsi="Times New Roman"/>
-                <w:sz w:val="20"/>
-                <w:szCs w:val="20"/>
+                <w:sz w:val="36"/>
+                <w:szCs w:val="36"/>
               </w:rPr>
               <w:t xml:space="preserve">One view in an app; part of a larger flow.</w:t>
             </w:r>
@@ -5828,7 +5097,7 @@
       </w:tr>
       <w:tr>
         <w:trPr>
-          <w:trHeight w:val="750" w:hRule="atLeast"/>
+          <w:trHeight w:val="1350" w:hRule="atLeast"/>
         </w:trPr>
         <w:tc>
           <w:tcPr>
@@ -5850,8 +5119,8 @@
                 <w:b/>
                 <w:bCs/>
                 <w:color w:val="14213D"/>
-                <w:sz w:val="40"/>
-                <w:szCs w:val="40"/>
+                <w:sz w:val="96"/>
+                <w:szCs w:val="96"/>
               </w:rPr>
               <w:t xml:space="preserve">Screen</w:t>
             </w:r>
@@ -5860,7 +5129,7 @@
       </w:tr>
       <w:tr>
         <w:trPr>
-          <w:trHeight w:val="2100" w:hRule="atLeast"/>
+          <w:trHeight w:val="2400" w:hRule="atLeast"/>
         </w:trPr>
         <w:tc>
           <w:tcPr>
@@ -5884,8 +5153,8 @@
                 <w:b/>
                 <w:bCs/>
                 <w:color w:val="B45309"/>
-                <w:sz w:val="26"/>
-                <w:szCs w:val="26"/>
+                <w:sz w:val="72"/>
+                <w:szCs w:val="72"/>
               </w:rPr>
               <w:t xml:space="preserve">EXAMPLES</w:t>
             </w:r>
@@ -5894,8 +5163,8 @@
             <w:r>
               <w:rPr>
                 <w:rFonts w:ascii="Times New Roman" w:cs="Times New Roman" w:eastAsia="Times New Roman" w:hAnsi="Times New Roman"/>
-                <w:sz w:val="20"/>
-                <w:szCs w:val="20"/>
+                <w:sz w:val="36"/>
+                <w:szCs w:val="36"/>
               </w:rPr>
               <w:t xml:space="preserve">A login screen; a settings screen.</w:t>
             </w:r>
@@ -5923,8 +5192,8 @@
                 <w:b/>
                 <w:bCs/>
                 <w:color w:val="B91C1C"/>
-                <w:sz w:val="26"/>
-                <w:szCs w:val="26"/>
+                <w:sz w:val="72"/>
+                <w:szCs w:val="72"/>
               </w:rPr>
               <w:t xml:space="preserve">NON-EXAMPLES</w:t>
             </w:r>
@@ -5933,8 +5202,8 @@
             <w:r>
               <w:rPr>
                 <w:rFonts w:ascii="Times New Roman" w:cs="Times New Roman" w:eastAsia="Times New Roman" w:hAnsi="Times New Roman"/>
-                <w:sz w:val="20"/>
-                <w:szCs w:val="20"/>
+                <w:sz w:val="36"/>
+                <w:szCs w:val="36"/>
               </w:rPr>
               <w:t xml:space="preserve">The entire app (which is made of many screens).</w:t>
             </w:r>
@@ -5942,23 +5211,6 @@
         </w:tc>
       </w:tr>
     </w:tbl>
-    <w:p>
-      <w:pPr>
-        <w:spacing w:before="150"/>
-        <w:jc w:val="center"/>
-      </w:pPr>
-      <w:r>
-        <w:rPr>
-          <w:rFonts w:ascii="Times New Roman" w:cs="Times New Roman" w:eastAsia="Times New Roman" w:hAnsi="Times New Roman"/>
-          <w:i/>
-          <w:iCs/>
-          <w:color w:val="6B7280"/>
-          <w:sz w:val="18"/>
-          <w:szCs w:val="18"/>
-        </w:rPr>
-        <w:t xml:space="preserve">Grade 8 ICT/Design Vocabulary Bank</w:t>
-      </w:r>
-    </w:p>
     <w:p>
       <w:r>
         <w:br w:type="page"/>
@@ -5978,24 +5230,7 @@
           <w:sz w:val="44"/>
           <w:szCs w:val="44"/>
         </w:rPr>
-        <w:t xml:space="preserve">Grade 8 ICT/Design — Frayer Model</w:t>
-      </w:r>
-    </w:p>
-    <w:p>
-      <w:pPr>
-        <w:spacing w:after="180"/>
-        <w:jc w:val="center"/>
-      </w:pPr>
-      <w:r>
-        <w:rPr>
-          <w:rFonts w:ascii="Times New Roman" w:cs="Times New Roman" w:eastAsia="Times New Roman" w:hAnsi="Times New Roman"/>
-          <w:i/>
-          <w:iCs/>
-          <w:color w:val="6B7280"/>
-          <w:sz w:val="20"/>
-          <w:szCs w:val="20"/>
-        </w:rPr>
-        <w:t xml:space="preserve">Term 23 of 52 — in teaching order</w:t>
+        <w:t xml:space="preserve">Frayer Model</w:t>
       </w:r>
     </w:p>
     <w:tbl>
@@ -6016,7 +5251,7 @@
       </w:tblGrid>
       <w:tr>
         <w:trPr>
-          <w:trHeight w:val="2100" w:hRule="atLeast"/>
+          <w:trHeight w:val="2400" w:hRule="atLeast"/>
         </w:trPr>
         <w:tc>
           <w:tcPr>
@@ -6040,8 +5275,8 @@
                 <w:b/>
                 <w:bCs/>
                 <w:color w:val="0F766E"/>
-                <w:sz w:val="26"/>
-                <w:szCs w:val="26"/>
+                <w:sz w:val="72"/>
+                <w:szCs w:val="72"/>
               </w:rPr>
               <w:t xml:space="preserve">DEFINITION</w:t>
             </w:r>
@@ -6050,8 +5285,8 @@
             <w:r>
               <w:rPr>
                 <w:rFonts w:ascii="Times New Roman" w:cs="Times New Roman" w:eastAsia="Times New Roman" w:hAnsi="Times New Roman"/>
-                <w:sz w:val="20"/>
-                <w:szCs w:val="20"/>
+                <w:sz w:val="36"/>
+                <w:szCs w:val="36"/>
               </w:rPr>
               <w:t xml:space="preserve">Deciding what to work on first based on what matters most.</w:t>
             </w:r>
@@ -6079,8 +5314,8 @@
                 <w:b/>
                 <w:bCs/>
                 <w:color w:val="14213D"/>
-                <w:sz w:val="26"/>
-                <w:szCs w:val="26"/>
+                <w:sz w:val="60"/>
+                <w:szCs w:val="60"/>
               </w:rPr>
               <w:t xml:space="preserve">CHARACTERISTICS</w:t>
             </w:r>
@@ -6089,8 +5324,8 @@
             <w:r>
               <w:rPr>
                 <w:rFonts w:ascii="Times New Roman" w:cs="Times New Roman" w:eastAsia="Times New Roman" w:hAnsi="Times New Roman"/>
-                <w:sz w:val="20"/>
-                <w:szCs w:val="20"/>
+                <w:sz w:val="36"/>
+                <w:szCs w:val="36"/>
               </w:rPr>
               <w:t xml:space="preserve">Decide order of importance; often based on impact/effort.</w:t>
             </w:r>
@@ -6099,7 +5334,7 @@
       </w:tr>
       <w:tr>
         <w:trPr>
-          <w:trHeight w:val="750" w:hRule="atLeast"/>
+          <w:trHeight w:val="1350" w:hRule="atLeast"/>
         </w:trPr>
         <w:tc>
           <w:tcPr>
@@ -6121,8 +5356,8 @@
                 <w:b/>
                 <w:bCs/>
                 <w:color w:val="14213D"/>
-                <w:sz w:val="40"/>
-                <w:szCs w:val="40"/>
+                <w:sz w:val="96"/>
+                <w:szCs w:val="96"/>
               </w:rPr>
               <w:t xml:space="preserve">Prioritize</w:t>
             </w:r>
@@ -6131,7 +5366,7 @@
       </w:tr>
       <w:tr>
         <w:trPr>
-          <w:trHeight w:val="2100" w:hRule="atLeast"/>
+          <w:trHeight w:val="2400" w:hRule="atLeast"/>
         </w:trPr>
         <w:tc>
           <w:tcPr>
@@ -6155,8 +5390,8 @@
                 <w:b/>
                 <w:bCs/>
                 <w:color w:val="B45309"/>
-                <w:sz w:val="26"/>
-                <w:szCs w:val="26"/>
+                <w:sz w:val="72"/>
+                <w:szCs w:val="72"/>
               </w:rPr>
               <w:t xml:space="preserve">EXAMPLES</w:t>
             </w:r>
@@ -6165,8 +5400,8 @@
             <w:r>
               <w:rPr>
                 <w:rFonts w:ascii="Times New Roman" w:cs="Times New Roman" w:eastAsia="Times New Roman" w:hAnsi="Times New Roman"/>
-                <w:sz w:val="20"/>
-                <w:szCs w:val="20"/>
+                <w:sz w:val="36"/>
+                <w:szCs w:val="36"/>
               </w:rPr>
               <w:t xml:space="preserve">Fixing a broken button before adding a new color scheme.</w:t>
             </w:r>
@@ -6194,8 +5429,8 @@
                 <w:b/>
                 <w:bCs/>
                 <w:color w:val="B91C1C"/>
-                <w:sz w:val="26"/>
-                <w:szCs w:val="26"/>
+                <w:sz w:val="72"/>
+                <w:szCs w:val="72"/>
               </w:rPr>
               <w:t xml:space="preserve">NON-EXAMPLES</w:t>
             </w:r>
@@ -6204,8 +5439,8 @@
             <w:r>
               <w:rPr>
                 <w:rFonts w:ascii="Times New Roman" w:cs="Times New Roman" w:eastAsia="Times New Roman" w:hAnsi="Times New Roman"/>
-                <w:sz w:val="20"/>
-                <w:szCs w:val="20"/>
+                <w:sz w:val="36"/>
+                <w:szCs w:val="36"/>
               </w:rPr>
               <w:t xml:space="preserve">Treating every task as equally urgent.</w:t>
             </w:r>
@@ -6213,23 +5448,6 @@
         </w:tc>
       </w:tr>
     </w:tbl>
-    <w:p>
-      <w:pPr>
-        <w:spacing w:before="150"/>
-        <w:jc w:val="center"/>
-      </w:pPr>
-      <w:r>
-        <w:rPr>
-          <w:rFonts w:ascii="Times New Roman" w:cs="Times New Roman" w:eastAsia="Times New Roman" w:hAnsi="Times New Roman"/>
-          <w:i/>
-          <w:iCs/>
-          <w:color w:val="6B7280"/>
-          <w:sz w:val="18"/>
-          <w:szCs w:val="18"/>
-        </w:rPr>
-        <w:t xml:space="preserve">Grade 8 ICT/Design Vocabulary Bank</w:t>
-      </w:r>
-    </w:p>
     <w:p>
       <w:r>
         <w:br w:type="page"/>
@@ -6249,24 +5467,7 @@
           <w:sz w:val="44"/>
           <w:szCs w:val="44"/>
         </w:rPr>
-        <w:t xml:space="preserve">Grade 8 ICT/Design — Frayer Model</w:t>
-      </w:r>
-    </w:p>
-    <w:p>
-      <w:pPr>
-        <w:spacing w:after="180"/>
-        <w:jc w:val="center"/>
-      </w:pPr>
-      <w:r>
-        <w:rPr>
-          <w:rFonts w:ascii="Times New Roman" w:cs="Times New Roman" w:eastAsia="Times New Roman" w:hAnsi="Times New Roman"/>
-          <w:i/>
-          <w:iCs/>
-          <w:color w:val="6B7280"/>
-          <w:sz w:val="20"/>
-          <w:szCs w:val="20"/>
-        </w:rPr>
-        <w:t xml:space="preserve">Term 24 of 52 — in teaching order</w:t>
+        <w:t xml:space="preserve">Frayer Model</w:t>
       </w:r>
     </w:p>
     <w:tbl>
@@ -6287,7 +5488,7 @@
       </w:tblGrid>
       <w:tr>
         <w:trPr>
-          <w:trHeight w:val="2100" w:hRule="atLeast"/>
+          <w:trHeight w:val="2400" w:hRule="atLeast"/>
         </w:trPr>
         <w:tc>
           <w:tcPr>
@@ -6311,8 +5512,8 @@
                 <w:b/>
                 <w:bCs/>
                 <w:color w:val="0F766E"/>
-                <w:sz w:val="26"/>
-                <w:szCs w:val="26"/>
+                <w:sz w:val="72"/>
+                <w:szCs w:val="72"/>
               </w:rPr>
               <w:t xml:space="preserve">DEFINITION</w:t>
             </w:r>
@@ -6321,8 +5522,8 @@
             <w:r>
               <w:rPr>
                 <w:rFonts w:ascii="Times New Roman" w:cs="Times New Roman" w:eastAsia="Times New Roman" w:hAnsi="Times New Roman"/>
-                <w:sz w:val="20"/>
-                <w:szCs w:val="20"/>
+                <w:sz w:val="36"/>
+                <w:szCs w:val="36"/>
               </w:rPr>
               <w:t xml:space="preserve">Changing something to make it better, based on feedback or new information.</w:t>
             </w:r>
@@ -6350,8 +5551,8 @@
                 <w:b/>
                 <w:bCs/>
                 <w:color w:val="14213D"/>
-                <w:sz w:val="26"/>
-                <w:szCs w:val="26"/>
+                <w:sz w:val="60"/>
+                <w:szCs w:val="60"/>
               </w:rPr>
               <w:t xml:space="preserve">CHARACTERISTICS</w:t>
             </w:r>
@@ -6360,8 +5561,8 @@
             <w:r>
               <w:rPr>
                 <w:rFonts w:ascii="Times New Roman" w:cs="Times New Roman" w:eastAsia="Times New Roman" w:hAnsi="Times New Roman"/>
-                <w:sz w:val="20"/>
-                <w:szCs w:val="20"/>
+                <w:sz w:val="36"/>
+                <w:szCs w:val="36"/>
               </w:rPr>
               <w:t xml:space="preserve">Change based on new information; improves a prior version.</w:t>
             </w:r>
@@ -6370,7 +5571,7 @@
       </w:tr>
       <w:tr>
         <w:trPr>
-          <w:trHeight w:val="750" w:hRule="atLeast"/>
+          <w:trHeight w:val="1350" w:hRule="atLeast"/>
         </w:trPr>
         <w:tc>
           <w:tcPr>
@@ -6392,8 +5593,8 @@
                 <w:b/>
                 <w:bCs/>
                 <w:color w:val="14213D"/>
-                <w:sz w:val="40"/>
-                <w:szCs w:val="40"/>
+                <w:sz w:val="96"/>
+                <w:szCs w:val="96"/>
               </w:rPr>
               <w:t xml:space="preserve">Revise</w:t>
             </w:r>
@@ -6402,7 +5603,7 @@
       </w:tr>
       <w:tr>
         <w:trPr>
-          <w:trHeight w:val="2100" w:hRule="atLeast"/>
+          <w:trHeight w:val="2400" w:hRule="atLeast"/>
         </w:trPr>
         <w:tc>
           <w:tcPr>
@@ -6426,8 +5627,8 @@
                 <w:b/>
                 <w:bCs/>
                 <w:color w:val="B45309"/>
-                <w:sz w:val="26"/>
-                <w:szCs w:val="26"/>
+                <w:sz w:val="72"/>
+                <w:szCs w:val="72"/>
               </w:rPr>
               <w:t xml:space="preserve">EXAMPLES</w:t>
             </w:r>
@@ -6436,8 +5637,8 @@
             <w:r>
               <w:rPr>
                 <w:rFonts w:ascii="Times New Roman" w:cs="Times New Roman" w:eastAsia="Times New Roman" w:hAnsi="Times New Roman"/>
-                <w:sz w:val="20"/>
-                <w:szCs w:val="20"/>
+                <w:sz w:val="36"/>
+                <w:szCs w:val="36"/>
               </w:rPr>
               <w:t xml:space="preserve">Rewriting confusing instructions after user testing.</w:t>
             </w:r>
@@ -6465,8 +5666,8 @@
                 <w:b/>
                 <w:bCs/>
                 <w:color w:val="B91C1C"/>
-                <w:sz w:val="26"/>
-                <w:szCs w:val="26"/>
+                <w:sz w:val="72"/>
+                <w:szCs w:val="72"/>
               </w:rPr>
               <w:t xml:space="preserve">NON-EXAMPLES</w:t>
             </w:r>
@@ -6475,8 +5676,8 @@
             <w:r>
               <w:rPr>
                 <w:rFonts w:ascii="Times New Roman" w:cs="Times New Roman" w:eastAsia="Times New Roman" w:hAnsi="Times New Roman"/>
-                <w:sz w:val="20"/>
-                <w:szCs w:val="20"/>
+                <w:sz w:val="36"/>
+                <w:szCs w:val="36"/>
               </w:rPr>
               <w:t xml:space="preserve">Leaving a known problem unchanged.</w:t>
             </w:r>
@@ -6484,23 +5685,6 @@
         </w:tc>
       </w:tr>
     </w:tbl>
-    <w:p>
-      <w:pPr>
-        <w:spacing w:before="150"/>
-        <w:jc w:val="center"/>
-      </w:pPr>
-      <w:r>
-        <w:rPr>
-          <w:rFonts w:ascii="Times New Roman" w:cs="Times New Roman" w:eastAsia="Times New Roman" w:hAnsi="Times New Roman"/>
-          <w:i/>
-          <w:iCs/>
-          <w:color w:val="6B7280"/>
-          <w:sz w:val="18"/>
-          <w:szCs w:val="18"/>
-        </w:rPr>
-        <w:t xml:space="preserve">Grade 8 ICT/Design Vocabulary Bank</w:t>
-      </w:r>
-    </w:p>
     <w:p>
       <w:r>
         <w:br w:type="page"/>
@@ -6520,24 +5704,7 @@
           <w:sz w:val="44"/>
           <w:szCs w:val="44"/>
         </w:rPr>
-        <w:t xml:space="preserve">Grade 8 ICT/Design — Frayer Model</w:t>
-      </w:r>
-    </w:p>
-    <w:p>
-      <w:pPr>
-        <w:spacing w:after="180"/>
-        <w:jc w:val="center"/>
-      </w:pPr>
-      <w:r>
-        <w:rPr>
-          <w:rFonts w:ascii="Times New Roman" w:cs="Times New Roman" w:eastAsia="Times New Roman" w:hAnsi="Times New Roman"/>
-          <w:i/>
-          <w:iCs/>
-          <w:color w:val="6B7280"/>
-          <w:sz w:val="20"/>
-          <w:szCs w:val="20"/>
-        </w:rPr>
-        <w:t xml:space="preserve">Term 25 of 52 — in teaching order</w:t>
+        <w:t xml:space="preserve">Frayer Model</w:t>
       </w:r>
     </w:p>
     <w:tbl>
@@ -6558,7 +5725,7 @@
       </w:tblGrid>
       <w:tr>
         <w:trPr>
-          <w:trHeight w:val="2100" w:hRule="atLeast"/>
+          <w:trHeight w:val="2400" w:hRule="atLeast"/>
         </w:trPr>
         <w:tc>
           <w:tcPr>
@@ -6582,8 +5749,8 @@
                 <w:b/>
                 <w:bCs/>
                 <w:color w:val="0F766E"/>
-                <w:sz w:val="26"/>
-                <w:szCs w:val="26"/>
+                <w:sz w:val="72"/>
+                <w:szCs w:val="72"/>
               </w:rPr>
               <w:t xml:space="preserve">DEFINITION</w:t>
             </w:r>
@@ -6592,8 +5759,8 @@
             <w:r>
               <w:rPr>
                 <w:rFonts w:ascii="Times New Roman" w:cs="Times New Roman" w:eastAsia="Times New Roman" w:hAnsi="Times New Roman"/>
-                <w:sz w:val="20"/>
-                <w:szCs w:val="20"/>
+                <w:sz w:val="36"/>
+                <w:szCs w:val="36"/>
               </w:rPr>
               <w:t xml:space="preserve">Asking someone questions directly to learn about their needs, habits, or opinions.</w:t>
             </w:r>
@@ -6621,8 +5788,8 @@
                 <w:b/>
                 <w:bCs/>
                 <w:color w:val="14213D"/>
-                <w:sz w:val="26"/>
-                <w:szCs w:val="26"/>
+                <w:sz w:val="60"/>
+                <w:szCs w:val="60"/>
               </w:rPr>
               <w:t xml:space="preserve">CHARACTERISTICS</w:t>
             </w:r>
@@ -6631,8 +5798,8 @@
             <w:r>
               <w:rPr>
                 <w:rFonts w:ascii="Times New Roman" w:cs="Times New Roman" w:eastAsia="Times New Roman" w:hAnsi="Times New Roman"/>
-                <w:sz w:val="20"/>
-                <w:szCs w:val="20"/>
+                <w:sz w:val="36"/>
+                <w:szCs w:val="36"/>
               </w:rPr>
               <w:t xml:space="preserve">Direct questions; one-on-one; gathers detailed information.</w:t>
             </w:r>
@@ -6641,7 +5808,7 @@
       </w:tr>
       <w:tr>
         <w:trPr>
-          <w:trHeight w:val="750" w:hRule="atLeast"/>
+          <w:trHeight w:val="1350" w:hRule="atLeast"/>
         </w:trPr>
         <w:tc>
           <w:tcPr>
@@ -6663,8 +5830,8 @@
                 <w:b/>
                 <w:bCs/>
                 <w:color w:val="14213D"/>
-                <w:sz w:val="40"/>
-                <w:szCs w:val="40"/>
+                <w:sz w:val="96"/>
+                <w:szCs w:val="96"/>
               </w:rPr>
               <w:t xml:space="preserve">Interview</w:t>
             </w:r>
@@ -6673,7 +5840,7 @@
       </w:tr>
       <w:tr>
         <w:trPr>
-          <w:trHeight w:val="2100" w:hRule="atLeast"/>
+          <w:trHeight w:val="2400" w:hRule="atLeast"/>
         </w:trPr>
         <w:tc>
           <w:tcPr>
@@ -6697,8 +5864,8 @@
                 <w:b/>
                 <w:bCs/>
                 <w:color w:val="B45309"/>
-                <w:sz w:val="26"/>
-                <w:szCs w:val="26"/>
+                <w:sz w:val="72"/>
+                <w:szCs w:val="72"/>
               </w:rPr>
               <w:t xml:space="preserve">EXAMPLES</w:t>
             </w:r>
@@ -6707,8 +5874,8 @@
             <w:r>
               <w:rPr>
                 <w:rFonts w:ascii="Times New Roman" w:cs="Times New Roman" w:eastAsia="Times New Roman" w:hAnsi="Times New Roman"/>
-                <w:sz w:val="20"/>
-                <w:szCs w:val="20"/>
+                <w:sz w:val="36"/>
+                <w:szCs w:val="36"/>
               </w:rPr>
               <w:t xml:space="preserve">Asking a classmate about their daily routine.</w:t>
             </w:r>
@@ -6736,8 +5903,8 @@
                 <w:b/>
                 <w:bCs/>
                 <w:color w:val="B91C1C"/>
-                <w:sz w:val="26"/>
-                <w:szCs w:val="26"/>
+                <w:sz w:val="72"/>
+                <w:szCs w:val="72"/>
               </w:rPr>
               <w:t xml:space="preserve">NON-EXAMPLES</w:t>
             </w:r>
@@ -6746,8 +5913,8 @@
             <w:r>
               <w:rPr>
                 <w:rFonts w:ascii="Times New Roman" w:cs="Times New Roman" w:eastAsia="Times New Roman" w:hAnsi="Times New Roman"/>
-                <w:sz w:val="20"/>
-                <w:szCs w:val="20"/>
+                <w:sz w:val="36"/>
+                <w:szCs w:val="36"/>
               </w:rPr>
               <w:t xml:space="preserve">Guessing what someone wants without asking them.</w:t>
             </w:r>
@@ -6755,23 +5922,6 @@
         </w:tc>
       </w:tr>
     </w:tbl>
-    <w:p>
-      <w:pPr>
-        <w:spacing w:before="150"/>
-        <w:jc w:val="center"/>
-      </w:pPr>
-      <w:r>
-        <w:rPr>
-          <w:rFonts w:ascii="Times New Roman" w:cs="Times New Roman" w:eastAsia="Times New Roman" w:hAnsi="Times New Roman"/>
-          <w:i/>
-          <w:iCs/>
-          <w:color w:val="6B7280"/>
-          <w:sz w:val="18"/>
-          <w:szCs w:val="18"/>
-        </w:rPr>
-        <w:t xml:space="preserve">Grade 8 ICT/Design Vocabulary Bank</w:t>
-      </w:r>
-    </w:p>
     <w:p>
       <w:r>
         <w:br w:type="page"/>
@@ -6791,24 +5941,7 @@
           <w:sz w:val="44"/>
           <w:szCs w:val="44"/>
         </w:rPr>
-        <w:t xml:space="preserve">Grade 8 ICT/Design — Frayer Model</w:t>
-      </w:r>
-    </w:p>
-    <w:p>
-      <w:pPr>
-        <w:spacing w:after="180"/>
-        <w:jc w:val="center"/>
-      </w:pPr>
-      <w:r>
-        <w:rPr>
-          <w:rFonts w:ascii="Times New Roman" w:cs="Times New Roman" w:eastAsia="Times New Roman" w:hAnsi="Times New Roman"/>
-          <w:i/>
-          <w:iCs/>
-          <w:color w:val="6B7280"/>
-          <w:sz w:val="20"/>
-          <w:szCs w:val="20"/>
-        </w:rPr>
-        <w:t xml:space="preserve">Term 26 of 52 — in teaching order</w:t>
+        <w:t xml:space="preserve">Frayer Model</w:t>
       </w:r>
     </w:p>
     <w:tbl>
@@ -6829,7 +5962,7 @@
       </w:tblGrid>
       <w:tr>
         <w:trPr>
-          <w:trHeight w:val="2100" w:hRule="atLeast"/>
+          <w:trHeight w:val="2400" w:hRule="atLeast"/>
         </w:trPr>
         <w:tc>
           <w:tcPr>
@@ -6853,8 +5986,8 @@
                 <w:b/>
                 <w:bCs/>
                 <w:color w:val="0F766E"/>
-                <w:sz w:val="26"/>
-                <w:szCs w:val="26"/>
+                <w:sz w:val="72"/>
+                <w:szCs w:val="72"/>
               </w:rPr>
               <w:t xml:space="preserve">DEFINITION</w:t>
             </w:r>
@@ -6863,8 +5996,8 @@
             <w:r>
               <w:rPr>
                 <w:rFonts w:ascii="Times New Roman" w:cs="Times New Roman" w:eastAsia="Times New Roman" w:hAnsi="Times New Roman"/>
-                <w:sz w:val="20"/>
-                <w:szCs w:val="20"/>
+                <w:sz w:val="36"/>
+                <w:szCs w:val="36"/>
               </w:rPr>
               <w:t xml:space="preserve">Something that gets in the way of a user doing what they need to do.</w:t>
             </w:r>
@@ -6892,8 +6025,8 @@
                 <w:b/>
                 <w:bCs/>
                 <w:color w:val="14213D"/>
-                <w:sz w:val="26"/>
-                <w:szCs w:val="26"/>
+                <w:sz w:val="60"/>
+                <w:szCs w:val="60"/>
               </w:rPr>
               <w:t xml:space="preserve">CHARACTERISTICS</w:t>
             </w:r>
@@ -6902,8 +6035,8 @@
             <w:r>
               <w:rPr>
                 <w:rFonts w:ascii="Times New Roman" w:cs="Times New Roman" w:eastAsia="Times New Roman" w:hAnsi="Times New Roman"/>
-                <w:sz w:val="20"/>
-                <w:szCs w:val="20"/>
+                <w:sz w:val="36"/>
+                <w:szCs w:val="36"/>
               </w:rPr>
               <w:t xml:space="preserve">Blocks a user; can be physical, digital, or informational.</w:t>
             </w:r>
@@ -6912,7 +6045,7 @@
       </w:tr>
       <w:tr>
         <w:trPr>
-          <w:trHeight w:val="750" w:hRule="atLeast"/>
+          <w:trHeight w:val="1350" w:hRule="atLeast"/>
         </w:trPr>
         <w:tc>
           <w:tcPr>
@@ -6934,8 +6067,8 @@
                 <w:b/>
                 <w:bCs/>
                 <w:color w:val="14213D"/>
-                <w:sz w:val="40"/>
-                <w:szCs w:val="40"/>
+                <w:sz w:val="96"/>
+                <w:szCs w:val="96"/>
               </w:rPr>
               <w:t xml:space="preserve">Barrier</w:t>
             </w:r>
@@ -6944,7 +6077,7 @@
       </w:tr>
       <w:tr>
         <w:trPr>
-          <w:trHeight w:val="2100" w:hRule="atLeast"/>
+          <w:trHeight w:val="2400" w:hRule="atLeast"/>
         </w:trPr>
         <w:tc>
           <w:tcPr>
@@ -6968,8 +6101,8 @@
                 <w:b/>
                 <w:bCs/>
                 <w:color w:val="B45309"/>
-                <w:sz w:val="26"/>
-                <w:szCs w:val="26"/>
+                <w:sz w:val="72"/>
+                <w:szCs w:val="72"/>
               </w:rPr>
               <w:t xml:space="preserve">EXAMPLES</w:t>
             </w:r>
@@ -6978,8 +6111,8 @@
             <w:r>
               <w:rPr>
                 <w:rFonts w:ascii="Times New Roman" w:cs="Times New Roman" w:eastAsia="Times New Roman" w:hAnsi="Times New Roman"/>
-                <w:sz w:val="20"/>
-                <w:szCs w:val="20"/>
+                <w:sz w:val="36"/>
+                <w:szCs w:val="36"/>
               </w:rPr>
               <w:t xml:space="preserve">An app that requires an account just to look at a menu.</w:t>
             </w:r>
@@ -7007,8 +6140,8 @@
                 <w:b/>
                 <w:bCs/>
                 <w:color w:val="B91C1C"/>
-                <w:sz w:val="26"/>
-                <w:szCs w:val="26"/>
+                <w:sz w:val="72"/>
+                <w:szCs w:val="72"/>
               </w:rPr>
               <w:t xml:space="preserve">NON-EXAMPLES</w:t>
             </w:r>
@@ -7017,8 +6150,8 @@
             <w:r>
               <w:rPr>
                 <w:rFonts w:ascii="Times New Roman" w:cs="Times New Roman" w:eastAsia="Times New Roman" w:hAnsi="Times New Roman"/>
-                <w:sz w:val="20"/>
-                <w:szCs w:val="20"/>
+                <w:sz w:val="36"/>
+                <w:szCs w:val="36"/>
               </w:rPr>
               <w:t xml:space="preserve">A feature that makes something easier.</w:t>
             </w:r>
@@ -7026,23 +6159,6 @@
         </w:tc>
       </w:tr>
     </w:tbl>
-    <w:p>
-      <w:pPr>
-        <w:spacing w:before="150"/>
-        <w:jc w:val="center"/>
-      </w:pPr>
-      <w:r>
-        <w:rPr>
-          <w:rFonts w:ascii="Times New Roman" w:cs="Times New Roman" w:eastAsia="Times New Roman" w:hAnsi="Times New Roman"/>
-          <w:i/>
-          <w:iCs/>
-          <w:color w:val="6B7280"/>
-          <w:sz w:val="18"/>
-          <w:szCs w:val="18"/>
-        </w:rPr>
-        <w:t xml:space="preserve">Grade 8 ICT/Design Vocabulary Bank</w:t>
-      </w:r>
-    </w:p>
     <w:p>
       <w:r>
         <w:br w:type="page"/>
@@ -7062,24 +6178,7 @@
           <w:sz w:val="44"/>
           <w:szCs w:val="44"/>
         </w:rPr>
-        <w:t xml:space="preserve">Grade 8 ICT/Design — Frayer Model</w:t>
-      </w:r>
-    </w:p>
-    <w:p>
-      <w:pPr>
-        <w:spacing w:after="180"/>
-        <w:jc w:val="center"/>
-      </w:pPr>
-      <w:r>
-        <w:rPr>
-          <w:rFonts w:ascii="Times New Roman" w:cs="Times New Roman" w:eastAsia="Times New Roman" w:hAnsi="Times New Roman"/>
-          <w:i/>
-          <w:iCs/>
-          <w:color w:val="6B7280"/>
-          <w:sz w:val="20"/>
-          <w:szCs w:val="20"/>
-        </w:rPr>
-        <w:t xml:space="preserve">Term 27 of 52 — in teaching order</w:t>
+        <w:t xml:space="preserve">Frayer Model</w:t>
       </w:r>
     </w:p>
     <w:tbl>
@@ -7100,7 +6199,7 @@
       </w:tblGrid>
       <w:tr>
         <w:trPr>
-          <w:trHeight w:val="2100" w:hRule="atLeast"/>
+          <w:trHeight w:val="2400" w:hRule="atLeast"/>
         </w:trPr>
         <w:tc>
           <w:tcPr>
@@ -7124,8 +6223,8 @@
                 <w:b/>
                 <w:bCs/>
                 <w:color w:val="0F766E"/>
-                <w:sz w:val="26"/>
-                <w:szCs w:val="26"/>
+                <w:sz w:val="72"/>
+                <w:szCs w:val="72"/>
               </w:rPr>
               <w:t xml:space="preserve">DEFINITION</w:t>
             </w:r>
@@ -7134,8 +6233,8 @@
             <w:r>
               <w:rPr>
                 <w:rFonts w:ascii="Times New Roman" w:cs="Times New Roman" w:eastAsia="Times New Roman" w:hAnsi="Times New Roman"/>
-                <w:sz w:val="20"/>
-                <w:szCs w:val="20"/>
+                <w:sz w:val="36"/>
+                <w:szCs w:val="36"/>
               </w:rPr>
               <w:t xml:space="preserve">A chance to solve a problem or make something better for a user.</w:t>
             </w:r>
@@ -7163,8 +6262,8 @@
                 <w:b/>
                 <w:bCs/>
                 <w:color w:val="14213D"/>
-                <w:sz w:val="26"/>
-                <w:szCs w:val="26"/>
+                <w:sz w:val="60"/>
+                <w:szCs w:val="60"/>
               </w:rPr>
               <w:t xml:space="preserve">CHARACTERISTICS</w:t>
             </w:r>
@@ -7173,8 +6272,8 @@
             <w:r>
               <w:rPr>
                 <w:rFonts w:ascii="Times New Roman" w:cs="Times New Roman" w:eastAsia="Times New Roman" w:hAnsi="Times New Roman"/>
-                <w:sz w:val="20"/>
-                <w:szCs w:val="20"/>
+                <w:sz w:val="36"/>
+                <w:szCs w:val="36"/>
               </w:rPr>
               <w:t xml:space="preserve">A gap or chance to improve; found through research.</w:t>
             </w:r>
@@ -7183,7 +6282,7 @@
       </w:tr>
       <w:tr>
         <w:trPr>
-          <w:trHeight w:val="750" w:hRule="atLeast"/>
+          <w:trHeight w:val="1350" w:hRule="atLeast"/>
         </w:trPr>
         <w:tc>
           <w:tcPr>
@@ -7205,8 +6304,8 @@
                 <w:b/>
                 <w:bCs/>
                 <w:color w:val="14213D"/>
-                <w:sz w:val="40"/>
-                <w:szCs w:val="40"/>
+                <w:sz w:val="96"/>
+                <w:szCs w:val="96"/>
               </w:rPr>
               <w:t xml:space="preserve">Opportunity</w:t>
             </w:r>
@@ -7215,7 +6314,7 @@
       </w:tr>
       <w:tr>
         <w:trPr>
-          <w:trHeight w:val="2100" w:hRule="atLeast"/>
+          <w:trHeight w:val="2400" w:hRule="atLeast"/>
         </w:trPr>
         <w:tc>
           <w:tcPr>
@@ -7239,8 +6338,8 @@
                 <w:b/>
                 <w:bCs/>
                 <w:color w:val="B45309"/>
-                <w:sz w:val="26"/>
-                <w:szCs w:val="26"/>
+                <w:sz w:val="72"/>
+                <w:szCs w:val="72"/>
               </w:rPr>
               <w:t xml:space="preserve">EXAMPLES</w:t>
             </w:r>
@@ -7249,8 +6348,8 @@
             <w:r>
               <w:rPr>
                 <w:rFonts w:ascii="Times New Roman" w:cs="Times New Roman" w:eastAsia="Times New Roman" w:hAnsi="Times New Roman"/>
-                <w:sz w:val="20"/>
-                <w:szCs w:val="20"/>
+                <w:sz w:val="36"/>
+                <w:szCs w:val="36"/>
               </w:rPr>
               <w:t xml:space="preserve">Noticing no app helps students track school events.</w:t>
             </w:r>
@@ -7278,8 +6377,8 @@
                 <w:b/>
                 <w:bCs/>
                 <w:color w:val="B91C1C"/>
-                <w:sz w:val="26"/>
-                <w:szCs w:val="26"/>
+                <w:sz w:val="72"/>
+                <w:szCs w:val="72"/>
               </w:rPr>
               <w:t xml:space="preserve">NON-EXAMPLES</w:t>
             </w:r>
@@ -7288,8 +6387,8 @@
             <w:r>
               <w:rPr>
                 <w:rFonts w:ascii="Times New Roman" w:cs="Times New Roman" w:eastAsia="Times New Roman" w:hAnsi="Times New Roman"/>
-                <w:sz w:val="20"/>
-                <w:szCs w:val="20"/>
+                <w:sz w:val="36"/>
+                <w:szCs w:val="36"/>
               </w:rPr>
               <w:t xml:space="preserve">An already-solved, saturated problem with no room to add value.</w:t>
             </w:r>
@@ -7297,23 +6396,6 @@
         </w:tc>
       </w:tr>
     </w:tbl>
-    <w:p>
-      <w:pPr>
-        <w:spacing w:before="150"/>
-        <w:jc w:val="center"/>
-      </w:pPr>
-      <w:r>
-        <w:rPr>
-          <w:rFonts w:ascii="Times New Roman" w:cs="Times New Roman" w:eastAsia="Times New Roman" w:hAnsi="Times New Roman"/>
-          <w:i/>
-          <w:iCs/>
-          <w:color w:val="6B7280"/>
-          <w:sz w:val="18"/>
-          <w:szCs w:val="18"/>
-        </w:rPr>
-        <w:t xml:space="preserve">Grade 8 ICT/Design Vocabulary Bank</w:t>
-      </w:r>
-    </w:p>
     <w:p>
       <w:r>
         <w:br w:type="page"/>
@@ -7333,24 +6415,7 @@
           <w:sz w:val="44"/>
           <w:szCs w:val="44"/>
         </w:rPr>
-        <w:t xml:space="preserve">Grade 8 ICT/Design — Frayer Model</w:t>
-      </w:r>
-    </w:p>
-    <w:p>
-      <w:pPr>
-        <w:spacing w:after="180"/>
-        <w:jc w:val="center"/>
-      </w:pPr>
-      <w:r>
-        <w:rPr>
-          <w:rFonts w:ascii="Times New Roman" w:cs="Times New Roman" w:eastAsia="Times New Roman" w:hAnsi="Times New Roman"/>
-          <w:i/>
-          <w:iCs/>
-          <w:color w:val="6B7280"/>
-          <w:sz w:val="20"/>
-          <w:szCs w:val="20"/>
-        </w:rPr>
-        <w:t xml:space="preserve">Term 28 of 52 — in teaching order</w:t>
+        <w:t xml:space="preserve">Frayer Model</w:t>
       </w:r>
     </w:p>
     <w:tbl>
@@ -7371,7 +6436,7 @@
       </w:tblGrid>
       <w:tr>
         <w:trPr>
-          <w:trHeight w:val="2100" w:hRule="atLeast"/>
+          <w:trHeight w:val="2400" w:hRule="atLeast"/>
         </w:trPr>
         <w:tc>
           <w:tcPr>
@@ -7395,8 +6460,8 @@
                 <w:b/>
                 <w:bCs/>
                 <w:color w:val="0F766E"/>
-                <w:sz w:val="26"/>
-                <w:szCs w:val="26"/>
+                <w:sz w:val="72"/>
+                <w:szCs w:val="72"/>
               </w:rPr>
               <w:t xml:space="preserve">DEFINITION</w:t>
             </w:r>
@@ -7405,8 +6470,8 @@
             <w:r>
               <w:rPr>
                 <w:rFonts w:ascii="Times New Roman" w:cs="Times New Roman" w:eastAsia="Times New Roman" w:hAnsi="Times New Roman"/>
-                <w:sz w:val="20"/>
-                <w:szCs w:val="20"/>
+                <w:sz w:val="36"/>
+                <w:szCs w:val="36"/>
               </w:rPr>
               <w:t xml:space="preserve">A useful realization about a user that helps explain why they need something.</w:t>
             </w:r>
@@ -7434,8 +6499,8 @@
                 <w:b/>
                 <w:bCs/>
                 <w:color w:val="14213D"/>
-                <w:sz w:val="26"/>
-                <w:szCs w:val="26"/>
+                <w:sz w:val="60"/>
+                <w:szCs w:val="60"/>
               </w:rPr>
               <w:t xml:space="preserve">CHARACTERISTICS</w:t>
             </w:r>
@@ -7444,8 +6509,8 @@
             <w:r>
               <w:rPr>
                 <w:rFonts w:ascii="Times New Roman" w:cs="Times New Roman" w:eastAsia="Times New Roman" w:hAnsi="Times New Roman"/>
-                <w:sz w:val="20"/>
-                <w:szCs w:val="20"/>
+                <w:sz w:val="36"/>
+                <w:szCs w:val="36"/>
               </w:rPr>
               <w:t xml:space="preserve">A realization from evidence; explains "why," not just "what."</w:t>
             </w:r>
@@ -7454,7 +6519,7 @@
       </w:tr>
       <w:tr>
         <w:trPr>
-          <w:trHeight w:val="750" w:hRule="atLeast"/>
+          <w:trHeight w:val="1350" w:hRule="atLeast"/>
         </w:trPr>
         <w:tc>
           <w:tcPr>
@@ -7476,8 +6541,8 @@
                 <w:b/>
                 <w:bCs/>
                 <w:color w:val="14213D"/>
-                <w:sz w:val="40"/>
-                <w:szCs w:val="40"/>
+                <w:sz w:val="96"/>
+                <w:szCs w:val="96"/>
               </w:rPr>
               <w:t xml:space="preserve">Insight</w:t>
             </w:r>
@@ -7486,7 +6551,7 @@
       </w:tr>
       <w:tr>
         <w:trPr>
-          <w:trHeight w:val="2100" w:hRule="atLeast"/>
+          <w:trHeight w:val="2400" w:hRule="atLeast"/>
         </w:trPr>
         <w:tc>
           <w:tcPr>
@@ -7510,8 +6575,8 @@
                 <w:b/>
                 <w:bCs/>
                 <w:color w:val="B45309"/>
-                <w:sz w:val="26"/>
-                <w:szCs w:val="26"/>
+                <w:sz w:val="72"/>
+                <w:szCs w:val="72"/>
               </w:rPr>
               <w:t xml:space="preserve">EXAMPLES</w:t>
             </w:r>
@@ -7520,8 +6585,8 @@
             <w:r>
               <w:rPr>
                 <w:rFonts w:ascii="Times New Roman" w:cs="Times New Roman" w:eastAsia="Times New Roman" w:hAnsi="Times New Roman"/>
-                <w:sz w:val="20"/>
-                <w:szCs w:val="20"/>
+                <w:sz w:val="36"/>
+                <w:szCs w:val="36"/>
               </w:rPr>
               <w:t xml:space="preserve">"Users forget appointments because reminders aren't visual enough."</w:t>
             </w:r>
@@ -7549,8 +6614,8 @@
                 <w:b/>
                 <w:bCs/>
                 <w:color w:val="B91C1C"/>
-                <w:sz w:val="26"/>
-                <w:szCs w:val="26"/>
+                <w:sz w:val="72"/>
+                <w:szCs w:val="72"/>
               </w:rPr>
               <w:t xml:space="preserve">NON-EXAMPLES</w:t>
             </w:r>
@@ -7559,8 +6624,8 @@
             <w:r>
               <w:rPr>
                 <w:rFonts w:ascii="Times New Roman" w:cs="Times New Roman" w:eastAsia="Times New Roman" w:hAnsi="Times New Roman"/>
-                <w:sz w:val="20"/>
-                <w:szCs w:val="20"/>
+                <w:sz w:val="36"/>
+                <w:szCs w:val="36"/>
               </w:rPr>
               <w:t xml:space="preserve">A random guess with no supporting evidence.</w:t>
             </w:r>
@@ -7568,23 +6633,6 @@
         </w:tc>
       </w:tr>
     </w:tbl>
-    <w:p>
-      <w:pPr>
-        <w:spacing w:before="150"/>
-        <w:jc w:val="center"/>
-      </w:pPr>
-      <w:r>
-        <w:rPr>
-          <w:rFonts w:ascii="Times New Roman" w:cs="Times New Roman" w:eastAsia="Times New Roman" w:hAnsi="Times New Roman"/>
-          <w:i/>
-          <w:iCs/>
-          <w:color w:val="6B7280"/>
-          <w:sz w:val="18"/>
-          <w:szCs w:val="18"/>
-        </w:rPr>
-        <w:t xml:space="preserve">Grade 8 ICT/Design Vocabulary Bank</w:t>
-      </w:r>
-    </w:p>
     <w:p>
       <w:r>
         <w:br w:type="page"/>
@@ -7604,24 +6652,7 @@
           <w:sz w:val="44"/>
           <w:szCs w:val="44"/>
         </w:rPr>
-        <w:t xml:space="preserve">Grade 8 ICT/Design — Frayer Model</w:t>
-      </w:r>
-    </w:p>
-    <w:p>
-      <w:pPr>
-        <w:spacing w:after="180"/>
-        <w:jc w:val="center"/>
-      </w:pPr>
-      <w:r>
-        <w:rPr>
-          <w:rFonts w:ascii="Times New Roman" w:cs="Times New Roman" w:eastAsia="Times New Roman" w:hAnsi="Times New Roman"/>
-          <w:i/>
-          <w:iCs/>
-          <w:color w:val="6B7280"/>
-          <w:sz w:val="20"/>
-          <w:szCs w:val="20"/>
-        </w:rPr>
-        <w:t xml:space="preserve">Term 29 of 52 — in teaching order</w:t>
+        <w:t xml:space="preserve">Frayer Model</w:t>
       </w:r>
     </w:p>
     <w:tbl>
@@ -7642,7 +6673,7 @@
       </w:tblGrid>
       <w:tr>
         <w:trPr>
-          <w:trHeight w:val="2100" w:hRule="atLeast"/>
+          <w:trHeight w:val="2400" w:hRule="atLeast"/>
         </w:trPr>
         <w:tc>
           <w:tcPr>
@@ -7666,8 +6697,8 @@
                 <w:b/>
                 <w:bCs/>
                 <w:color w:val="0F766E"/>
-                <w:sz w:val="26"/>
-                <w:szCs w:val="26"/>
+                <w:sz w:val="72"/>
+                <w:szCs w:val="72"/>
               </w:rPr>
               <w:t xml:space="preserve">DEFINITION</w:t>
             </w:r>
@@ -7676,8 +6707,8 @@
             <w:r>
               <w:rPr>
                 <w:rFonts w:ascii="Times New Roman" w:cs="Times New Roman" w:eastAsia="Times New Roman" w:hAnsi="Times New Roman"/>
-                <w:sz w:val="20"/>
-                <w:szCs w:val="20"/>
+                <w:sz w:val="36"/>
+                <w:szCs w:val="36"/>
               </w:rPr>
               <w:t xml:space="preserve">A specific concept for an app that solves a real need for a real user.</w:t>
             </w:r>
@@ -7705,8 +6736,8 @@
                 <w:b/>
                 <w:bCs/>
                 <w:color w:val="14213D"/>
-                <w:sz w:val="26"/>
-                <w:szCs w:val="26"/>
+                <w:sz w:val="60"/>
+                <w:szCs w:val="60"/>
               </w:rPr>
               <w:t xml:space="preserve">CHARACTERISTICS</w:t>
             </w:r>
@@ -7715,8 +6746,8 @@
             <w:r>
               <w:rPr>
                 <w:rFonts w:ascii="Times New Roman" w:cs="Times New Roman" w:eastAsia="Times New Roman" w:hAnsi="Times New Roman"/>
-                <w:sz w:val="20"/>
-                <w:szCs w:val="20"/>
+                <w:sz w:val="36"/>
+                <w:szCs w:val="36"/>
               </w:rPr>
               <w:t xml:space="preserve">Specific; solves a real need; for a real user group.</w:t>
             </w:r>
@@ -7725,7 +6756,7 @@
       </w:tr>
       <w:tr>
         <w:trPr>
-          <w:trHeight w:val="750" w:hRule="atLeast"/>
+          <w:trHeight w:val="1350" w:hRule="atLeast"/>
         </w:trPr>
         <w:tc>
           <w:tcPr>
@@ -7747,8 +6778,8 @@
                 <w:b/>
                 <w:bCs/>
                 <w:color w:val="14213D"/>
-                <w:sz w:val="40"/>
-                <w:szCs w:val="40"/>
+                <w:sz w:val="96"/>
+                <w:szCs w:val="96"/>
               </w:rPr>
               <w:t xml:space="preserve">App Idea</w:t>
             </w:r>
@@ -7757,7 +6788,7 @@
       </w:tr>
       <w:tr>
         <w:trPr>
-          <w:trHeight w:val="2100" w:hRule="atLeast"/>
+          <w:trHeight w:val="2400" w:hRule="atLeast"/>
         </w:trPr>
         <w:tc>
           <w:tcPr>
@@ -7781,8 +6812,8 @@
                 <w:b/>
                 <w:bCs/>
                 <w:color w:val="B45309"/>
-                <w:sz w:val="26"/>
-                <w:szCs w:val="26"/>
+                <w:sz w:val="72"/>
+                <w:szCs w:val="72"/>
               </w:rPr>
               <w:t xml:space="preserve">EXAMPLES</w:t>
             </w:r>
@@ -7791,8 +6822,8 @@
             <w:r>
               <w:rPr>
                 <w:rFonts w:ascii="Times New Roman" w:cs="Times New Roman" w:eastAsia="Times New Roman" w:hAnsi="Times New Roman"/>
-                <w:sz w:val="20"/>
-                <w:szCs w:val="20"/>
+                <w:sz w:val="36"/>
+                <w:szCs w:val="36"/>
               </w:rPr>
               <w:t xml:space="preserve">"An app that helps new students find their classrooms."</w:t>
             </w:r>
@@ -7820,8 +6851,8 @@
                 <w:b/>
                 <w:bCs/>
                 <w:color w:val="B91C1C"/>
-                <w:sz w:val="26"/>
-                <w:szCs w:val="26"/>
+                <w:sz w:val="72"/>
+                <w:szCs w:val="72"/>
               </w:rPr>
               <w:t xml:space="preserve">NON-EXAMPLES</w:t>
             </w:r>
@@ -7830,8 +6861,8 @@
             <w:r>
               <w:rPr>
                 <w:rFonts w:ascii="Times New Roman" w:cs="Times New Roman" w:eastAsia="Times New Roman" w:hAnsi="Times New Roman"/>
-                <w:sz w:val="20"/>
-                <w:szCs w:val="20"/>
+                <w:sz w:val="36"/>
+                <w:szCs w:val="36"/>
               </w:rPr>
               <w:t xml:space="preserve">"An app that does everything for everyone."</w:t>
             </w:r>
@@ -7839,23 +6870,6 @@
         </w:tc>
       </w:tr>
     </w:tbl>
-    <w:p>
-      <w:pPr>
-        <w:spacing w:before="150"/>
-        <w:jc w:val="center"/>
-      </w:pPr>
-      <w:r>
-        <w:rPr>
-          <w:rFonts w:ascii="Times New Roman" w:cs="Times New Roman" w:eastAsia="Times New Roman" w:hAnsi="Times New Roman"/>
-          <w:i/>
-          <w:iCs/>
-          <w:color w:val="6B7280"/>
-          <w:sz w:val="18"/>
-          <w:szCs w:val="18"/>
-        </w:rPr>
-        <w:t xml:space="preserve">Grade 8 ICT/Design Vocabulary Bank</w:t>
-      </w:r>
-    </w:p>
     <w:p>
       <w:r>
         <w:br w:type="page"/>
@@ -7875,24 +6889,7 @@
           <w:sz w:val="44"/>
           <w:szCs w:val="44"/>
         </w:rPr>
-        <w:t xml:space="preserve">Grade 8 ICT/Design — Frayer Model</w:t>
-      </w:r>
-    </w:p>
-    <w:p>
-      <w:pPr>
-        <w:spacing w:after="180"/>
-        <w:jc w:val="center"/>
-      </w:pPr>
-      <w:r>
-        <w:rPr>
-          <w:rFonts w:ascii="Times New Roman" w:cs="Times New Roman" w:eastAsia="Times New Roman" w:hAnsi="Times New Roman"/>
-          <w:i/>
-          <w:iCs/>
-          <w:color w:val="6B7280"/>
-          <w:sz w:val="20"/>
-          <w:szCs w:val="20"/>
-        </w:rPr>
-        <w:t xml:space="preserve">Term 30 of 52 — in teaching order</w:t>
+        <w:t xml:space="preserve">Frayer Model</w:t>
       </w:r>
     </w:p>
     <w:tbl>
@@ -7913,7 +6910,7 @@
       </w:tblGrid>
       <w:tr>
         <w:trPr>
-          <w:trHeight w:val="2100" w:hRule="atLeast"/>
+          <w:trHeight w:val="2400" w:hRule="atLeast"/>
         </w:trPr>
         <w:tc>
           <w:tcPr>
@@ -7937,8 +6934,8 @@
                 <w:b/>
                 <w:bCs/>
                 <w:color w:val="0F766E"/>
-                <w:sz w:val="26"/>
-                <w:szCs w:val="26"/>
+                <w:sz w:val="72"/>
+                <w:szCs w:val="72"/>
               </w:rPr>
               <w:t xml:space="preserve">DEFINITION</w:t>
             </w:r>
@@ -7947,10 +6944,10 @@
             <w:r>
               <w:rPr>
                 <w:rFonts w:ascii="Times New Roman" w:cs="Times New Roman" w:eastAsia="Times New Roman" w:hAnsi="Times New Roman"/>
-                <w:sz w:val="20"/>
-                <w:szCs w:val="20"/>
-              </w:rPr>
-              <w:t xml:space="preserve">A version of an app made entirely out of paper — hand-drawn screens used to test an idea before building it digitally.</w:t>
+                <w:sz w:val="36"/>
+                <w:szCs w:val="36"/>
+              </w:rPr>
+              <w:t xml:space="preserve">A version of an app made entirely out of paper, hand-drawn screens used to test an idea before building it digitally.</w:t>
             </w:r>
           </w:p>
         </w:tc>
@@ -7976,8 +6973,8 @@
                 <w:b/>
                 <w:bCs/>
                 <w:color w:val="14213D"/>
-                <w:sz w:val="26"/>
-                <w:szCs w:val="26"/>
+                <w:sz w:val="60"/>
+                <w:szCs w:val="60"/>
               </w:rPr>
               <w:t xml:space="preserve">CHARACTERISTICS</w:t>
             </w:r>
@@ -7986,8 +6983,8 @@
             <w:r>
               <w:rPr>
                 <w:rFonts w:ascii="Times New Roman" w:cs="Times New Roman" w:eastAsia="Times New Roman" w:hAnsi="Times New Roman"/>
-                <w:sz w:val="20"/>
-                <w:szCs w:val="20"/>
+                <w:sz w:val="36"/>
+                <w:szCs w:val="36"/>
               </w:rPr>
               <w:t xml:space="preserve">Made of paper; hand-drawn; quick and cheap to change.</w:t>
             </w:r>
@@ -7996,7 +6993,7 @@
       </w:tr>
       <w:tr>
         <w:trPr>
-          <w:trHeight w:val="750" w:hRule="atLeast"/>
+          <w:trHeight w:val="1350" w:hRule="atLeast"/>
         </w:trPr>
         <w:tc>
           <w:tcPr>
@@ -8018,8 +7015,8 @@
                 <w:b/>
                 <w:bCs/>
                 <w:color w:val="14213D"/>
-                <w:sz w:val="40"/>
-                <w:szCs w:val="40"/>
+                <w:sz w:val="96"/>
+                <w:szCs w:val="96"/>
               </w:rPr>
               <w:t xml:space="preserve">Paper Prototype</w:t>
             </w:r>
@@ -8028,7 +7025,7 @@
       </w:tr>
       <w:tr>
         <w:trPr>
-          <w:trHeight w:val="2100" w:hRule="atLeast"/>
+          <w:trHeight w:val="2400" w:hRule="atLeast"/>
         </w:trPr>
         <w:tc>
           <w:tcPr>
@@ -8052,8 +7049,8 @@
                 <w:b/>
                 <w:bCs/>
                 <w:color w:val="B45309"/>
-                <w:sz w:val="26"/>
-                <w:szCs w:val="26"/>
+                <w:sz w:val="72"/>
+                <w:szCs w:val="72"/>
               </w:rPr>
               <w:t xml:space="preserve">EXAMPLES</w:t>
             </w:r>
@@ -8062,8 +7059,8 @@
             <w:r>
               <w:rPr>
                 <w:rFonts w:ascii="Times New Roman" w:cs="Times New Roman" w:eastAsia="Times New Roman" w:hAnsi="Times New Roman"/>
-                <w:sz w:val="20"/>
-                <w:szCs w:val="20"/>
+                <w:sz w:val="36"/>
+                <w:szCs w:val="36"/>
               </w:rPr>
               <w:t xml:space="preserve">Hand-drawn app screens taped together.</w:t>
             </w:r>
@@ -8091,8 +7088,8 @@
                 <w:b/>
                 <w:bCs/>
                 <w:color w:val="B91C1C"/>
-                <w:sz w:val="26"/>
-                <w:szCs w:val="26"/>
+                <w:sz w:val="72"/>
+                <w:szCs w:val="72"/>
               </w:rPr>
               <w:t xml:space="preserve">NON-EXAMPLES</w:t>
             </w:r>
@@ -8101,8 +7098,8 @@
             <w:r>
               <w:rPr>
                 <w:rFonts w:ascii="Times New Roman" w:cs="Times New Roman" w:eastAsia="Times New Roman" w:hAnsi="Times New Roman"/>
-                <w:sz w:val="20"/>
-                <w:szCs w:val="20"/>
+                <w:sz w:val="36"/>
+                <w:szCs w:val="36"/>
               </w:rPr>
               <w:t xml:space="preserve">A fully coded digital app.</w:t>
             </w:r>
@@ -8110,23 +7107,6 @@
         </w:tc>
       </w:tr>
     </w:tbl>
-    <w:p>
-      <w:pPr>
-        <w:spacing w:before="150"/>
-        <w:jc w:val="center"/>
-      </w:pPr>
-      <w:r>
-        <w:rPr>
-          <w:rFonts w:ascii="Times New Roman" w:cs="Times New Roman" w:eastAsia="Times New Roman" w:hAnsi="Times New Roman"/>
-          <w:i/>
-          <w:iCs/>
-          <w:color w:val="6B7280"/>
-          <w:sz w:val="18"/>
-          <w:szCs w:val="18"/>
-        </w:rPr>
-        <w:t xml:space="preserve">Grade 8 ICT/Design Vocabulary Bank</w:t>
-      </w:r>
-    </w:p>
     <w:p>
       <w:r>
         <w:br w:type="page"/>
@@ -8146,24 +7126,7 @@
           <w:sz w:val="44"/>
           <w:szCs w:val="44"/>
         </w:rPr>
-        <w:t xml:space="preserve">Grade 8 ICT/Design — Frayer Model</w:t>
-      </w:r>
-    </w:p>
-    <w:p>
-      <w:pPr>
-        <w:spacing w:after="180"/>
-        <w:jc w:val="center"/>
-      </w:pPr>
-      <w:r>
-        <w:rPr>
-          <w:rFonts w:ascii="Times New Roman" w:cs="Times New Roman" w:eastAsia="Times New Roman" w:hAnsi="Times New Roman"/>
-          <w:i/>
-          <w:iCs/>
-          <w:color w:val="6B7280"/>
-          <w:sz w:val="20"/>
-          <w:szCs w:val="20"/>
-        </w:rPr>
-        <w:t xml:space="preserve">Term 31 of 52 — in teaching order</w:t>
+        <w:t xml:space="preserve">Frayer Model</w:t>
       </w:r>
     </w:p>
     <w:tbl>
@@ -8184,7 +7147,7 @@
       </w:tblGrid>
       <w:tr>
         <w:trPr>
-          <w:trHeight w:val="2100" w:hRule="atLeast"/>
+          <w:trHeight w:val="2400" w:hRule="atLeast"/>
         </w:trPr>
         <w:tc>
           <w:tcPr>
@@ -8208,8 +7171,8 @@
                 <w:b/>
                 <w:bCs/>
                 <w:color w:val="0F766E"/>
-                <w:sz w:val="26"/>
-                <w:szCs w:val="26"/>
+                <w:sz w:val="72"/>
+                <w:szCs w:val="72"/>
               </w:rPr>
               <w:t xml:space="preserve">DEFINITION</w:t>
             </w:r>
@@ -8218,8 +7181,8 @@
             <w:r>
               <w:rPr>
                 <w:rFonts w:ascii="Times New Roman" w:cs="Times New Roman" w:eastAsia="Times New Roman" w:hAnsi="Times New Roman"/>
-                <w:sz w:val="20"/>
-                <w:szCs w:val="20"/>
+                <w:sz w:val="36"/>
+                <w:szCs w:val="36"/>
               </w:rPr>
               <w:t xml:space="preserve">The path a user follows moving from one screen to the next in an app.</w:t>
             </w:r>
@@ -8247,8 +7210,8 @@
                 <w:b/>
                 <w:bCs/>
                 <w:color w:val="14213D"/>
-                <w:sz w:val="26"/>
-                <w:szCs w:val="26"/>
+                <w:sz w:val="60"/>
+                <w:szCs w:val="60"/>
               </w:rPr>
               <w:t xml:space="preserve">CHARACTERISTICS</w:t>
             </w:r>
@@ -8257,8 +7220,8 @@
             <w:r>
               <w:rPr>
                 <w:rFonts w:ascii="Times New Roman" w:cs="Times New Roman" w:eastAsia="Times New Roman" w:hAnsi="Times New Roman"/>
-                <w:sz w:val="20"/>
-                <w:szCs w:val="20"/>
+                <w:sz w:val="36"/>
+                <w:szCs w:val="36"/>
               </w:rPr>
               <w:t xml:space="preserve">The path between screens; shows navigation order.</w:t>
             </w:r>
@@ -8267,7 +7230,7 @@
       </w:tr>
       <w:tr>
         <w:trPr>
-          <w:trHeight w:val="750" w:hRule="atLeast"/>
+          <w:trHeight w:val="1350" w:hRule="atLeast"/>
         </w:trPr>
         <w:tc>
           <w:tcPr>
@@ -8289,8 +7252,8 @@
                 <w:b/>
                 <w:bCs/>
                 <w:color w:val="14213D"/>
-                <w:sz w:val="40"/>
-                <w:szCs w:val="40"/>
+                <w:sz w:val="96"/>
+                <w:szCs w:val="96"/>
               </w:rPr>
               <w:t xml:space="preserve">Screen Flow</w:t>
             </w:r>
@@ -8299,7 +7262,7 @@
       </w:tr>
       <w:tr>
         <w:trPr>
-          <w:trHeight w:val="2100" w:hRule="atLeast"/>
+          <w:trHeight w:val="2400" w:hRule="atLeast"/>
         </w:trPr>
         <w:tc>
           <w:tcPr>
@@ -8323,8 +7286,8 @@
                 <w:b/>
                 <w:bCs/>
                 <w:color w:val="B45309"/>
-                <w:sz w:val="26"/>
-                <w:szCs w:val="26"/>
+                <w:sz w:val="72"/>
+                <w:szCs w:val="72"/>
               </w:rPr>
               <w:t xml:space="preserve">EXAMPLES</w:t>
             </w:r>
@@ -8333,8 +7296,8 @@
             <w:r>
               <w:rPr>
                 <w:rFonts w:ascii="Times New Roman" w:cs="Times New Roman" w:eastAsia="Times New Roman" w:hAnsi="Times New Roman"/>
-                <w:sz w:val="20"/>
-                <w:szCs w:val="20"/>
+                <w:sz w:val="36"/>
+                <w:szCs w:val="36"/>
               </w:rPr>
               <w:t xml:space="preserve">Login screen → Home screen → Profile screen.</w:t>
             </w:r>
@@ -8362,8 +7325,8 @@
                 <w:b/>
                 <w:bCs/>
                 <w:color w:val="B91C1C"/>
-                <w:sz w:val="26"/>
-                <w:szCs w:val="26"/>
+                <w:sz w:val="72"/>
+                <w:szCs w:val="72"/>
               </w:rPr>
               <w:t xml:space="preserve">NON-EXAMPLES</w:t>
             </w:r>
@@ -8372,8 +7335,8 @@
             <w:r>
               <w:rPr>
                 <w:rFonts w:ascii="Times New Roman" w:cs="Times New Roman" w:eastAsia="Times New Roman" w:hAnsi="Times New Roman"/>
-                <w:sz w:val="20"/>
-                <w:szCs w:val="20"/>
+                <w:sz w:val="36"/>
+                <w:szCs w:val="36"/>
               </w:rPr>
               <w:t xml:space="preserve">A single screen with no connections.</w:t>
             </w:r>
@@ -8381,23 +7344,6 @@
         </w:tc>
       </w:tr>
     </w:tbl>
-    <w:p>
-      <w:pPr>
-        <w:spacing w:before="150"/>
-        <w:jc w:val="center"/>
-      </w:pPr>
-      <w:r>
-        <w:rPr>
-          <w:rFonts w:ascii="Times New Roman" w:cs="Times New Roman" w:eastAsia="Times New Roman" w:hAnsi="Times New Roman"/>
-          <w:i/>
-          <w:iCs/>
-          <w:color w:val="6B7280"/>
-          <w:sz w:val="18"/>
-          <w:szCs w:val="18"/>
-        </w:rPr>
-        <w:t xml:space="preserve">Grade 8 ICT/Design Vocabulary Bank</w:t>
-      </w:r>
-    </w:p>
     <w:p>
       <w:r>
         <w:br w:type="page"/>
@@ -8417,24 +7363,7 @@
           <w:sz w:val="44"/>
           <w:szCs w:val="44"/>
         </w:rPr>
-        <w:t xml:space="preserve">Grade 8 ICT/Design — Frayer Model</w:t>
-      </w:r>
-    </w:p>
-    <w:p>
-      <w:pPr>
-        <w:spacing w:after="180"/>
-        <w:jc w:val="center"/>
-      </w:pPr>
-      <w:r>
-        <w:rPr>
-          <w:rFonts w:ascii="Times New Roman" w:cs="Times New Roman" w:eastAsia="Times New Roman" w:hAnsi="Times New Roman"/>
-          <w:i/>
-          <w:iCs/>
-          <w:color w:val="6B7280"/>
-          <w:sz w:val="20"/>
-          <w:szCs w:val="20"/>
-        </w:rPr>
-        <w:t xml:space="preserve">Term 32 of 52 — in teaching order</w:t>
+        <w:t xml:space="preserve">Frayer Model</w:t>
       </w:r>
     </w:p>
     <w:tbl>
@@ -8455,7 +7384,7 @@
       </w:tblGrid>
       <w:tr>
         <w:trPr>
-          <w:trHeight w:val="2100" w:hRule="atLeast"/>
+          <w:trHeight w:val="2400" w:hRule="atLeast"/>
         </w:trPr>
         <w:tc>
           <w:tcPr>
@@ -8479,8 +7408,8 @@
                 <w:b/>
                 <w:bCs/>
                 <w:color w:val="0F766E"/>
-                <w:sz w:val="26"/>
-                <w:szCs w:val="26"/>
+                <w:sz w:val="72"/>
+                <w:szCs w:val="72"/>
               </w:rPr>
               <w:t xml:space="preserve">DEFINITION</w:t>
             </w:r>
@@ -8489,8 +7418,8 @@
             <w:r>
               <w:rPr>
                 <w:rFonts w:ascii="Times New Roman" w:cs="Times New Roman" w:eastAsia="Times New Roman" w:hAnsi="Times New Roman"/>
-                <w:sz w:val="20"/>
-                <w:szCs w:val="20"/>
+                <w:sz w:val="36"/>
+                <w:szCs w:val="36"/>
               </w:rPr>
               <w:t xml:space="preserve">Having a real person try to use your design so you can see what works and what doesn't.</w:t>
             </w:r>
@@ -8518,8 +7447,8 @@
                 <w:b/>
                 <w:bCs/>
                 <w:color w:val="14213D"/>
-                <w:sz w:val="26"/>
-                <w:szCs w:val="26"/>
+                <w:sz w:val="60"/>
+                <w:szCs w:val="60"/>
               </w:rPr>
               <w:t xml:space="preserve">CHARACTERISTICS</w:t>
             </w:r>
@@ -8528,8 +7457,8 @@
             <w:r>
               <w:rPr>
                 <w:rFonts w:ascii="Times New Roman" w:cs="Times New Roman" w:eastAsia="Times New Roman" w:hAnsi="Times New Roman"/>
-                <w:sz w:val="20"/>
-                <w:szCs w:val="20"/>
+                <w:sz w:val="36"/>
+                <w:szCs w:val="36"/>
               </w:rPr>
               <w:t xml:space="preserve">Uses a real person; involves a specific task; observed.</w:t>
             </w:r>
@@ -8538,7 +7467,7 @@
       </w:tr>
       <w:tr>
         <w:trPr>
-          <w:trHeight w:val="750" w:hRule="atLeast"/>
+          <w:trHeight w:val="1350" w:hRule="atLeast"/>
         </w:trPr>
         <w:tc>
           <w:tcPr>
@@ -8560,8 +7489,8 @@
                 <w:b/>
                 <w:bCs/>
                 <w:color w:val="14213D"/>
-                <w:sz w:val="40"/>
-                <w:szCs w:val="40"/>
+                <w:sz w:val="96"/>
+                <w:szCs w:val="96"/>
               </w:rPr>
               <w:t xml:space="preserve">Test</w:t>
             </w:r>
@@ -8570,7 +7499,7 @@
       </w:tr>
       <w:tr>
         <w:trPr>
-          <w:trHeight w:val="2100" w:hRule="atLeast"/>
+          <w:trHeight w:val="2400" w:hRule="atLeast"/>
         </w:trPr>
         <w:tc>
           <w:tcPr>
@@ -8594,8 +7523,8 @@
                 <w:b/>
                 <w:bCs/>
                 <w:color w:val="B45309"/>
-                <w:sz w:val="26"/>
-                <w:szCs w:val="26"/>
+                <w:sz w:val="72"/>
+                <w:szCs w:val="72"/>
               </w:rPr>
               <w:t xml:space="preserve">EXAMPLES</w:t>
             </w:r>
@@ -8604,8 +7533,8 @@
             <w:r>
               <w:rPr>
                 <w:rFonts w:ascii="Times New Roman" w:cs="Times New Roman" w:eastAsia="Times New Roman" w:hAnsi="Times New Roman"/>
-                <w:sz w:val="20"/>
-                <w:szCs w:val="20"/>
+                <w:sz w:val="36"/>
+                <w:szCs w:val="36"/>
               </w:rPr>
               <w:t xml:space="preserve">Watching a classmate try to send a message using your prototype.</w:t>
             </w:r>
@@ -8633,8 +7562,8 @@
                 <w:b/>
                 <w:bCs/>
                 <w:color w:val="B91C1C"/>
-                <w:sz w:val="26"/>
-                <w:szCs w:val="26"/>
+                <w:sz w:val="72"/>
+                <w:szCs w:val="72"/>
               </w:rPr>
               <w:t xml:space="preserve">NON-EXAMPLES</w:t>
             </w:r>
@@ -8643,8 +7572,8 @@
             <w:r>
               <w:rPr>
                 <w:rFonts w:ascii="Times New Roman" w:cs="Times New Roman" w:eastAsia="Times New Roman" w:hAnsi="Times New Roman"/>
-                <w:sz w:val="20"/>
-                <w:szCs w:val="20"/>
+                <w:sz w:val="36"/>
+                <w:szCs w:val="36"/>
               </w:rPr>
               <w:t xml:space="preserve">Assuming your app works because you built it.</w:t>
             </w:r>
@@ -8652,23 +7581,6 @@
         </w:tc>
       </w:tr>
     </w:tbl>
-    <w:p>
-      <w:pPr>
-        <w:spacing w:before="150"/>
-        <w:jc w:val="center"/>
-      </w:pPr>
-      <w:r>
-        <w:rPr>
-          <w:rFonts w:ascii="Times New Roman" w:cs="Times New Roman" w:eastAsia="Times New Roman" w:hAnsi="Times New Roman"/>
-          <w:i/>
-          <w:iCs/>
-          <w:color w:val="6B7280"/>
-          <w:sz w:val="18"/>
-          <w:szCs w:val="18"/>
-        </w:rPr>
-        <w:t xml:space="preserve">Grade 8 ICT/Design Vocabulary Bank</w:t>
-      </w:r>
-    </w:p>
     <w:p>
       <w:r>
         <w:br w:type="page"/>
@@ -8688,24 +7600,7 @@
           <w:sz w:val="44"/>
           <w:szCs w:val="44"/>
         </w:rPr>
-        <w:t xml:space="preserve">Grade 8 ICT/Design — Frayer Model</w:t>
-      </w:r>
-    </w:p>
-    <w:p>
-      <w:pPr>
-        <w:spacing w:after="180"/>
-        <w:jc w:val="center"/>
-      </w:pPr>
-      <w:r>
-        <w:rPr>
-          <w:rFonts w:ascii="Times New Roman" w:cs="Times New Roman" w:eastAsia="Times New Roman" w:hAnsi="Times New Roman"/>
-          <w:i/>
-          <w:iCs/>
-          <w:color w:val="6B7280"/>
-          <w:sz w:val="20"/>
-          <w:szCs w:val="20"/>
-        </w:rPr>
-        <w:t xml:space="preserve">Term 33 of 52 — in teaching order</w:t>
+        <w:t xml:space="preserve">Frayer Model</w:t>
       </w:r>
     </w:p>
     <w:tbl>
@@ -8726,7 +7621,7 @@
       </w:tblGrid>
       <w:tr>
         <w:trPr>
-          <w:trHeight w:val="2100" w:hRule="atLeast"/>
+          <w:trHeight w:val="2400" w:hRule="atLeast"/>
         </w:trPr>
         <w:tc>
           <w:tcPr>
@@ -8750,8 +7645,8 @@
                 <w:b/>
                 <w:bCs/>
                 <w:color w:val="0F766E"/>
-                <w:sz w:val="26"/>
-                <w:szCs w:val="26"/>
+                <w:sz w:val="72"/>
+                <w:szCs w:val="72"/>
               </w:rPr>
               <w:t xml:space="preserve">DEFINITION</w:t>
             </w:r>
@@ -8760,10 +7655,10 @@
             <w:r>
               <w:rPr>
                 <w:rFonts w:ascii="Times New Roman" w:cs="Times New Roman" w:eastAsia="Times New Roman" w:hAnsi="Times New Roman"/>
-                <w:sz w:val="20"/>
-                <w:szCs w:val="20"/>
-              </w:rPr>
-              <w:t xml:space="preserve">Anyone who has an interest in or is affected by a project — for an app, this usually means the users it's designed for.</w:t>
+                <w:sz w:val="36"/>
+                <w:szCs w:val="36"/>
+              </w:rPr>
+              <w:t xml:space="preserve">Anyone who has an interest in or is affected by a project, for an app, this usually means the users it's designed for.</w:t>
             </w:r>
           </w:p>
         </w:tc>
@@ -8789,8 +7684,8 @@
                 <w:b/>
                 <w:bCs/>
                 <w:color w:val="14213D"/>
-                <w:sz w:val="26"/>
-                <w:szCs w:val="26"/>
+                <w:sz w:val="60"/>
+                <w:szCs w:val="60"/>
               </w:rPr>
               <w:t xml:space="preserve">CHARACTERISTICS</w:t>
             </w:r>
@@ -8799,8 +7694,8 @@
             <w:r>
               <w:rPr>
                 <w:rFonts w:ascii="Times New Roman" w:cs="Times New Roman" w:eastAsia="Times New Roman" w:hAnsi="Times New Roman"/>
-                <w:sz w:val="20"/>
-                <w:szCs w:val="20"/>
+                <w:sz w:val="36"/>
+                <w:szCs w:val="36"/>
               </w:rPr>
               <w:t xml:space="preserve">Has an interest in the project; affected by the outcome.</w:t>
             </w:r>
@@ -8809,7 +7704,7 @@
       </w:tr>
       <w:tr>
         <w:trPr>
-          <w:trHeight w:val="750" w:hRule="atLeast"/>
+          <w:trHeight w:val="1350" w:hRule="atLeast"/>
         </w:trPr>
         <w:tc>
           <w:tcPr>
@@ -8831,8 +7726,8 @@
                 <w:b/>
                 <w:bCs/>
                 <w:color w:val="14213D"/>
-                <w:sz w:val="40"/>
-                <w:szCs w:val="40"/>
+                <w:sz w:val="96"/>
+                <w:szCs w:val="96"/>
               </w:rPr>
               <w:t xml:space="preserve">Stakeholder</w:t>
             </w:r>
@@ -8841,7 +7736,7 @@
       </w:tr>
       <w:tr>
         <w:trPr>
-          <w:trHeight w:val="2100" w:hRule="atLeast"/>
+          <w:trHeight w:val="2400" w:hRule="atLeast"/>
         </w:trPr>
         <w:tc>
           <w:tcPr>
@@ -8865,8 +7760,8 @@
                 <w:b/>
                 <w:bCs/>
                 <w:color w:val="B45309"/>
-                <w:sz w:val="26"/>
-                <w:szCs w:val="26"/>
+                <w:sz w:val="72"/>
+                <w:szCs w:val="72"/>
               </w:rPr>
               <w:t xml:space="preserve">EXAMPLES</w:t>
             </w:r>
@@ -8875,8 +7770,8 @@
             <w:r>
               <w:rPr>
                 <w:rFonts w:ascii="Times New Roman" w:cs="Times New Roman" w:eastAsia="Times New Roman" w:hAnsi="Times New Roman"/>
-                <w:sz w:val="20"/>
-                <w:szCs w:val="20"/>
+                <w:sz w:val="36"/>
+                <w:szCs w:val="36"/>
               </w:rPr>
               <w:t xml:space="preserve">The students who will use the school app.</w:t>
             </w:r>
@@ -8904,8 +7799,8 @@
                 <w:b/>
                 <w:bCs/>
                 <w:color w:val="B91C1C"/>
-                <w:sz w:val="26"/>
-                <w:szCs w:val="26"/>
+                <w:sz w:val="72"/>
+                <w:szCs w:val="72"/>
               </w:rPr>
               <w:t xml:space="preserve">NON-EXAMPLES</w:t>
             </w:r>
@@ -8914,8 +7809,8 @@
             <w:r>
               <w:rPr>
                 <w:rFonts w:ascii="Times New Roman" w:cs="Times New Roman" w:eastAsia="Times New Roman" w:hAnsi="Times New Roman"/>
-                <w:sz w:val="20"/>
-                <w:szCs w:val="20"/>
+                <w:sz w:val="36"/>
+                <w:szCs w:val="36"/>
               </w:rPr>
               <w:t xml:space="preserve">Someone with no connection to the project at all.</w:t>
             </w:r>
@@ -8923,23 +7818,6 @@
         </w:tc>
       </w:tr>
     </w:tbl>
-    <w:p>
-      <w:pPr>
-        <w:spacing w:before="150"/>
-        <w:jc w:val="center"/>
-      </w:pPr>
-      <w:r>
-        <w:rPr>
-          <w:rFonts w:ascii="Times New Roman" w:cs="Times New Roman" w:eastAsia="Times New Roman" w:hAnsi="Times New Roman"/>
-          <w:i/>
-          <w:iCs/>
-          <w:color w:val="6B7280"/>
-          <w:sz w:val="18"/>
-          <w:szCs w:val="18"/>
-        </w:rPr>
-        <w:t xml:space="preserve">Grade 8 ICT/Design Vocabulary Bank</w:t>
-      </w:r>
-    </w:p>
     <w:p>
       <w:r>
         <w:br w:type="page"/>
@@ -8959,24 +7837,7 @@
           <w:sz w:val="44"/>
           <w:szCs w:val="44"/>
         </w:rPr>
-        <w:t xml:space="preserve">Grade 8 ICT/Design — Frayer Model</w:t>
-      </w:r>
-    </w:p>
-    <w:p>
-      <w:pPr>
-        <w:spacing w:after="180"/>
-        <w:jc w:val="center"/>
-      </w:pPr>
-      <w:r>
-        <w:rPr>
-          <w:rFonts w:ascii="Times New Roman" w:cs="Times New Roman" w:eastAsia="Times New Roman" w:hAnsi="Times New Roman"/>
-          <w:i/>
-          <w:iCs/>
-          <w:color w:val="6B7280"/>
-          <w:sz w:val="20"/>
-          <w:szCs w:val="20"/>
-        </w:rPr>
-        <w:t xml:space="preserve">Term 34 of 52 — in teaching order</w:t>
+        <w:t xml:space="preserve">Frayer Model</w:t>
       </w:r>
     </w:p>
     <w:tbl>
@@ -8997,7 +7858,7 @@
       </w:tblGrid>
       <w:tr>
         <w:trPr>
-          <w:trHeight w:val="2100" w:hRule="atLeast"/>
+          <w:trHeight w:val="2400" w:hRule="atLeast"/>
         </w:trPr>
         <w:tc>
           <w:tcPr>
@@ -9021,8 +7882,8 @@
                 <w:b/>
                 <w:bCs/>
                 <w:color w:val="0F766E"/>
-                <w:sz w:val="26"/>
-                <w:szCs w:val="26"/>
+                <w:sz w:val="72"/>
+                <w:szCs w:val="72"/>
               </w:rPr>
               <w:t xml:space="preserve">DEFINITION</w:t>
             </w:r>
@@ -9031,8 +7892,8 @@
             <w:r>
               <w:rPr>
                 <w:rFonts w:ascii="Times New Roman" w:cs="Times New Roman" w:eastAsia="Times New Roman" w:hAnsi="Times New Roman"/>
-                <w:sz w:val="20"/>
-                <w:szCs w:val="20"/>
+                <w:sz w:val="36"/>
+                <w:szCs w:val="36"/>
               </w:rPr>
               <w:t xml:space="preserve">Apps designed specifically to help solve a real problem for people or communities, not just for entertainment or profit.</w:t>
             </w:r>
@@ -9060,8 +7921,8 @@
                 <w:b/>
                 <w:bCs/>
                 <w:color w:val="14213D"/>
-                <w:sz w:val="26"/>
-                <w:szCs w:val="26"/>
+                <w:sz w:val="60"/>
+                <w:szCs w:val="60"/>
               </w:rPr>
               <w:t xml:space="preserve">CHARACTERISTICS</w:t>
             </w:r>
@@ -9070,8 +7931,8 @@
             <w:r>
               <w:rPr>
                 <w:rFonts w:ascii="Times New Roman" w:cs="Times New Roman" w:eastAsia="Times New Roman" w:hAnsi="Times New Roman"/>
-                <w:sz w:val="20"/>
-                <w:szCs w:val="20"/>
+                <w:sz w:val="36"/>
+                <w:szCs w:val="36"/>
               </w:rPr>
               <w:t xml:space="preserve">Solves a real-world problem; benefits people/communities.</w:t>
             </w:r>
@@ -9080,7 +7941,7 @@
       </w:tr>
       <w:tr>
         <w:trPr>
-          <w:trHeight w:val="750" w:hRule="atLeast"/>
+          <w:trHeight w:val="1350" w:hRule="atLeast"/>
         </w:trPr>
         <w:tc>
           <w:tcPr>
@@ -9102,8 +7963,8 @@
                 <w:b/>
                 <w:bCs/>
                 <w:color w:val="14213D"/>
-                <w:sz w:val="40"/>
-                <w:szCs w:val="40"/>
+                <w:sz w:val="96"/>
+                <w:szCs w:val="96"/>
               </w:rPr>
               <w:t xml:space="preserve">Apps for Good</w:t>
             </w:r>
@@ -9112,7 +7973,7 @@
       </w:tr>
       <w:tr>
         <w:trPr>
-          <w:trHeight w:val="2100" w:hRule="atLeast"/>
+          <w:trHeight w:val="2400" w:hRule="atLeast"/>
         </w:trPr>
         <w:tc>
           <w:tcPr>
@@ -9136,8 +7997,8 @@
                 <w:b/>
                 <w:bCs/>
                 <w:color w:val="B45309"/>
-                <w:sz w:val="26"/>
-                <w:szCs w:val="26"/>
+                <w:sz w:val="72"/>
+                <w:szCs w:val="72"/>
               </w:rPr>
               <w:t xml:space="preserve">EXAMPLES</w:t>
             </w:r>
@@ -9146,8 +8007,8 @@
             <w:r>
               <w:rPr>
                 <w:rFonts w:ascii="Times New Roman" w:cs="Times New Roman" w:eastAsia="Times New Roman" w:hAnsi="Times New Roman"/>
-                <w:sz w:val="20"/>
-                <w:szCs w:val="20"/>
+                <w:sz w:val="36"/>
+                <w:szCs w:val="36"/>
               </w:rPr>
               <w:t xml:space="preserve">An app connecting volunteers to local charities.</w:t>
             </w:r>
@@ -9175,8 +8036,8 @@
                 <w:b/>
                 <w:bCs/>
                 <w:color w:val="B91C1C"/>
-                <w:sz w:val="26"/>
-                <w:szCs w:val="26"/>
+                <w:sz w:val="72"/>
+                <w:szCs w:val="72"/>
               </w:rPr>
               <w:t xml:space="preserve">NON-EXAMPLES</w:t>
             </w:r>
@@ -9185,8 +8046,8 @@
             <w:r>
               <w:rPr>
                 <w:rFonts w:ascii="Times New Roman" w:cs="Times New Roman" w:eastAsia="Times New Roman" w:hAnsi="Times New Roman"/>
-                <w:sz w:val="20"/>
-                <w:szCs w:val="20"/>
+                <w:sz w:val="36"/>
+                <w:szCs w:val="36"/>
               </w:rPr>
               <w:t xml:space="preserve">A game made purely for entertainment with no social purpose.</w:t>
             </w:r>
@@ -9194,23 +8055,6 @@
         </w:tc>
       </w:tr>
     </w:tbl>
-    <w:p>
-      <w:pPr>
-        <w:spacing w:before="150"/>
-        <w:jc w:val="center"/>
-      </w:pPr>
-      <w:r>
-        <w:rPr>
-          <w:rFonts w:ascii="Times New Roman" w:cs="Times New Roman" w:eastAsia="Times New Roman" w:hAnsi="Times New Roman"/>
-          <w:i/>
-          <w:iCs/>
-          <w:color w:val="6B7280"/>
-          <w:sz w:val="18"/>
-          <w:szCs w:val="18"/>
-        </w:rPr>
-        <w:t xml:space="preserve">Grade 8 ICT/Design Vocabulary Bank</w:t>
-      </w:r>
-    </w:p>
     <w:p>
       <w:r>
         <w:br w:type="page"/>
@@ -9230,24 +8074,7 @@
           <w:sz w:val="44"/>
           <w:szCs w:val="44"/>
         </w:rPr>
-        <w:t xml:space="preserve">Grade 8 ICT/Design — Frayer Model</w:t>
-      </w:r>
-    </w:p>
-    <w:p>
-      <w:pPr>
-        <w:spacing w:after="180"/>
-        <w:jc w:val="center"/>
-      </w:pPr>
-      <w:r>
-        <w:rPr>
-          <w:rFonts w:ascii="Times New Roman" w:cs="Times New Roman" w:eastAsia="Times New Roman" w:hAnsi="Times New Roman"/>
-          <w:i/>
-          <w:iCs/>
-          <w:color w:val="6B7280"/>
-          <w:sz w:val="20"/>
-          <w:szCs w:val="20"/>
-        </w:rPr>
-        <w:t xml:space="preserve">Term 35 of 52 — in teaching order</w:t>
+        <w:t xml:space="preserve">Frayer Model</w:t>
       </w:r>
     </w:p>
     <w:tbl>
@@ -9268,7 +8095,7 @@
       </w:tblGrid>
       <w:tr>
         <w:trPr>
-          <w:trHeight w:val="2100" w:hRule="atLeast"/>
+          <w:trHeight w:val="2400" w:hRule="atLeast"/>
         </w:trPr>
         <w:tc>
           <w:tcPr>
@@ -9292,8 +8119,8 @@
                 <w:b/>
                 <w:bCs/>
                 <w:color w:val="0F766E"/>
-                <w:sz w:val="26"/>
-                <w:szCs w:val="26"/>
+                <w:sz w:val="72"/>
+                <w:szCs w:val="72"/>
               </w:rPr>
               <w:t xml:space="preserve">DEFINITION</w:t>
             </w:r>
@@ -9302,8 +8129,8 @@
             <w:r>
               <w:rPr>
                 <w:rFonts w:ascii="Times New Roman" w:cs="Times New Roman" w:eastAsia="Times New Roman" w:hAnsi="Times New Roman"/>
-                <w:sz w:val="20"/>
-                <w:szCs w:val="20"/>
+                <w:sz w:val="36"/>
+                <w:szCs w:val="36"/>
               </w:rPr>
               <w:t xml:space="preserve">Making design choices that consider the wellbeing and rights of the people who will use your product.</w:t>
             </w:r>
@@ -9331,8 +8158,8 @@
                 <w:b/>
                 <w:bCs/>
                 <w:color w:val="14213D"/>
-                <w:sz w:val="26"/>
-                <w:szCs w:val="26"/>
+                <w:sz w:val="60"/>
+                <w:szCs w:val="60"/>
               </w:rPr>
               <w:t xml:space="preserve">CHARACTERISTICS</w:t>
             </w:r>
@@ -9341,8 +8168,8 @@
             <w:r>
               <w:rPr>
                 <w:rFonts w:ascii="Times New Roman" w:cs="Times New Roman" w:eastAsia="Times New Roman" w:hAnsi="Times New Roman"/>
-                <w:sz w:val="20"/>
-                <w:szCs w:val="20"/>
+                <w:sz w:val="36"/>
+                <w:szCs w:val="36"/>
               </w:rPr>
               <w:t xml:space="preserve">Considers user wellbeing/rights; avoids harm.</w:t>
             </w:r>
@@ -9351,7 +8178,7 @@
       </w:tr>
       <w:tr>
         <w:trPr>
-          <w:trHeight w:val="750" w:hRule="atLeast"/>
+          <w:trHeight w:val="1350" w:hRule="atLeast"/>
         </w:trPr>
         <w:tc>
           <w:tcPr>
@@ -9373,8 +8200,8 @@
                 <w:b/>
                 <w:bCs/>
                 <w:color w:val="14213D"/>
-                <w:sz w:val="40"/>
-                <w:szCs w:val="40"/>
+                <w:sz w:val="96"/>
+                <w:szCs w:val="96"/>
               </w:rPr>
               <w:t xml:space="preserve">Responsible</w:t>
             </w:r>
@@ -9383,7 +8210,7 @@
       </w:tr>
       <w:tr>
         <w:trPr>
-          <w:trHeight w:val="2100" w:hRule="atLeast"/>
+          <w:trHeight w:val="2400" w:hRule="atLeast"/>
         </w:trPr>
         <w:tc>
           <w:tcPr>
@@ -9407,8 +8234,8 @@
                 <w:b/>
                 <w:bCs/>
                 <w:color w:val="B45309"/>
-                <w:sz w:val="26"/>
-                <w:szCs w:val="26"/>
+                <w:sz w:val="72"/>
+                <w:szCs w:val="72"/>
               </w:rPr>
               <w:t xml:space="preserve">EXAMPLES</w:t>
             </w:r>
@@ -9417,8 +8244,8 @@
             <w:r>
               <w:rPr>
                 <w:rFonts w:ascii="Times New Roman" w:cs="Times New Roman" w:eastAsia="Times New Roman" w:hAnsi="Times New Roman"/>
-                <w:sz w:val="20"/>
-                <w:szCs w:val="20"/>
+                <w:sz w:val="36"/>
+                <w:szCs w:val="36"/>
               </w:rPr>
               <w:t xml:space="preserve">Not collecting more personal data than necessary.</w:t>
             </w:r>
@@ -9446,8 +8273,8 @@
                 <w:b/>
                 <w:bCs/>
                 <w:color w:val="B91C1C"/>
-                <w:sz w:val="26"/>
-                <w:szCs w:val="26"/>
+                <w:sz w:val="72"/>
+                <w:szCs w:val="72"/>
               </w:rPr>
               <w:t xml:space="preserve">NON-EXAMPLES</w:t>
             </w:r>
@@ -9456,8 +8283,8 @@
             <w:r>
               <w:rPr>
                 <w:rFonts w:ascii="Times New Roman" w:cs="Times New Roman" w:eastAsia="Times New Roman" w:hAnsi="Times New Roman"/>
-                <w:sz w:val="20"/>
-                <w:szCs w:val="20"/>
+                <w:sz w:val="36"/>
+                <w:szCs w:val="36"/>
               </w:rPr>
               <w:t xml:space="preserve">Collecting private data without telling users why.</w:t>
             </w:r>
@@ -9465,23 +8292,6 @@
         </w:tc>
       </w:tr>
     </w:tbl>
-    <w:p>
-      <w:pPr>
-        <w:spacing w:before="150"/>
-        <w:jc w:val="center"/>
-      </w:pPr>
-      <w:r>
-        <w:rPr>
-          <w:rFonts w:ascii="Times New Roman" w:cs="Times New Roman" w:eastAsia="Times New Roman" w:hAnsi="Times New Roman"/>
-          <w:i/>
-          <w:iCs/>
-          <w:color w:val="6B7280"/>
-          <w:sz w:val="18"/>
-          <w:szCs w:val="18"/>
-        </w:rPr>
-        <w:t xml:space="preserve">Grade 8 ICT/Design Vocabulary Bank</w:t>
-      </w:r>
-    </w:p>
     <w:p>
       <w:r>
         <w:br w:type="page"/>
@@ -9501,24 +8311,7 @@
           <w:sz w:val="44"/>
           <w:szCs w:val="44"/>
         </w:rPr>
-        <w:t xml:space="preserve">Grade 8 ICT/Design — Frayer Model</w:t>
-      </w:r>
-    </w:p>
-    <w:p>
-      <w:pPr>
-        <w:spacing w:after="180"/>
-        <w:jc w:val="center"/>
-      </w:pPr>
-      <w:r>
-        <w:rPr>
-          <w:rFonts w:ascii="Times New Roman" w:cs="Times New Roman" w:eastAsia="Times New Roman" w:hAnsi="Times New Roman"/>
-          <w:i/>
-          <w:iCs/>
-          <w:color w:val="6B7280"/>
-          <w:sz w:val="20"/>
-          <w:szCs w:val="20"/>
-        </w:rPr>
-        <w:t xml:space="preserve">Term 36 of 52 — in teaching order</w:t>
+        <w:t xml:space="preserve">Frayer Model</w:t>
       </w:r>
     </w:p>
     <w:tbl>
@@ -9539,7 +8332,7 @@
       </w:tblGrid>
       <w:tr>
         <w:trPr>
-          <w:trHeight w:val="2100" w:hRule="atLeast"/>
+          <w:trHeight w:val="2400" w:hRule="atLeast"/>
         </w:trPr>
         <w:tc>
           <w:tcPr>
@@ -9563,8 +8356,8 @@
                 <w:b/>
                 <w:bCs/>
                 <w:color w:val="0F766E"/>
-                <w:sz w:val="26"/>
-                <w:szCs w:val="26"/>
+                <w:sz w:val="72"/>
+                <w:szCs w:val="72"/>
               </w:rPr>
               <w:t xml:space="preserve">DEFINITION</w:t>
             </w:r>
@@ -9573,8 +8366,8 @@
             <w:r>
               <w:rPr>
                 <w:rFonts w:ascii="Times New Roman" w:cs="Times New Roman" w:eastAsia="Times New Roman" w:hAnsi="Times New Roman"/>
-                <w:sz w:val="20"/>
-                <w:szCs w:val="20"/>
+                <w:sz w:val="36"/>
+                <w:szCs w:val="36"/>
               </w:rPr>
               <w:t xml:space="preserve">Looking at what already exists to understand what works, what's missing, and how your idea could be different or better.</w:t>
             </w:r>
@@ -9602,8 +8395,8 @@
                 <w:b/>
                 <w:bCs/>
                 <w:color w:val="14213D"/>
-                <w:sz w:val="26"/>
-                <w:szCs w:val="26"/>
+                <w:sz w:val="60"/>
+                <w:szCs w:val="60"/>
               </w:rPr>
               <w:t xml:space="preserve">CHARACTERISTICS</w:t>
             </w:r>
@@ -9612,8 +8405,8 @@
             <w:r>
               <w:rPr>
                 <w:rFonts w:ascii="Times New Roman" w:cs="Times New Roman" w:eastAsia="Times New Roman" w:hAnsi="Times New Roman"/>
-                <w:sz w:val="20"/>
-                <w:szCs w:val="20"/>
+                <w:sz w:val="36"/>
+                <w:szCs w:val="36"/>
               </w:rPr>
               <w:t xml:space="preserve">Looks at existing solutions; finds gaps and strengths.</w:t>
             </w:r>
@@ -9622,7 +8415,7 @@
       </w:tr>
       <w:tr>
         <w:trPr>
-          <w:trHeight w:val="750" w:hRule="atLeast"/>
+          <w:trHeight w:val="1350" w:hRule="atLeast"/>
         </w:trPr>
         <w:tc>
           <w:tcPr>
@@ -9644,8 +8437,8 @@
                 <w:b/>
                 <w:bCs/>
                 <w:color w:val="14213D"/>
-                <w:sz w:val="40"/>
-                <w:szCs w:val="40"/>
+                <w:sz w:val="96"/>
+                <w:szCs w:val="96"/>
               </w:rPr>
               <w:t xml:space="preserve">Market Research</w:t>
             </w:r>
@@ -9654,7 +8447,7 @@
       </w:tr>
       <w:tr>
         <w:trPr>
-          <w:trHeight w:val="2100" w:hRule="atLeast"/>
+          <w:trHeight w:val="2400" w:hRule="atLeast"/>
         </w:trPr>
         <w:tc>
           <w:tcPr>
@@ -9678,8 +8471,8 @@
                 <w:b/>
                 <w:bCs/>
                 <w:color w:val="B45309"/>
-                <w:sz w:val="26"/>
-                <w:szCs w:val="26"/>
+                <w:sz w:val="72"/>
+                <w:szCs w:val="72"/>
               </w:rPr>
               <w:t xml:space="preserve">EXAMPLES</w:t>
             </w:r>
@@ -9688,8 +8481,8 @@
             <w:r>
               <w:rPr>
                 <w:rFonts w:ascii="Times New Roman" w:cs="Times New Roman" w:eastAsia="Times New Roman" w:hAnsi="Times New Roman"/>
-                <w:sz w:val="20"/>
-                <w:szCs w:val="20"/>
+                <w:sz w:val="36"/>
+                <w:szCs w:val="36"/>
               </w:rPr>
               <w:t xml:space="preserve">Comparing 3 similar apps before building your own.</w:t>
             </w:r>
@@ -9717,8 +8510,8 @@
                 <w:b/>
                 <w:bCs/>
                 <w:color w:val="B91C1C"/>
-                <w:sz w:val="26"/>
-                <w:szCs w:val="26"/>
+                <w:sz w:val="72"/>
+                <w:szCs w:val="72"/>
               </w:rPr>
               <w:t xml:space="preserve">NON-EXAMPLES</w:t>
             </w:r>
@@ -9727,8 +8520,8 @@
             <w:r>
               <w:rPr>
                 <w:rFonts w:ascii="Times New Roman" w:cs="Times New Roman" w:eastAsia="Times New Roman" w:hAnsi="Times New Roman"/>
-                <w:sz w:val="20"/>
-                <w:szCs w:val="20"/>
+                <w:sz w:val="36"/>
+                <w:szCs w:val="36"/>
               </w:rPr>
               <w:t xml:space="preserve">Building an app without checking what already exists.</w:t>
             </w:r>
@@ -9736,23 +8529,6 @@
         </w:tc>
       </w:tr>
     </w:tbl>
-    <w:p>
-      <w:pPr>
-        <w:spacing w:before="150"/>
-        <w:jc w:val="center"/>
-      </w:pPr>
-      <w:r>
-        <w:rPr>
-          <w:rFonts w:ascii="Times New Roman" w:cs="Times New Roman" w:eastAsia="Times New Roman" w:hAnsi="Times New Roman"/>
-          <w:i/>
-          <w:iCs/>
-          <w:color w:val="6B7280"/>
-          <w:sz w:val="18"/>
-          <w:szCs w:val="18"/>
-        </w:rPr>
-        <w:t xml:space="preserve">Grade 8 ICT/Design Vocabulary Bank</w:t>
-      </w:r>
-    </w:p>
     <w:p>
       <w:r>
         <w:br w:type="page"/>
@@ -9772,24 +8548,7 @@
           <w:sz w:val="44"/>
           <w:szCs w:val="44"/>
         </w:rPr>
-        <w:t xml:space="preserve">Grade 8 ICT/Design — Frayer Model</w:t>
-      </w:r>
-    </w:p>
-    <w:p>
-      <w:pPr>
-        <w:spacing w:after="180"/>
-        <w:jc w:val="center"/>
-      </w:pPr>
-      <w:r>
-        <w:rPr>
-          <w:rFonts w:ascii="Times New Roman" w:cs="Times New Roman" w:eastAsia="Times New Roman" w:hAnsi="Times New Roman"/>
-          <w:i/>
-          <w:iCs/>
-          <w:color w:val="6B7280"/>
-          <w:sz w:val="20"/>
-          <w:szCs w:val="20"/>
-        </w:rPr>
-        <w:t xml:space="preserve">Term 37 of 52 — in teaching order</w:t>
+        <w:t xml:space="preserve">Frayer Model</w:t>
       </w:r>
     </w:p>
     <w:tbl>
@@ -9810,7 +8569,7 @@
       </w:tblGrid>
       <w:tr>
         <w:trPr>
-          <w:trHeight w:val="2100" w:hRule="atLeast"/>
+          <w:trHeight w:val="2400" w:hRule="atLeast"/>
         </w:trPr>
         <w:tc>
           <w:tcPr>
@@ -9834,8 +8593,8 @@
                 <w:b/>
                 <w:bCs/>
                 <w:color w:val="0F766E"/>
-                <w:sz w:val="26"/>
-                <w:szCs w:val="26"/>
+                <w:sz w:val="72"/>
+                <w:szCs w:val="72"/>
               </w:rPr>
               <w:t xml:space="preserve">DEFINITION</w:t>
             </w:r>
@@ -9844,8 +8603,8 @@
             <w:r>
               <w:rPr>
                 <w:rFonts w:ascii="Times New Roman" w:cs="Times New Roman" w:eastAsia="Times New Roman" w:hAnsi="Times New Roman"/>
-                <w:sz w:val="20"/>
-                <w:szCs w:val="20"/>
+                <w:sz w:val="36"/>
+                <w:szCs w:val="36"/>
               </w:rPr>
               <w:t xml:space="preserve">An existing app or product that solves a similar problem to yours.</w:t>
             </w:r>
@@ -9873,8 +8632,8 @@
                 <w:b/>
                 <w:bCs/>
                 <w:color w:val="14213D"/>
-                <w:sz w:val="26"/>
-                <w:szCs w:val="26"/>
+                <w:sz w:val="60"/>
+                <w:szCs w:val="60"/>
               </w:rPr>
               <w:t xml:space="preserve">CHARACTERISTICS</w:t>
             </w:r>
@@ -9883,8 +8642,8 @@
             <w:r>
               <w:rPr>
                 <w:rFonts w:ascii="Times New Roman" w:cs="Times New Roman" w:eastAsia="Times New Roman" w:hAnsi="Times New Roman"/>
-                <w:sz w:val="20"/>
-                <w:szCs w:val="20"/>
+                <w:sz w:val="36"/>
+                <w:szCs w:val="36"/>
               </w:rPr>
               <w:t xml:space="preserve">An existing similar app/product; used for comparison.</w:t>
             </w:r>
@@ -9893,7 +8652,7 @@
       </w:tr>
       <w:tr>
         <w:trPr>
-          <w:trHeight w:val="750" w:hRule="atLeast"/>
+          <w:trHeight w:val="1350" w:hRule="atLeast"/>
         </w:trPr>
         <w:tc>
           <w:tcPr>
@@ -9915,8 +8674,8 @@
                 <w:b/>
                 <w:bCs/>
                 <w:color w:val="14213D"/>
-                <w:sz w:val="40"/>
-                <w:szCs w:val="40"/>
+                <w:sz w:val="96"/>
+                <w:szCs w:val="96"/>
               </w:rPr>
               <w:t xml:space="preserve">Competitor</w:t>
             </w:r>
@@ -9925,7 +8684,7 @@
       </w:tr>
       <w:tr>
         <w:trPr>
-          <w:trHeight w:val="2100" w:hRule="atLeast"/>
+          <w:trHeight w:val="2400" w:hRule="atLeast"/>
         </w:trPr>
         <w:tc>
           <w:tcPr>
@@ -9949,8 +8708,8 @@
                 <w:b/>
                 <w:bCs/>
                 <w:color w:val="B45309"/>
-                <w:sz w:val="26"/>
-                <w:szCs w:val="26"/>
+                <w:sz w:val="72"/>
+                <w:szCs w:val="72"/>
               </w:rPr>
               <w:t xml:space="preserve">EXAMPLES</w:t>
             </w:r>
@@ -9959,8 +8718,8 @@
             <w:r>
               <w:rPr>
                 <w:rFonts w:ascii="Times New Roman" w:cs="Times New Roman" w:eastAsia="Times New Roman" w:hAnsi="Times New Roman"/>
-                <w:sz w:val="20"/>
-                <w:szCs w:val="20"/>
+                <w:sz w:val="36"/>
+                <w:szCs w:val="36"/>
               </w:rPr>
               <w:t xml:space="preserve">A rival to-do list app.</w:t>
             </w:r>
@@ -9988,8 +8747,8 @@
                 <w:b/>
                 <w:bCs/>
                 <w:color w:val="B91C1C"/>
-                <w:sz w:val="26"/>
-                <w:szCs w:val="26"/>
+                <w:sz w:val="72"/>
+                <w:szCs w:val="72"/>
               </w:rPr>
               <w:t xml:space="preserve">NON-EXAMPLES</w:t>
             </w:r>
@@ -9998,8 +8757,8 @@
             <w:r>
               <w:rPr>
                 <w:rFonts w:ascii="Times New Roman" w:cs="Times New Roman" w:eastAsia="Times New Roman" w:hAnsi="Times New Roman"/>
-                <w:sz w:val="20"/>
-                <w:szCs w:val="20"/>
+                <w:sz w:val="36"/>
+                <w:szCs w:val="36"/>
               </w:rPr>
               <w:t xml:space="preserve">An app in a completely unrelated category.</w:t>
             </w:r>
@@ -10007,23 +8766,6 @@
         </w:tc>
       </w:tr>
     </w:tbl>
-    <w:p>
-      <w:pPr>
-        <w:spacing w:before="150"/>
-        <w:jc w:val="center"/>
-      </w:pPr>
-      <w:r>
-        <w:rPr>
-          <w:rFonts w:ascii="Times New Roman" w:cs="Times New Roman" w:eastAsia="Times New Roman" w:hAnsi="Times New Roman"/>
-          <w:i/>
-          <w:iCs/>
-          <w:color w:val="6B7280"/>
-          <w:sz w:val="18"/>
-          <w:szCs w:val="18"/>
-        </w:rPr>
-        <w:t xml:space="preserve">Grade 8 ICT/Design Vocabulary Bank</w:t>
-      </w:r>
-    </w:p>
     <w:p>
       <w:r>
         <w:br w:type="page"/>
@@ -10043,24 +8785,7 @@
           <w:sz w:val="44"/>
           <w:szCs w:val="44"/>
         </w:rPr>
-        <w:t xml:space="preserve">Grade 8 ICT/Design — Frayer Model</w:t>
-      </w:r>
-    </w:p>
-    <w:p>
-      <w:pPr>
-        <w:spacing w:after="180"/>
-        <w:jc w:val="center"/>
-      </w:pPr>
-      <w:r>
-        <w:rPr>
-          <w:rFonts w:ascii="Times New Roman" w:cs="Times New Roman" w:eastAsia="Times New Roman" w:hAnsi="Times New Roman"/>
-          <w:i/>
-          <w:iCs/>
-          <w:color w:val="6B7280"/>
-          <w:sz w:val="20"/>
-          <w:szCs w:val="20"/>
-        </w:rPr>
-        <w:t xml:space="preserve">Term 38 of 52 — in teaching order</w:t>
+        <w:t xml:space="preserve">Frayer Model</w:t>
       </w:r>
     </w:p>
     <w:tbl>
@@ -10081,7 +8806,7 @@
       </w:tblGrid>
       <w:tr>
         <w:trPr>
-          <w:trHeight w:val="2100" w:hRule="atLeast"/>
+          <w:trHeight w:val="2400" w:hRule="atLeast"/>
         </w:trPr>
         <w:tc>
           <w:tcPr>
@@ -10105,8 +8830,8 @@
                 <w:b/>
                 <w:bCs/>
                 <w:color w:val="0F766E"/>
-                <w:sz w:val="26"/>
-                <w:szCs w:val="26"/>
+                <w:sz w:val="72"/>
+                <w:szCs w:val="72"/>
               </w:rPr>
               <w:t xml:space="preserve">DEFINITION</w:t>
             </w:r>
@@ -10115,8 +8840,8 @@
             <w:r>
               <w:rPr>
                 <w:rFonts w:ascii="Times New Roman" w:cs="Times New Roman" w:eastAsia="Times New Roman" w:hAnsi="Times New Roman"/>
-                <w:sz w:val="20"/>
-                <w:szCs w:val="20"/>
+                <w:sz w:val="36"/>
+                <w:szCs w:val="36"/>
               </w:rPr>
               <w:t xml:space="preserve">Doing what's right and fair, especially when it comes to how you treat users and their information.</w:t>
             </w:r>
@@ -10144,8 +8869,8 @@
                 <w:b/>
                 <w:bCs/>
                 <w:color w:val="14213D"/>
-                <w:sz w:val="26"/>
-                <w:szCs w:val="26"/>
+                <w:sz w:val="60"/>
+                <w:szCs w:val="60"/>
               </w:rPr>
               <w:t xml:space="preserve">CHARACTERISTICS</w:t>
             </w:r>
@@ -10154,8 +8879,8 @@
             <w:r>
               <w:rPr>
                 <w:rFonts w:ascii="Times New Roman" w:cs="Times New Roman" w:eastAsia="Times New Roman" w:hAnsi="Times New Roman"/>
-                <w:sz w:val="20"/>
-                <w:szCs w:val="20"/>
+                <w:sz w:val="36"/>
+                <w:szCs w:val="36"/>
               </w:rPr>
               <w:t xml:space="preserve">Fair; considers rights and wellbeing; not just "legal."</w:t>
             </w:r>
@@ -10164,7 +8889,7 @@
       </w:tr>
       <w:tr>
         <w:trPr>
-          <w:trHeight w:val="750" w:hRule="atLeast"/>
+          <w:trHeight w:val="1350" w:hRule="atLeast"/>
         </w:trPr>
         <w:tc>
           <w:tcPr>
@@ -10186,8 +8911,8 @@
                 <w:b/>
                 <w:bCs/>
                 <w:color w:val="14213D"/>
-                <w:sz w:val="40"/>
-                <w:szCs w:val="40"/>
+                <w:sz w:val="96"/>
+                <w:szCs w:val="96"/>
               </w:rPr>
               <w:t xml:space="preserve">Ethical</w:t>
             </w:r>
@@ -10196,7 +8921,7 @@
       </w:tr>
       <w:tr>
         <w:trPr>
-          <w:trHeight w:val="2100" w:hRule="atLeast"/>
+          <w:trHeight w:val="2400" w:hRule="atLeast"/>
         </w:trPr>
         <w:tc>
           <w:tcPr>
@@ -10220,8 +8945,8 @@
                 <w:b/>
                 <w:bCs/>
                 <w:color w:val="B45309"/>
-                <w:sz w:val="26"/>
-                <w:szCs w:val="26"/>
+                <w:sz w:val="72"/>
+                <w:szCs w:val="72"/>
               </w:rPr>
               <w:t xml:space="preserve">EXAMPLES</w:t>
             </w:r>
@@ -10230,8 +8955,8 @@
             <w:r>
               <w:rPr>
                 <w:rFonts w:ascii="Times New Roman" w:cs="Times New Roman" w:eastAsia="Times New Roman" w:hAnsi="Times New Roman"/>
-                <w:sz w:val="20"/>
-                <w:szCs w:val="20"/>
+                <w:sz w:val="36"/>
+                <w:szCs w:val="36"/>
               </w:rPr>
               <w:t xml:space="preserve">Being transparent about what data an app collects.</w:t>
             </w:r>
@@ -10259,8 +8984,8 @@
                 <w:b/>
                 <w:bCs/>
                 <w:color w:val="B91C1C"/>
-                <w:sz w:val="26"/>
-                <w:szCs w:val="26"/>
+                <w:sz w:val="72"/>
+                <w:szCs w:val="72"/>
               </w:rPr>
               <w:t xml:space="preserve">NON-EXAMPLES</w:t>
             </w:r>
@@ -10269,8 +8994,8 @@
             <w:r>
               <w:rPr>
                 <w:rFonts w:ascii="Times New Roman" w:cs="Times New Roman" w:eastAsia="Times New Roman" w:hAnsi="Times New Roman"/>
-                <w:sz w:val="20"/>
-                <w:szCs w:val="20"/>
+                <w:sz w:val="36"/>
+                <w:szCs w:val="36"/>
               </w:rPr>
               <w:t xml:space="preserve">Tricking users into sharing more data than needed.</w:t>
             </w:r>
@@ -10278,23 +9003,6 @@
         </w:tc>
       </w:tr>
     </w:tbl>
-    <w:p>
-      <w:pPr>
-        <w:spacing w:before="150"/>
-        <w:jc w:val="center"/>
-      </w:pPr>
-      <w:r>
-        <w:rPr>
-          <w:rFonts w:ascii="Times New Roman" w:cs="Times New Roman" w:eastAsia="Times New Roman" w:hAnsi="Times New Roman"/>
-          <w:i/>
-          <w:iCs/>
-          <w:color w:val="6B7280"/>
-          <w:sz w:val="18"/>
-          <w:szCs w:val="18"/>
-        </w:rPr>
-        <w:t xml:space="preserve">Grade 8 ICT/Design Vocabulary Bank</w:t>
-      </w:r>
-    </w:p>
     <w:p>
       <w:r>
         <w:br w:type="page"/>
@@ -10314,24 +9022,7 @@
           <w:sz w:val="44"/>
           <w:szCs w:val="44"/>
         </w:rPr>
-        <w:t xml:space="preserve">Grade 8 ICT/Design — Frayer Model</w:t>
-      </w:r>
-    </w:p>
-    <w:p>
-      <w:pPr>
-        <w:spacing w:after="180"/>
-        <w:jc w:val="center"/>
-      </w:pPr>
-      <w:r>
-        <w:rPr>
-          <w:rFonts w:ascii="Times New Roman" w:cs="Times New Roman" w:eastAsia="Times New Roman" w:hAnsi="Times New Roman"/>
-          <w:i/>
-          <w:iCs/>
-          <w:color w:val="6B7280"/>
-          <w:sz w:val="20"/>
-          <w:szCs w:val="20"/>
-        </w:rPr>
-        <w:t xml:space="preserve">Term 39 of 52 — in teaching order</w:t>
+        <w:t xml:space="preserve">Frayer Model</w:t>
       </w:r>
     </w:p>
     <w:tbl>
@@ -10352,7 +9043,7 @@
       </w:tblGrid>
       <w:tr>
         <w:trPr>
-          <w:trHeight w:val="2100" w:hRule="atLeast"/>
+          <w:trHeight w:val="2400" w:hRule="atLeast"/>
         </w:trPr>
         <w:tc>
           <w:tcPr>
@@ -10376,8 +9067,8 @@
                 <w:b/>
                 <w:bCs/>
                 <w:color w:val="0F766E"/>
-                <w:sz w:val="26"/>
-                <w:szCs w:val="26"/>
+                <w:sz w:val="72"/>
+                <w:szCs w:val="72"/>
               </w:rPr>
               <w:t xml:space="preserve">DEFINITION</w:t>
             </w:r>
@@ -10386,8 +9077,8 @@
             <w:r>
               <w:rPr>
                 <w:rFonts w:ascii="Times New Roman" w:cs="Times New Roman" w:eastAsia="Times New Roman" w:hAnsi="Times New Roman"/>
-                <w:sz w:val="20"/>
-                <w:szCs w:val="20"/>
+                <w:sz w:val="36"/>
+                <w:szCs w:val="36"/>
               </w:rPr>
               <w:t xml:space="preserve">A UI element a user taps or clicks to trigger an action.</w:t>
             </w:r>
@@ -10415,8 +9106,8 @@
                 <w:b/>
                 <w:bCs/>
                 <w:color w:val="14213D"/>
-                <w:sz w:val="26"/>
-                <w:szCs w:val="26"/>
+                <w:sz w:val="60"/>
+                <w:szCs w:val="60"/>
               </w:rPr>
               <w:t xml:space="preserve">CHARACTERISTICS</w:t>
             </w:r>
@@ -10425,8 +9116,8 @@
             <w:r>
               <w:rPr>
                 <w:rFonts w:ascii="Times New Roman" w:cs="Times New Roman" w:eastAsia="Times New Roman" w:hAnsi="Times New Roman"/>
-                <w:sz w:val="20"/>
-                <w:szCs w:val="20"/>
+                <w:sz w:val="36"/>
+                <w:szCs w:val="36"/>
               </w:rPr>
               <w:t xml:space="preserve">Tappable/clickable; triggers one action.</w:t>
             </w:r>
@@ -10435,7 +9126,7 @@
       </w:tr>
       <w:tr>
         <w:trPr>
-          <w:trHeight w:val="750" w:hRule="atLeast"/>
+          <w:trHeight w:val="1350" w:hRule="atLeast"/>
         </w:trPr>
         <w:tc>
           <w:tcPr>
@@ -10457,8 +9148,8 @@
                 <w:b/>
                 <w:bCs/>
                 <w:color w:val="14213D"/>
-                <w:sz w:val="40"/>
-                <w:szCs w:val="40"/>
+                <w:sz w:val="96"/>
+                <w:szCs w:val="96"/>
               </w:rPr>
               <w:t xml:space="preserve">Button</w:t>
             </w:r>
@@ -10467,7 +9158,7 @@
       </w:tr>
       <w:tr>
         <w:trPr>
-          <w:trHeight w:val="2100" w:hRule="atLeast"/>
+          <w:trHeight w:val="2400" w:hRule="atLeast"/>
         </w:trPr>
         <w:tc>
           <w:tcPr>
@@ -10491,8 +9182,8 @@
                 <w:b/>
                 <w:bCs/>
                 <w:color w:val="B45309"/>
-                <w:sz w:val="26"/>
-                <w:szCs w:val="26"/>
+                <w:sz w:val="72"/>
+                <w:szCs w:val="72"/>
               </w:rPr>
               <w:t xml:space="preserve">EXAMPLES</w:t>
             </w:r>
@@ -10501,8 +9192,8 @@
             <w:r>
               <w:rPr>
                 <w:rFonts w:ascii="Times New Roman" w:cs="Times New Roman" w:eastAsia="Times New Roman" w:hAnsi="Times New Roman"/>
-                <w:sz w:val="20"/>
-                <w:szCs w:val="20"/>
+                <w:sz w:val="36"/>
+                <w:szCs w:val="36"/>
               </w:rPr>
               <w:t xml:space="preserve">A "Submit" button.</w:t>
             </w:r>
@@ -10530,8 +9221,8 @@
                 <w:b/>
                 <w:bCs/>
                 <w:color w:val="B91C1C"/>
-                <w:sz w:val="26"/>
-                <w:szCs w:val="26"/>
+                <w:sz w:val="72"/>
+                <w:szCs w:val="72"/>
               </w:rPr>
               <w:t xml:space="preserve">NON-EXAMPLES</w:t>
             </w:r>
@@ -10540,8 +9231,8 @@
             <w:r>
               <w:rPr>
                 <w:rFonts w:ascii="Times New Roman" w:cs="Times New Roman" w:eastAsia="Times New Roman" w:hAnsi="Times New Roman"/>
-                <w:sz w:val="20"/>
-                <w:szCs w:val="20"/>
+                <w:sz w:val="36"/>
+                <w:szCs w:val="36"/>
               </w:rPr>
               <w:t xml:space="preserve">A plain block of text with no action attached.</w:t>
             </w:r>
@@ -10549,23 +9240,6 @@
         </w:tc>
       </w:tr>
     </w:tbl>
-    <w:p>
-      <w:pPr>
-        <w:spacing w:before="150"/>
-        <w:jc w:val="center"/>
-      </w:pPr>
-      <w:r>
-        <w:rPr>
-          <w:rFonts w:ascii="Times New Roman" w:cs="Times New Roman" w:eastAsia="Times New Roman" w:hAnsi="Times New Roman"/>
-          <w:i/>
-          <w:iCs/>
-          <w:color w:val="6B7280"/>
-          <w:sz w:val="18"/>
-          <w:szCs w:val="18"/>
-        </w:rPr>
-        <w:t xml:space="preserve">Grade 8 ICT/Design Vocabulary Bank</w:t>
-      </w:r>
-    </w:p>
     <w:p>
       <w:r>
         <w:br w:type="page"/>
@@ -10585,24 +9259,7 @@
           <w:sz w:val="44"/>
           <w:szCs w:val="44"/>
         </w:rPr>
-        <w:t xml:space="preserve">Grade 8 ICT/Design — Frayer Model</w:t>
-      </w:r>
-    </w:p>
-    <w:p>
-      <w:pPr>
-        <w:spacing w:after="180"/>
-        <w:jc w:val="center"/>
-      </w:pPr>
-      <w:r>
-        <w:rPr>
-          <w:rFonts w:ascii="Times New Roman" w:cs="Times New Roman" w:eastAsia="Times New Roman" w:hAnsi="Times New Roman"/>
-          <w:i/>
-          <w:iCs/>
-          <w:color w:val="6B7280"/>
-          <w:sz w:val="20"/>
-          <w:szCs w:val="20"/>
-        </w:rPr>
-        <w:t xml:space="preserve">Term 40 of 52 — in teaching order</w:t>
+        <w:t xml:space="preserve">Frayer Model</w:t>
       </w:r>
     </w:p>
     <w:tbl>
@@ -10623,7 +9280,7 @@
       </w:tblGrid>
       <w:tr>
         <w:trPr>
-          <w:trHeight w:val="2100" w:hRule="atLeast"/>
+          <w:trHeight w:val="2400" w:hRule="atLeast"/>
         </w:trPr>
         <w:tc>
           <w:tcPr>
@@ -10647,8 +9304,8 @@
                 <w:b/>
                 <w:bCs/>
                 <w:color w:val="0F766E"/>
-                <w:sz w:val="26"/>
-                <w:szCs w:val="26"/>
+                <w:sz w:val="72"/>
+                <w:szCs w:val="72"/>
               </w:rPr>
               <w:t xml:space="preserve">DEFINITION</w:t>
             </w:r>
@@ -10657,8 +9314,8 @@
             <w:r>
               <w:rPr>
                 <w:rFonts w:ascii="Times New Roman" w:cs="Times New Roman" w:eastAsia="Times New Roman" w:hAnsi="Times New Roman"/>
-                <w:sz w:val="20"/>
-                <w:szCs w:val="20"/>
+                <w:sz w:val="36"/>
+                <w:szCs w:val="36"/>
               </w:rPr>
               <w:t xml:space="preserve">A UI element where a user types information into an app.</w:t>
             </w:r>
@@ -10686,8 +9343,8 @@
                 <w:b/>
                 <w:bCs/>
                 <w:color w:val="14213D"/>
-                <w:sz w:val="26"/>
-                <w:szCs w:val="26"/>
+                <w:sz w:val="60"/>
+                <w:szCs w:val="60"/>
               </w:rPr>
               <w:t xml:space="preserve">CHARACTERISTICS</w:t>
             </w:r>
@@ -10696,8 +9353,8 @@
             <w:r>
               <w:rPr>
                 <w:rFonts w:ascii="Times New Roman" w:cs="Times New Roman" w:eastAsia="Times New Roman" w:hAnsi="Times New Roman"/>
-                <w:sz w:val="20"/>
-                <w:szCs w:val="20"/>
+                <w:sz w:val="36"/>
+                <w:szCs w:val="36"/>
               </w:rPr>
               <w:t xml:space="preserve">Lets a user type; often has a placeholder hint.</w:t>
             </w:r>
@@ -10706,7 +9363,7 @@
       </w:tr>
       <w:tr>
         <w:trPr>
-          <w:trHeight w:val="750" w:hRule="atLeast"/>
+          <w:trHeight w:val="1350" w:hRule="atLeast"/>
         </w:trPr>
         <w:tc>
           <w:tcPr>
@@ -10728,8 +9385,8 @@
                 <w:b/>
                 <w:bCs/>
                 <w:color w:val="14213D"/>
-                <w:sz w:val="40"/>
-                <w:szCs w:val="40"/>
+                <w:sz w:val="96"/>
+                <w:szCs w:val="96"/>
               </w:rPr>
               <w:t xml:space="preserve">Text Input</w:t>
             </w:r>
@@ -10738,7 +9395,7 @@
       </w:tr>
       <w:tr>
         <w:trPr>
-          <w:trHeight w:val="2100" w:hRule="atLeast"/>
+          <w:trHeight w:val="2400" w:hRule="atLeast"/>
         </w:trPr>
         <w:tc>
           <w:tcPr>
@@ -10762,8 +9419,8 @@
                 <w:b/>
                 <w:bCs/>
                 <w:color w:val="B45309"/>
-                <w:sz w:val="26"/>
-                <w:szCs w:val="26"/>
+                <w:sz w:val="72"/>
+                <w:szCs w:val="72"/>
               </w:rPr>
               <w:t xml:space="preserve">EXAMPLES</w:t>
             </w:r>
@@ -10772,8 +9429,8 @@
             <w:r>
               <w:rPr>
                 <w:rFonts w:ascii="Times New Roman" w:cs="Times New Roman" w:eastAsia="Times New Roman" w:hAnsi="Times New Roman"/>
-                <w:sz w:val="20"/>
-                <w:szCs w:val="20"/>
+                <w:sz w:val="36"/>
+                <w:szCs w:val="36"/>
               </w:rPr>
               <w:t xml:space="preserve">A search bar.</w:t>
             </w:r>
@@ -10801,8 +9458,8 @@
                 <w:b/>
                 <w:bCs/>
                 <w:color w:val="B91C1C"/>
-                <w:sz w:val="26"/>
-                <w:szCs w:val="26"/>
+                <w:sz w:val="72"/>
+                <w:szCs w:val="72"/>
               </w:rPr>
               <w:t xml:space="preserve">NON-EXAMPLES</w:t>
             </w:r>
@@ -10811,8 +9468,8 @@
             <w:r>
               <w:rPr>
                 <w:rFonts w:ascii="Times New Roman" w:cs="Times New Roman" w:eastAsia="Times New Roman" w:hAnsi="Times New Roman"/>
-                <w:sz w:val="20"/>
-                <w:szCs w:val="20"/>
+                <w:sz w:val="36"/>
+                <w:szCs w:val="36"/>
               </w:rPr>
               <w:t xml:space="preserve">A button (which doesn't accept typed text).</w:t>
             </w:r>
@@ -10820,23 +9477,6 @@
         </w:tc>
       </w:tr>
     </w:tbl>
-    <w:p>
-      <w:pPr>
-        <w:spacing w:before="150"/>
-        <w:jc w:val="center"/>
-      </w:pPr>
-      <w:r>
-        <w:rPr>
-          <w:rFonts w:ascii="Times New Roman" w:cs="Times New Roman" w:eastAsia="Times New Roman" w:hAnsi="Times New Roman"/>
-          <w:i/>
-          <w:iCs/>
-          <w:color w:val="6B7280"/>
-          <w:sz w:val="18"/>
-          <w:szCs w:val="18"/>
-        </w:rPr>
-        <w:t xml:space="preserve">Grade 8 ICT/Design Vocabulary Bank</w:t>
-      </w:r>
-    </w:p>
     <w:p>
       <w:r>
         <w:br w:type="page"/>
@@ -10856,24 +9496,7 @@
           <w:sz w:val="44"/>
           <w:szCs w:val="44"/>
         </w:rPr>
-        <w:t xml:space="preserve">Grade 8 ICT/Design — Frayer Model</w:t>
-      </w:r>
-    </w:p>
-    <w:p>
-      <w:pPr>
-        <w:spacing w:after="180"/>
-        <w:jc w:val="center"/>
-      </w:pPr>
-      <w:r>
-        <w:rPr>
-          <w:rFonts w:ascii="Times New Roman" w:cs="Times New Roman" w:eastAsia="Times New Roman" w:hAnsi="Times New Roman"/>
-          <w:i/>
-          <w:iCs/>
-          <w:color w:val="6B7280"/>
-          <w:sz w:val="20"/>
-          <w:szCs w:val="20"/>
-        </w:rPr>
-        <w:t xml:space="preserve">Term 41 of 52 — in teaching order</w:t>
+        <w:t xml:space="preserve">Frayer Model</w:t>
       </w:r>
     </w:p>
     <w:tbl>
@@ -10894,7 +9517,7 @@
       </w:tblGrid>
       <w:tr>
         <w:trPr>
-          <w:trHeight w:val="2100" w:hRule="atLeast"/>
+          <w:trHeight w:val="2400" w:hRule="atLeast"/>
         </w:trPr>
         <w:tc>
           <w:tcPr>
@@ -10918,8 +9541,8 @@
                 <w:b/>
                 <w:bCs/>
                 <w:color w:val="0F766E"/>
-                <w:sz w:val="26"/>
-                <w:szCs w:val="26"/>
+                <w:sz w:val="72"/>
+                <w:szCs w:val="72"/>
               </w:rPr>
               <w:t xml:space="preserve">DEFINITION</w:t>
             </w:r>
@@ -10928,8 +9551,8 @@
             <w:r>
               <w:rPr>
                 <w:rFonts w:ascii="Times New Roman" w:cs="Times New Roman" w:eastAsia="Times New Roman" w:hAnsi="Times New Roman"/>
-                <w:sz w:val="20"/>
-                <w:szCs w:val="20"/>
+                <w:sz w:val="36"/>
+                <w:szCs w:val="36"/>
               </w:rPr>
               <w:t xml:space="preserve">A UI element that shows a list of options when tapped, letting a user pick one.</w:t>
             </w:r>
@@ -10957,8 +9580,8 @@
                 <w:b/>
                 <w:bCs/>
                 <w:color w:val="14213D"/>
-                <w:sz w:val="26"/>
-                <w:szCs w:val="26"/>
+                <w:sz w:val="60"/>
+                <w:szCs w:val="60"/>
               </w:rPr>
               <w:t xml:space="preserve">CHARACTERISTICS</w:t>
             </w:r>
@@ -10967,8 +9590,8 @@
             <w:r>
               <w:rPr>
                 <w:rFonts w:ascii="Times New Roman" w:cs="Times New Roman" w:eastAsia="Times New Roman" w:hAnsi="Times New Roman"/>
-                <w:sz w:val="20"/>
-                <w:szCs w:val="20"/>
+                <w:sz w:val="36"/>
+                <w:szCs w:val="36"/>
               </w:rPr>
               <w:t xml:space="preserve">Hidden options until tapped; saves screen space.</w:t>
             </w:r>
@@ -10977,7 +9600,7 @@
       </w:tr>
       <w:tr>
         <w:trPr>
-          <w:trHeight w:val="750" w:hRule="atLeast"/>
+          <w:trHeight w:val="1350" w:hRule="atLeast"/>
         </w:trPr>
         <w:tc>
           <w:tcPr>
@@ -10999,8 +9622,8 @@
                 <w:b/>
                 <w:bCs/>
                 <w:color w:val="14213D"/>
-                <w:sz w:val="40"/>
-                <w:szCs w:val="40"/>
+                <w:sz w:val="96"/>
+                <w:szCs w:val="96"/>
               </w:rPr>
               <w:t xml:space="preserve">Dropdown</w:t>
             </w:r>
@@ -11009,7 +9632,7 @@
       </w:tr>
       <w:tr>
         <w:trPr>
-          <w:trHeight w:val="2100" w:hRule="atLeast"/>
+          <w:trHeight w:val="2400" w:hRule="atLeast"/>
         </w:trPr>
         <w:tc>
           <w:tcPr>
@@ -11033,8 +9656,8 @@
                 <w:b/>
                 <w:bCs/>
                 <w:color w:val="B45309"/>
-                <w:sz w:val="26"/>
-                <w:szCs w:val="26"/>
+                <w:sz w:val="72"/>
+                <w:szCs w:val="72"/>
               </w:rPr>
               <w:t xml:space="preserve">EXAMPLES</w:t>
             </w:r>
@@ -11043,8 +9666,8 @@
             <w:r>
               <w:rPr>
                 <w:rFonts w:ascii="Times New Roman" w:cs="Times New Roman" w:eastAsia="Times New Roman" w:hAnsi="Times New Roman"/>
-                <w:sz w:val="20"/>
-                <w:szCs w:val="20"/>
+                <w:sz w:val="36"/>
+                <w:szCs w:val="36"/>
               </w:rPr>
               <w:t xml:space="preserve">Choosing a country from a list.</w:t>
             </w:r>
@@ -11072,8 +9695,8 @@
                 <w:b/>
                 <w:bCs/>
                 <w:color w:val="B91C1C"/>
-                <w:sz w:val="26"/>
-                <w:szCs w:val="26"/>
+                <w:sz w:val="72"/>
+                <w:szCs w:val="72"/>
               </w:rPr>
               <w:t xml:space="preserve">NON-EXAMPLES</w:t>
             </w:r>
@@ -11082,8 +9705,8 @@
             <w:r>
               <w:rPr>
                 <w:rFonts w:ascii="Times New Roman" w:cs="Times New Roman" w:eastAsia="Times New Roman" w:hAnsi="Times New Roman"/>
-                <w:sz w:val="20"/>
-                <w:szCs w:val="20"/>
+                <w:sz w:val="36"/>
+                <w:szCs w:val="36"/>
               </w:rPr>
               <w:t xml:space="preserve">All options shown at once with no need to tap.</w:t>
             </w:r>
@@ -11091,23 +9714,6 @@
         </w:tc>
       </w:tr>
     </w:tbl>
-    <w:p>
-      <w:pPr>
-        <w:spacing w:before="150"/>
-        <w:jc w:val="center"/>
-      </w:pPr>
-      <w:r>
-        <w:rPr>
-          <w:rFonts w:ascii="Times New Roman" w:cs="Times New Roman" w:eastAsia="Times New Roman" w:hAnsi="Times New Roman"/>
-          <w:i/>
-          <w:iCs/>
-          <w:color w:val="6B7280"/>
-          <w:sz w:val="18"/>
-          <w:szCs w:val="18"/>
-        </w:rPr>
-        <w:t xml:space="preserve">Grade 8 ICT/Design Vocabulary Bank</w:t>
-      </w:r>
-    </w:p>
     <w:p>
       <w:r>
         <w:br w:type="page"/>
@@ -11127,24 +9733,7 @@
           <w:sz w:val="44"/>
           <w:szCs w:val="44"/>
         </w:rPr>
-        <w:t xml:space="preserve">Grade 8 ICT/Design — Frayer Model</w:t>
-      </w:r>
-    </w:p>
-    <w:p>
-      <w:pPr>
-        <w:spacing w:after="180"/>
-        <w:jc w:val="center"/>
-      </w:pPr>
-      <w:r>
-        <w:rPr>
-          <w:rFonts w:ascii="Times New Roman" w:cs="Times New Roman" w:eastAsia="Times New Roman" w:hAnsi="Times New Roman"/>
-          <w:i/>
-          <w:iCs/>
-          <w:color w:val="6B7280"/>
-          <w:sz w:val="20"/>
-          <w:szCs w:val="20"/>
-        </w:rPr>
-        <w:t xml:space="preserve">Term 42 of 52 — in teaching order</w:t>
+        <w:t xml:space="preserve">Frayer Model</w:t>
       </w:r>
     </w:p>
     <w:tbl>
@@ -11165,7 +9754,7 @@
       </w:tblGrid>
       <w:tr>
         <w:trPr>
-          <w:trHeight w:val="2100" w:hRule="atLeast"/>
+          <w:trHeight w:val="2400" w:hRule="atLeast"/>
         </w:trPr>
         <w:tc>
           <w:tcPr>
@@ -11189,8 +9778,8 @@
                 <w:b/>
                 <w:bCs/>
                 <w:color w:val="0F766E"/>
-                <w:sz w:val="26"/>
-                <w:szCs w:val="26"/>
+                <w:sz w:val="72"/>
+                <w:szCs w:val="72"/>
               </w:rPr>
               <w:t xml:space="preserve">DEFINITION</w:t>
             </w:r>
@@ -11199,8 +9788,8 @@
             <w:r>
               <w:rPr>
                 <w:rFonts w:ascii="Times New Roman" w:cs="Times New Roman" w:eastAsia="Times New Roman" w:hAnsi="Times New Roman"/>
-                <w:sz w:val="20"/>
-                <w:szCs w:val="20"/>
+                <w:sz w:val="36"/>
+                <w:szCs w:val="36"/>
               </w:rPr>
               <w:t xml:space="preserve">A small picture or symbol used in an app to represent an action or piece of information.</w:t>
             </w:r>
@@ -11228,8 +9817,8 @@
                 <w:b/>
                 <w:bCs/>
                 <w:color w:val="14213D"/>
-                <w:sz w:val="26"/>
-                <w:szCs w:val="26"/>
+                <w:sz w:val="60"/>
+                <w:szCs w:val="60"/>
               </w:rPr>
               <w:t xml:space="preserve">CHARACTERISTICS</w:t>
             </w:r>
@@ -11238,8 +9827,8 @@
             <w:r>
               <w:rPr>
                 <w:rFonts w:ascii="Times New Roman" w:cs="Times New Roman" w:eastAsia="Times New Roman" w:hAnsi="Times New Roman"/>
-                <w:sz w:val="20"/>
-                <w:szCs w:val="20"/>
+                <w:sz w:val="36"/>
+                <w:szCs w:val="36"/>
               </w:rPr>
               <w:t xml:space="preserve">Small; symbolic; represents an action or idea visually.</w:t>
             </w:r>
@@ -11248,7 +9837,7 @@
       </w:tr>
       <w:tr>
         <w:trPr>
-          <w:trHeight w:val="750" w:hRule="atLeast"/>
+          <w:trHeight w:val="1350" w:hRule="atLeast"/>
         </w:trPr>
         <w:tc>
           <w:tcPr>
@@ -11270,8 +9859,8 @@
                 <w:b/>
                 <w:bCs/>
                 <w:color w:val="14213D"/>
-                <w:sz w:val="40"/>
-                <w:szCs w:val="40"/>
+                <w:sz w:val="96"/>
+                <w:szCs w:val="96"/>
               </w:rPr>
               <w:t xml:space="preserve">Icon</w:t>
             </w:r>
@@ -11280,7 +9869,7 @@
       </w:tr>
       <w:tr>
         <w:trPr>
-          <w:trHeight w:val="2100" w:hRule="atLeast"/>
+          <w:trHeight w:val="2400" w:hRule="atLeast"/>
         </w:trPr>
         <w:tc>
           <w:tcPr>
@@ -11304,8 +9893,8 @@
                 <w:b/>
                 <w:bCs/>
                 <w:color w:val="B45309"/>
-                <w:sz w:val="26"/>
-                <w:szCs w:val="26"/>
+                <w:sz w:val="72"/>
+                <w:szCs w:val="72"/>
               </w:rPr>
               <w:t xml:space="preserve">EXAMPLES</w:t>
             </w:r>
@@ -11314,8 +9903,8 @@
             <w:r>
               <w:rPr>
                 <w:rFonts w:ascii="Times New Roman" w:cs="Times New Roman" w:eastAsia="Times New Roman" w:hAnsi="Times New Roman"/>
-                <w:sz w:val="20"/>
-                <w:szCs w:val="20"/>
+                <w:sz w:val="36"/>
+                <w:szCs w:val="36"/>
               </w:rPr>
               <w:t xml:space="preserve">A magnifying glass for "search."</w:t>
             </w:r>
@@ -11343,8 +9932,8 @@
                 <w:b/>
                 <w:bCs/>
                 <w:color w:val="B91C1C"/>
-                <w:sz w:val="26"/>
-                <w:szCs w:val="26"/>
+                <w:sz w:val="72"/>
+                <w:szCs w:val="72"/>
               </w:rPr>
               <w:t xml:space="preserve">NON-EXAMPLES</w:t>
             </w:r>
@@ -11353,8 +9942,8 @@
             <w:r>
               <w:rPr>
                 <w:rFonts w:ascii="Times New Roman" w:cs="Times New Roman" w:eastAsia="Times New Roman" w:hAnsi="Times New Roman"/>
-                <w:sz w:val="20"/>
-                <w:szCs w:val="20"/>
+                <w:sz w:val="36"/>
+                <w:szCs w:val="36"/>
               </w:rPr>
               <w:t xml:space="preserve">A full paragraph of text explaining an action.</w:t>
             </w:r>
@@ -11362,23 +9951,6 @@
         </w:tc>
       </w:tr>
     </w:tbl>
-    <w:p>
-      <w:pPr>
-        <w:spacing w:before="150"/>
-        <w:jc w:val="center"/>
-      </w:pPr>
-      <w:r>
-        <w:rPr>
-          <w:rFonts w:ascii="Times New Roman" w:cs="Times New Roman" w:eastAsia="Times New Roman" w:hAnsi="Times New Roman"/>
-          <w:i/>
-          <w:iCs/>
-          <w:color w:val="6B7280"/>
-          <w:sz w:val="18"/>
-          <w:szCs w:val="18"/>
-        </w:rPr>
-        <w:t xml:space="preserve">Grade 8 ICT/Design Vocabulary Bank</w:t>
-      </w:r>
-    </w:p>
     <w:p>
       <w:r>
         <w:br w:type="page"/>
@@ -11398,24 +9970,7 @@
           <w:sz w:val="44"/>
           <w:szCs w:val="44"/>
         </w:rPr>
-        <w:t xml:space="preserve">Grade 8 ICT/Design — Frayer Model</w:t>
-      </w:r>
-    </w:p>
-    <w:p>
-      <w:pPr>
-        <w:spacing w:after="180"/>
-        <w:jc w:val="center"/>
-      </w:pPr>
-      <w:r>
-        <w:rPr>
-          <w:rFonts w:ascii="Times New Roman" w:cs="Times New Roman" w:eastAsia="Times New Roman" w:hAnsi="Times New Roman"/>
-          <w:i/>
-          <w:iCs/>
-          <w:color w:val="6B7280"/>
-          <w:sz w:val="20"/>
-          <w:szCs w:val="20"/>
-        </w:rPr>
-        <w:t xml:space="preserve">Term 43 of 52 — in teaching order</w:t>
+        <w:t xml:space="preserve">Frayer Model</w:t>
       </w:r>
     </w:p>
     <w:tbl>
@@ -11436,7 +9991,7 @@
       </w:tblGrid>
       <w:tr>
         <w:trPr>
-          <w:trHeight w:val="2100" w:hRule="atLeast"/>
+          <w:trHeight w:val="2400" w:hRule="atLeast"/>
         </w:trPr>
         <w:tc>
           <w:tcPr>
@@ -11460,8 +10015,8 @@
                 <w:b/>
                 <w:bCs/>
                 <w:color w:val="0F766E"/>
-                <w:sz w:val="26"/>
-                <w:szCs w:val="26"/>
+                <w:sz w:val="72"/>
+                <w:szCs w:val="72"/>
               </w:rPr>
               <w:t xml:space="preserve">DEFINITION</w:t>
             </w:r>
@@ -11470,8 +10025,8 @@
             <w:r>
               <w:rPr>
                 <w:rFonts w:ascii="Times New Roman" w:cs="Times New Roman" w:eastAsia="Times New Roman" w:hAnsi="Times New Roman"/>
-                <w:sz w:val="20"/>
-                <w:szCs w:val="20"/>
+                <w:sz w:val="36"/>
+                <w:szCs w:val="36"/>
               </w:rPr>
               <w:t xml:space="preserve">Arranging elements on a screen so the most important things are noticed first (through size, position, or color).</w:t>
             </w:r>
@@ -11499,8 +10054,8 @@
                 <w:b/>
                 <w:bCs/>
                 <w:color w:val="14213D"/>
-                <w:sz w:val="26"/>
-                <w:szCs w:val="26"/>
+                <w:sz w:val="60"/>
+                <w:szCs w:val="60"/>
               </w:rPr>
               <w:t xml:space="preserve">CHARACTERISTICS</w:t>
             </w:r>
@@ -11509,8 +10064,8 @@
             <w:r>
               <w:rPr>
                 <w:rFonts w:ascii="Times New Roman" w:cs="Times New Roman" w:eastAsia="Times New Roman" w:hAnsi="Times New Roman"/>
-                <w:sz w:val="20"/>
-                <w:szCs w:val="20"/>
+                <w:sz w:val="36"/>
+                <w:szCs w:val="36"/>
               </w:rPr>
               <w:t xml:space="preserve">Guides the eye; uses size/color/position; shows what's most important.</w:t>
             </w:r>
@@ -11519,7 +10074,7 @@
       </w:tr>
       <w:tr>
         <w:trPr>
-          <w:trHeight w:val="750" w:hRule="atLeast"/>
+          <w:trHeight w:val="1350" w:hRule="atLeast"/>
         </w:trPr>
         <w:tc>
           <w:tcPr>
@@ -11541,8 +10096,8 @@
                 <w:b/>
                 <w:bCs/>
                 <w:color w:val="14213D"/>
-                <w:sz w:val="40"/>
-                <w:szCs w:val="40"/>
+                <w:sz w:val="96"/>
+                <w:szCs w:val="96"/>
               </w:rPr>
               <w:t xml:space="preserve">Visual Hierarchy</w:t>
             </w:r>
@@ -11551,7 +10106,7 @@
       </w:tr>
       <w:tr>
         <w:trPr>
-          <w:trHeight w:val="2100" w:hRule="atLeast"/>
+          <w:trHeight w:val="2400" w:hRule="atLeast"/>
         </w:trPr>
         <w:tc>
           <w:tcPr>
@@ -11575,8 +10130,8 @@
                 <w:b/>
                 <w:bCs/>
                 <w:color w:val="B45309"/>
-                <w:sz w:val="26"/>
-                <w:szCs w:val="26"/>
+                <w:sz w:val="72"/>
+                <w:szCs w:val="72"/>
               </w:rPr>
               <w:t xml:space="preserve">EXAMPLES</w:t>
             </w:r>
@@ -11585,8 +10140,8 @@
             <w:r>
               <w:rPr>
                 <w:rFonts w:ascii="Times New Roman" w:cs="Times New Roman" w:eastAsia="Times New Roman" w:hAnsi="Times New Roman"/>
-                <w:sz w:val="20"/>
-                <w:szCs w:val="20"/>
+                <w:sz w:val="36"/>
+                <w:szCs w:val="36"/>
               </w:rPr>
               <w:t xml:space="preserve">A large, bold headline above smaller body text.</w:t>
             </w:r>
@@ -11614,8 +10169,8 @@
                 <w:b/>
                 <w:bCs/>
                 <w:color w:val="B91C1C"/>
-                <w:sz w:val="26"/>
-                <w:szCs w:val="26"/>
+                <w:sz w:val="72"/>
+                <w:szCs w:val="72"/>
               </w:rPr>
               <w:t xml:space="preserve">NON-EXAMPLES</w:t>
             </w:r>
@@ -11624,8 +10179,8 @@
             <w:r>
               <w:rPr>
                 <w:rFonts w:ascii="Times New Roman" w:cs="Times New Roman" w:eastAsia="Times New Roman" w:hAnsi="Times New Roman"/>
-                <w:sz w:val="20"/>
-                <w:szCs w:val="20"/>
+                <w:sz w:val="36"/>
+                <w:szCs w:val="36"/>
               </w:rPr>
               <w:t xml:space="preserve">All text the same size and color with no emphasis.</w:t>
             </w:r>
@@ -11633,23 +10188,6 @@
         </w:tc>
       </w:tr>
     </w:tbl>
-    <w:p>
-      <w:pPr>
-        <w:spacing w:before="150"/>
-        <w:jc w:val="center"/>
-      </w:pPr>
-      <w:r>
-        <w:rPr>
-          <w:rFonts w:ascii="Times New Roman" w:cs="Times New Roman" w:eastAsia="Times New Roman" w:hAnsi="Times New Roman"/>
-          <w:i/>
-          <w:iCs/>
-          <w:color w:val="6B7280"/>
-          <w:sz w:val="18"/>
-          <w:szCs w:val="18"/>
-        </w:rPr>
-        <w:t xml:space="preserve">Grade 8 ICT/Design Vocabulary Bank</w:t>
-      </w:r>
-    </w:p>
     <w:p>
       <w:r>
         <w:br w:type="page"/>
@@ -11669,24 +10207,7 @@
           <w:sz w:val="44"/>
           <w:szCs w:val="44"/>
         </w:rPr>
-        <w:t xml:space="preserve">Grade 8 ICT/Design — Frayer Model</w:t>
-      </w:r>
-    </w:p>
-    <w:p>
-      <w:pPr>
-        <w:spacing w:after="180"/>
-        <w:jc w:val="center"/>
-      </w:pPr>
-      <w:r>
-        <w:rPr>
-          <w:rFonts w:ascii="Times New Roman" w:cs="Times New Roman" w:eastAsia="Times New Roman" w:hAnsi="Times New Roman"/>
-          <w:i/>
-          <w:iCs/>
-          <w:color w:val="6B7280"/>
-          <w:sz w:val="20"/>
-          <w:szCs w:val="20"/>
-        </w:rPr>
-        <w:t xml:space="preserve">Term 44 of 52 — in teaching order</w:t>
+        <w:t xml:space="preserve">Frayer Model</w:t>
       </w:r>
     </w:p>
     <w:tbl>
@@ -11707,7 +10228,7 @@
       </w:tblGrid>
       <w:tr>
         <w:trPr>
-          <w:trHeight w:val="2100" w:hRule="atLeast"/>
+          <w:trHeight w:val="2400" w:hRule="atLeast"/>
         </w:trPr>
         <w:tc>
           <w:tcPr>
@@ -11731,8 +10252,8 @@
                 <w:b/>
                 <w:bCs/>
                 <w:color w:val="0F766E"/>
-                <w:sz w:val="26"/>
-                <w:szCs w:val="26"/>
+                <w:sz w:val="72"/>
+                <w:szCs w:val="72"/>
               </w:rPr>
               <w:t xml:space="preserve">DEFINITION</w:t>
             </w:r>
@@ -11741,10 +10262,10 @@
             <w:r>
               <w:rPr>
                 <w:rFonts w:ascii="Times New Roman" w:cs="Times New Roman" w:eastAsia="Times New Roman" w:hAnsi="Times New Roman"/>
-                <w:sz w:val="20"/>
-                <w:szCs w:val="20"/>
-              </w:rPr>
-              <w:t xml:space="preserve">The Code.org tool used to build real, working apps — this is where the digital version of the project gets built.</w:t>
+                <w:sz w:val="36"/>
+                <w:szCs w:val="36"/>
+              </w:rPr>
+              <w:t xml:space="preserve">The Code.org tool used to build real, working apps, this is where the digital version of the project gets built.</w:t>
             </w:r>
           </w:p>
         </w:tc>
@@ -11770,8 +10291,8 @@
                 <w:b/>
                 <w:bCs/>
                 <w:color w:val="14213D"/>
-                <w:sz w:val="26"/>
-                <w:szCs w:val="26"/>
+                <w:sz w:val="60"/>
+                <w:szCs w:val="60"/>
               </w:rPr>
               <w:t xml:space="preserve">CHARACTERISTICS</w:t>
             </w:r>
@@ -11780,8 +10301,8 @@
             <w:r>
               <w:rPr>
                 <w:rFonts w:ascii="Times New Roman" w:cs="Times New Roman" w:eastAsia="Times New Roman" w:hAnsi="Times New Roman"/>
-                <w:sz w:val="20"/>
-                <w:szCs w:val="20"/>
+                <w:sz w:val="36"/>
+                <w:szCs w:val="36"/>
               </w:rPr>
               <w:t xml:space="preserve">A Code.org tool; builds real working apps; has Design Mode and code.</w:t>
             </w:r>
@@ -11790,7 +10311,7 @@
       </w:tr>
       <w:tr>
         <w:trPr>
-          <w:trHeight w:val="750" w:hRule="atLeast"/>
+          <w:trHeight w:val="1350" w:hRule="atLeast"/>
         </w:trPr>
         <w:tc>
           <w:tcPr>
@@ -11812,8 +10333,8 @@
                 <w:b/>
                 <w:bCs/>
                 <w:color w:val="14213D"/>
-                <w:sz w:val="40"/>
-                <w:szCs w:val="40"/>
+                <w:sz w:val="96"/>
+                <w:szCs w:val="96"/>
               </w:rPr>
               <w:t xml:space="preserve">App Lab</w:t>
             </w:r>
@@ -11822,7 +10343,7 @@
       </w:tr>
       <w:tr>
         <w:trPr>
-          <w:trHeight w:val="2100" w:hRule="atLeast"/>
+          <w:trHeight w:val="2400" w:hRule="atLeast"/>
         </w:trPr>
         <w:tc>
           <w:tcPr>
@@ -11846,8 +10367,8 @@
                 <w:b/>
                 <w:bCs/>
                 <w:color w:val="B45309"/>
-                <w:sz w:val="26"/>
-                <w:szCs w:val="26"/>
+                <w:sz w:val="72"/>
+                <w:szCs w:val="72"/>
               </w:rPr>
               <w:t xml:space="preserve">EXAMPLES</w:t>
             </w:r>
@@ -11856,8 +10377,8 @@
             <w:r>
               <w:rPr>
                 <w:rFonts w:ascii="Times New Roman" w:cs="Times New Roman" w:eastAsia="Times New Roman" w:hAnsi="Times New Roman"/>
-                <w:sz w:val="20"/>
-                <w:szCs w:val="20"/>
+                <w:sz w:val="36"/>
+                <w:szCs w:val="36"/>
               </w:rPr>
               <w:t xml:space="preserve">Building a digital version of a paper prototype.</w:t>
             </w:r>
@@ -11885,8 +10406,8 @@
                 <w:b/>
                 <w:bCs/>
                 <w:color w:val="B91C1C"/>
-                <w:sz w:val="26"/>
-                <w:szCs w:val="26"/>
+                <w:sz w:val="72"/>
+                <w:szCs w:val="72"/>
               </w:rPr>
               <w:t xml:space="preserve">NON-EXAMPLES</w:t>
             </w:r>
@@ -11895,8 +10416,8 @@
             <w:r>
               <w:rPr>
                 <w:rFonts w:ascii="Times New Roman" w:cs="Times New Roman" w:eastAsia="Times New Roman" w:hAnsi="Times New Roman"/>
-                <w:sz w:val="20"/>
-                <w:szCs w:val="20"/>
+                <w:sz w:val="36"/>
+                <w:szCs w:val="36"/>
               </w:rPr>
               <w:t xml:space="preserve">A drawing app; a word processor.</w:t>
             </w:r>
@@ -11904,23 +10425,6 @@
         </w:tc>
       </w:tr>
     </w:tbl>
-    <w:p>
-      <w:pPr>
-        <w:spacing w:before="150"/>
-        <w:jc w:val="center"/>
-      </w:pPr>
-      <w:r>
-        <w:rPr>
-          <w:rFonts w:ascii="Times New Roman" w:cs="Times New Roman" w:eastAsia="Times New Roman" w:hAnsi="Times New Roman"/>
-          <w:i/>
-          <w:iCs/>
-          <w:color w:val="6B7280"/>
-          <w:sz w:val="18"/>
-          <w:szCs w:val="18"/>
-        </w:rPr>
-        <w:t xml:space="preserve">Grade 8 ICT/Design Vocabulary Bank</w:t>
-      </w:r>
-    </w:p>
     <w:p>
       <w:r>
         <w:br w:type="page"/>
@@ -11940,24 +10444,7 @@
           <w:sz w:val="44"/>
           <w:szCs w:val="44"/>
         </w:rPr>
-        <w:t xml:space="preserve">Grade 8 ICT/Design — Frayer Model</w:t>
-      </w:r>
-    </w:p>
-    <w:p>
-      <w:pPr>
-        <w:spacing w:after="180"/>
-        <w:jc w:val="center"/>
-      </w:pPr>
-      <w:r>
-        <w:rPr>
-          <w:rFonts w:ascii="Times New Roman" w:cs="Times New Roman" w:eastAsia="Times New Roman" w:hAnsi="Times New Roman"/>
-          <w:i/>
-          <w:iCs/>
-          <w:color w:val="6B7280"/>
-          <w:sz w:val="20"/>
-          <w:szCs w:val="20"/>
-        </w:rPr>
-        <w:t xml:space="preserve">Term 45 of 52 — in teaching order</w:t>
+        <w:t xml:space="preserve">Frayer Model</w:t>
       </w:r>
     </w:p>
     <w:tbl>
@@ -11978,7 +10465,7 @@
       </w:tblGrid>
       <w:tr>
         <w:trPr>
-          <w:trHeight w:val="2100" w:hRule="atLeast"/>
+          <w:trHeight w:val="2400" w:hRule="atLeast"/>
         </w:trPr>
         <w:tc>
           <w:tcPr>
@@ -12002,8 +10489,8 @@
                 <w:b/>
                 <w:bCs/>
                 <w:color w:val="0F766E"/>
-                <w:sz w:val="26"/>
-                <w:szCs w:val="26"/>
+                <w:sz w:val="72"/>
+                <w:szCs w:val="72"/>
               </w:rPr>
               <w:t xml:space="preserve">DEFINITION</w:t>
             </w:r>
@@ -12012,8 +10499,8 @@
             <w:r>
               <w:rPr>
                 <w:rFonts w:ascii="Times New Roman" w:cs="Times New Roman" w:eastAsia="Times New Roman" w:hAnsi="Times New Roman"/>
-                <w:sz w:val="20"/>
-                <w:szCs w:val="20"/>
+                <w:sz w:val="36"/>
+                <w:szCs w:val="36"/>
               </w:rPr>
               <w:t xml:space="preserve">The part of App Lab where you build the visual screens of an app by dragging and dropping UI elements, before adding any code behavior.</w:t>
             </w:r>
@@ -12041,8 +10528,8 @@
                 <w:b/>
                 <w:bCs/>
                 <w:color w:val="14213D"/>
-                <w:sz w:val="26"/>
-                <w:szCs w:val="26"/>
+                <w:sz w:val="60"/>
+                <w:szCs w:val="60"/>
               </w:rPr>
               <w:t xml:space="preserve">CHARACTERISTICS</w:t>
             </w:r>
@@ -12051,8 +10538,8 @@
             <w:r>
               <w:rPr>
                 <w:rFonts w:ascii="Times New Roman" w:cs="Times New Roman" w:eastAsia="Times New Roman" w:hAnsi="Times New Roman"/>
-                <w:sz w:val="20"/>
-                <w:szCs w:val="20"/>
+                <w:sz w:val="36"/>
+                <w:szCs w:val="36"/>
               </w:rPr>
               <w:t xml:space="preserve">Part of App Lab; visual screen-building; no code needed yet.</w:t>
             </w:r>
@@ -12061,7 +10548,7 @@
       </w:tr>
       <w:tr>
         <w:trPr>
-          <w:trHeight w:val="750" w:hRule="atLeast"/>
+          <w:trHeight w:val="1350" w:hRule="atLeast"/>
         </w:trPr>
         <w:tc>
           <w:tcPr>
@@ -12083,8 +10570,8 @@
                 <w:b/>
                 <w:bCs/>
                 <w:color w:val="14213D"/>
-                <w:sz w:val="40"/>
-                <w:szCs w:val="40"/>
+                <w:sz w:val="96"/>
+                <w:szCs w:val="96"/>
               </w:rPr>
               <w:t xml:space="preserve">Design Mode</w:t>
             </w:r>
@@ -12093,7 +10580,7 @@
       </w:tr>
       <w:tr>
         <w:trPr>
-          <w:trHeight w:val="2100" w:hRule="atLeast"/>
+          <w:trHeight w:val="2400" w:hRule="atLeast"/>
         </w:trPr>
         <w:tc>
           <w:tcPr>
@@ -12117,8 +10604,8 @@
                 <w:b/>
                 <w:bCs/>
                 <w:color w:val="B45309"/>
-                <w:sz w:val="26"/>
-                <w:szCs w:val="26"/>
+                <w:sz w:val="72"/>
+                <w:szCs w:val="72"/>
               </w:rPr>
               <w:t xml:space="preserve">EXAMPLES</w:t>
             </w:r>
@@ -12127,8 +10614,8 @@
             <w:r>
               <w:rPr>
                 <w:rFonts w:ascii="Times New Roman" w:cs="Times New Roman" w:eastAsia="Times New Roman" w:hAnsi="Times New Roman"/>
-                <w:sz w:val="20"/>
-                <w:szCs w:val="20"/>
+                <w:sz w:val="36"/>
+                <w:szCs w:val="36"/>
               </w:rPr>
               <w:t xml:space="preserve">Dragging a button onto a screen.</w:t>
             </w:r>
@@ -12156,8 +10643,8 @@
                 <w:b/>
                 <w:bCs/>
                 <w:color w:val="B91C1C"/>
-                <w:sz w:val="26"/>
-                <w:szCs w:val="26"/>
+                <w:sz w:val="72"/>
+                <w:szCs w:val="72"/>
               </w:rPr>
               <w:t xml:space="preserve">NON-EXAMPLES</w:t>
             </w:r>
@@ -12166,8 +10653,8 @@
             <w:r>
               <w:rPr>
                 <w:rFonts w:ascii="Times New Roman" w:cs="Times New Roman" w:eastAsia="Times New Roman" w:hAnsi="Times New Roman"/>
-                <w:sz w:val="20"/>
-                <w:szCs w:val="20"/>
+                <w:sz w:val="36"/>
+                <w:szCs w:val="36"/>
               </w:rPr>
               <w:t xml:space="preserve">Writing JavaScript code directly (a different App Lab mode).</w:t>
             </w:r>
@@ -12175,23 +10662,6 @@
         </w:tc>
       </w:tr>
     </w:tbl>
-    <w:p>
-      <w:pPr>
-        <w:spacing w:before="150"/>
-        <w:jc w:val="center"/>
-      </w:pPr>
-      <w:r>
-        <w:rPr>
-          <w:rFonts w:ascii="Times New Roman" w:cs="Times New Roman" w:eastAsia="Times New Roman" w:hAnsi="Times New Roman"/>
-          <w:i/>
-          <w:iCs/>
-          <w:color w:val="6B7280"/>
-          <w:sz w:val="18"/>
-          <w:szCs w:val="18"/>
-        </w:rPr>
-        <w:t xml:space="preserve">Grade 8 ICT/Design Vocabulary Bank</w:t>
-      </w:r>
-    </w:p>
     <w:p>
       <w:r>
         <w:br w:type="page"/>
@@ -12211,24 +10681,7 @@
           <w:sz w:val="44"/>
           <w:szCs w:val="44"/>
         </w:rPr>
-        <w:t xml:space="preserve">Grade 8 ICT/Design — Frayer Model</w:t>
-      </w:r>
-    </w:p>
-    <w:p>
-      <w:pPr>
-        <w:spacing w:after="180"/>
-        <w:jc w:val="center"/>
-      </w:pPr>
-      <w:r>
-        <w:rPr>
-          <w:rFonts w:ascii="Times New Roman" w:cs="Times New Roman" w:eastAsia="Times New Roman" w:hAnsi="Times New Roman"/>
-          <w:i/>
-          <w:iCs/>
-          <w:color w:val="6B7280"/>
-          <w:sz w:val="20"/>
-          <w:szCs w:val="20"/>
-        </w:rPr>
-        <w:t xml:space="preserve">Term 46 of 52 — in teaching order</w:t>
+        <w:t xml:space="preserve">Frayer Model</w:t>
       </w:r>
     </w:p>
     <w:tbl>
@@ -12249,7 +10702,7 @@
       </w:tblGrid>
       <w:tr>
         <w:trPr>
-          <w:trHeight w:val="2100" w:hRule="atLeast"/>
+          <w:trHeight w:val="2400" w:hRule="atLeast"/>
         </w:trPr>
         <w:tc>
           <w:tcPr>
@@ -12273,8 +10726,8 @@
                 <w:b/>
                 <w:bCs/>
                 <w:color w:val="0F766E"/>
-                <w:sz w:val="26"/>
-                <w:szCs w:val="26"/>
+                <w:sz w:val="72"/>
+                <w:szCs w:val="72"/>
               </w:rPr>
               <w:t xml:space="preserve">DEFINITION</w:t>
             </w:r>
@@ -12283,10 +10736,10 @@
             <w:r>
               <w:rPr>
                 <w:rFonts w:ascii="Times New Roman" w:cs="Times New Roman" w:eastAsia="Times New Roman" w:hAnsi="Times New Roman"/>
-                <w:sz w:val="20"/>
-                <w:szCs w:val="20"/>
-              </w:rPr>
-              <w:t xml:space="preserve">Something that happens when a user does an action — like tapping a button — that tells the app to do something in response.</w:t>
+                <w:sz w:val="36"/>
+                <w:szCs w:val="36"/>
+              </w:rPr>
+              <w:t xml:space="preserve">Something that happens when a user does an action, like tapping a button, that tells the app to do something in response.</w:t>
             </w:r>
           </w:p>
         </w:tc>
@@ -12312,8 +10765,8 @@
                 <w:b/>
                 <w:bCs/>
                 <w:color w:val="14213D"/>
-                <w:sz w:val="26"/>
-                <w:szCs w:val="26"/>
+                <w:sz w:val="60"/>
+                <w:szCs w:val="60"/>
               </w:rPr>
               <w:t xml:space="preserve">CHARACTERISTICS</w:t>
             </w:r>
@@ -12322,8 +10775,8 @@
             <w:r>
               <w:rPr>
                 <w:rFonts w:ascii="Times New Roman" w:cs="Times New Roman" w:eastAsia="Times New Roman" w:hAnsi="Times New Roman"/>
-                <w:sz w:val="20"/>
-                <w:szCs w:val="20"/>
+                <w:sz w:val="36"/>
+                <w:szCs w:val="36"/>
               </w:rPr>
               <w:t xml:space="preserve">Triggered by a user action; connects action to response.</w:t>
             </w:r>
@@ -12332,7 +10785,7 @@
       </w:tr>
       <w:tr>
         <w:trPr>
-          <w:trHeight w:val="750" w:hRule="atLeast"/>
+          <w:trHeight w:val="1350" w:hRule="atLeast"/>
         </w:trPr>
         <w:tc>
           <w:tcPr>
@@ -12354,8 +10807,8 @@
                 <w:b/>
                 <w:bCs/>
                 <w:color w:val="14213D"/>
-                <w:sz w:val="40"/>
-                <w:szCs w:val="40"/>
+                <w:sz w:val="96"/>
+                <w:szCs w:val="96"/>
               </w:rPr>
               <w:t xml:space="preserve">Event</w:t>
             </w:r>
@@ -12364,7 +10817,7 @@
       </w:tr>
       <w:tr>
         <w:trPr>
-          <w:trHeight w:val="2100" w:hRule="atLeast"/>
+          <w:trHeight w:val="2400" w:hRule="atLeast"/>
         </w:trPr>
         <w:tc>
           <w:tcPr>
@@ -12388,8 +10841,8 @@
                 <w:b/>
                 <w:bCs/>
                 <w:color w:val="B45309"/>
-                <w:sz w:val="26"/>
-                <w:szCs w:val="26"/>
+                <w:sz w:val="72"/>
+                <w:szCs w:val="72"/>
               </w:rPr>
               <w:t xml:space="preserve">EXAMPLES</w:t>
             </w:r>
@@ -12398,8 +10851,8 @@
             <w:r>
               <w:rPr>
                 <w:rFonts w:ascii="Times New Roman" w:cs="Times New Roman" w:eastAsia="Times New Roman" w:hAnsi="Times New Roman"/>
-                <w:sz w:val="20"/>
-                <w:szCs w:val="20"/>
+                <w:sz w:val="36"/>
+                <w:szCs w:val="36"/>
               </w:rPr>
               <w:t xml:space="preserve">onEvent("button1", "click", ...).</w:t>
             </w:r>
@@ -12427,8 +10880,8 @@
                 <w:b/>
                 <w:bCs/>
                 <w:color w:val="B91C1C"/>
-                <w:sz w:val="26"/>
-                <w:szCs w:val="26"/>
+                <w:sz w:val="72"/>
+                <w:szCs w:val="72"/>
               </w:rPr>
               <w:t xml:space="preserve">NON-EXAMPLES</w:t>
             </w:r>
@@ -12437,8 +10890,8 @@
             <w:r>
               <w:rPr>
                 <w:rFonts w:ascii="Times New Roman" w:cs="Times New Roman" w:eastAsia="Times New Roman" w:hAnsi="Times New Roman"/>
-                <w:sz w:val="20"/>
-                <w:szCs w:val="20"/>
+                <w:sz w:val="36"/>
+                <w:szCs w:val="36"/>
               </w:rPr>
               <w:t xml:space="preserve">Code that runs automatically with no user action at all.</w:t>
             </w:r>
@@ -12446,23 +10899,6 @@
         </w:tc>
       </w:tr>
     </w:tbl>
-    <w:p>
-      <w:pPr>
-        <w:spacing w:before="150"/>
-        <w:jc w:val="center"/>
-      </w:pPr>
-      <w:r>
-        <w:rPr>
-          <w:rFonts w:ascii="Times New Roman" w:cs="Times New Roman" w:eastAsia="Times New Roman" w:hAnsi="Times New Roman"/>
-          <w:i/>
-          <w:iCs/>
-          <w:color w:val="6B7280"/>
-          <w:sz w:val="18"/>
-          <w:szCs w:val="18"/>
-        </w:rPr>
-        <w:t xml:space="preserve">Grade 8 ICT/Design Vocabulary Bank</w:t>
-      </w:r>
-    </w:p>
     <w:p>
       <w:r>
         <w:br w:type="page"/>
@@ -12482,24 +10918,7 @@
           <w:sz w:val="44"/>
           <w:szCs w:val="44"/>
         </w:rPr>
-        <w:t xml:space="preserve">Grade 8 ICT/Design — Frayer Model</w:t>
-      </w:r>
-    </w:p>
-    <w:p>
-      <w:pPr>
-        <w:spacing w:after="180"/>
-        <w:jc w:val="center"/>
-      </w:pPr>
-      <w:r>
-        <w:rPr>
-          <w:rFonts w:ascii="Times New Roman" w:cs="Times New Roman" w:eastAsia="Times New Roman" w:hAnsi="Times New Roman"/>
-          <w:i/>
-          <w:iCs/>
-          <w:color w:val="6B7280"/>
-          <w:sz w:val="20"/>
-          <w:szCs w:val="20"/>
-        </w:rPr>
-        <w:t xml:space="preserve">Term 47 of 52 — in teaching order</w:t>
+        <w:t xml:space="preserve">Frayer Model</w:t>
       </w:r>
     </w:p>
     <w:tbl>
@@ -12520,7 +10939,7 @@
       </w:tblGrid>
       <w:tr>
         <w:trPr>
-          <w:trHeight w:val="2100" w:hRule="atLeast"/>
+          <w:trHeight w:val="2400" w:hRule="atLeast"/>
         </w:trPr>
         <w:tc>
           <w:tcPr>
@@ -12544,8 +10963,8 @@
                 <w:b/>
                 <w:bCs/>
                 <w:color w:val="0F766E"/>
-                <w:sz w:val="26"/>
-                <w:szCs w:val="26"/>
+                <w:sz w:val="72"/>
+                <w:szCs w:val="72"/>
               </w:rPr>
               <w:t xml:space="preserve">DEFINITION</w:t>
             </w:r>
@@ -12554,8 +10973,8 @@
             <w:r>
               <w:rPr>
                 <w:rFonts w:ascii="Times New Roman" w:cs="Times New Roman" w:eastAsia="Times New Roman" w:hAnsi="Times New Roman"/>
-                <w:sz w:val="20"/>
-                <w:szCs w:val="20"/>
+                <w:sz w:val="36"/>
+                <w:szCs w:val="36"/>
               </w:rPr>
               <w:t xml:space="preserve">Connecting one screen to another so tapping something on one screen takes the user to the next.</w:t>
             </w:r>
@@ -12583,8 +11002,8 @@
                 <w:b/>
                 <w:bCs/>
                 <w:color w:val="14213D"/>
-                <w:sz w:val="26"/>
-                <w:szCs w:val="26"/>
+                <w:sz w:val="60"/>
+                <w:szCs w:val="60"/>
               </w:rPr>
               <w:t xml:space="preserve">CHARACTERISTICS</w:t>
             </w:r>
@@ -12593,8 +11012,8 @@
             <w:r>
               <w:rPr>
                 <w:rFonts w:ascii="Times New Roman" w:cs="Times New Roman" w:eastAsia="Times New Roman" w:hAnsi="Times New Roman"/>
-                <w:sz w:val="20"/>
-                <w:szCs w:val="20"/>
+                <w:sz w:val="36"/>
+                <w:szCs w:val="36"/>
               </w:rPr>
               <w:t xml:space="preserve">Connects one screen to another; often triggered by an event.</w:t>
             </w:r>
@@ -12603,7 +11022,7 @@
       </w:tr>
       <w:tr>
         <w:trPr>
-          <w:trHeight w:val="750" w:hRule="atLeast"/>
+          <w:trHeight w:val="1350" w:hRule="atLeast"/>
         </w:trPr>
         <w:tc>
           <w:tcPr>
@@ -12625,8 +11044,8 @@
                 <w:b/>
                 <w:bCs/>
                 <w:color w:val="14213D"/>
-                <w:sz w:val="40"/>
-                <w:szCs w:val="40"/>
+                <w:sz w:val="96"/>
+                <w:szCs w:val="96"/>
               </w:rPr>
               <w:t xml:space="preserve">Link (Screens)</w:t>
             </w:r>
@@ -12635,7 +11054,7 @@
       </w:tr>
       <w:tr>
         <w:trPr>
-          <w:trHeight w:val="2100" w:hRule="atLeast"/>
+          <w:trHeight w:val="2400" w:hRule="atLeast"/>
         </w:trPr>
         <w:tc>
           <w:tcPr>
@@ -12659,8 +11078,8 @@
                 <w:b/>
                 <w:bCs/>
                 <w:color w:val="B45309"/>
-                <w:sz w:val="26"/>
-                <w:szCs w:val="26"/>
+                <w:sz w:val="72"/>
+                <w:szCs w:val="72"/>
               </w:rPr>
               <w:t xml:space="preserve">EXAMPLES</w:t>
             </w:r>
@@ -12669,8 +11088,8 @@
             <w:r>
               <w:rPr>
                 <w:rFonts w:ascii="Times New Roman" w:cs="Times New Roman" w:eastAsia="Times New Roman" w:hAnsi="Times New Roman"/>
-                <w:sz w:val="20"/>
-                <w:szCs w:val="20"/>
+                <w:sz w:val="36"/>
+                <w:szCs w:val="36"/>
               </w:rPr>
               <w:t xml:space="preserve">Tapping "Next" to move to Screen 2.</w:t>
             </w:r>
@@ -12698,8 +11117,8 @@
                 <w:b/>
                 <w:bCs/>
                 <w:color w:val="B91C1C"/>
-                <w:sz w:val="26"/>
-                <w:szCs w:val="26"/>
+                <w:sz w:val="72"/>
+                <w:szCs w:val="72"/>
               </w:rPr>
               <w:t xml:space="preserve">NON-EXAMPLES</w:t>
             </w:r>
@@ -12708,8 +11127,8 @@
             <w:r>
               <w:rPr>
                 <w:rFonts w:ascii="Times New Roman" w:cs="Times New Roman" w:eastAsia="Times New Roman" w:hAnsi="Times New Roman"/>
-                <w:sz w:val="20"/>
-                <w:szCs w:val="20"/>
+                <w:sz w:val="36"/>
+                <w:szCs w:val="36"/>
               </w:rPr>
               <w:t xml:space="preserve">A screen with no way to navigate away from it.</w:t>
             </w:r>
@@ -12717,23 +11136,6 @@
         </w:tc>
       </w:tr>
     </w:tbl>
-    <w:p>
-      <w:pPr>
-        <w:spacing w:before="150"/>
-        <w:jc w:val="center"/>
-      </w:pPr>
-      <w:r>
-        <w:rPr>
-          <w:rFonts w:ascii="Times New Roman" w:cs="Times New Roman" w:eastAsia="Times New Roman" w:hAnsi="Times New Roman"/>
-          <w:i/>
-          <w:iCs/>
-          <w:color w:val="6B7280"/>
-          <w:sz w:val="18"/>
-          <w:szCs w:val="18"/>
-        </w:rPr>
-        <w:t xml:space="preserve">Grade 8 ICT/Design Vocabulary Bank</w:t>
-      </w:r>
-    </w:p>
     <w:p>
       <w:r>
         <w:br w:type="page"/>
@@ -12753,24 +11155,7 @@
           <w:sz w:val="44"/>
           <w:szCs w:val="44"/>
         </w:rPr>
-        <w:t xml:space="preserve">Grade 8 ICT/Design — Frayer Model</w:t>
-      </w:r>
-    </w:p>
-    <w:p>
-      <w:pPr>
-        <w:spacing w:after="180"/>
-        <w:jc w:val="center"/>
-      </w:pPr>
-      <w:r>
-        <w:rPr>
-          <w:rFonts w:ascii="Times New Roman" w:cs="Times New Roman" w:eastAsia="Times New Roman" w:hAnsi="Times New Roman"/>
-          <w:i/>
-          <w:iCs/>
-          <w:color w:val="6B7280"/>
-          <w:sz w:val="20"/>
-          <w:szCs w:val="20"/>
-        </w:rPr>
-        <w:t xml:space="preserve">Term 48 of 52 — in teaching order</w:t>
+        <w:t xml:space="preserve">Frayer Model</w:t>
       </w:r>
     </w:p>
     <w:tbl>
@@ -12791,7 +11176,7 @@
       </w:tblGrid>
       <w:tr>
         <w:trPr>
-          <w:trHeight w:val="2100" w:hRule="atLeast"/>
+          <w:trHeight w:val="2400" w:hRule="atLeast"/>
         </w:trPr>
         <w:tc>
           <w:tcPr>
@@ -12815,8 +11200,8 @@
                 <w:b/>
                 <w:bCs/>
                 <w:color w:val="0F766E"/>
-                <w:sz w:val="26"/>
-                <w:szCs w:val="26"/>
+                <w:sz w:val="72"/>
+                <w:szCs w:val="72"/>
               </w:rPr>
               <w:t xml:space="preserve">DEFINITION</w:t>
             </w:r>
@@ -12825,8 +11210,8 @@
             <w:r>
               <w:rPr>
                 <w:rFonts w:ascii="Times New Roman" w:cs="Times New Roman" w:eastAsia="Times New Roman" w:hAnsi="Times New Roman"/>
-                <w:sz w:val="20"/>
-                <w:szCs w:val="20"/>
+                <w:sz w:val="36"/>
+                <w:szCs w:val="36"/>
               </w:rPr>
               <w:t xml:space="preserve">Finding and fixing something that isn't working correctly in your app.</w:t>
             </w:r>
@@ -12854,8 +11239,8 @@
                 <w:b/>
                 <w:bCs/>
                 <w:color w:val="14213D"/>
-                <w:sz w:val="26"/>
-                <w:szCs w:val="26"/>
+                <w:sz w:val="60"/>
+                <w:szCs w:val="60"/>
               </w:rPr>
               <w:t xml:space="preserve">CHARACTERISTICS</w:t>
             </w:r>
@@ -12864,8 +11249,8 @@
             <w:r>
               <w:rPr>
                 <w:rFonts w:ascii="Times New Roman" w:cs="Times New Roman" w:eastAsia="Times New Roman" w:hAnsi="Times New Roman"/>
-                <w:sz w:val="20"/>
-                <w:szCs w:val="20"/>
+                <w:sz w:val="36"/>
+                <w:szCs w:val="36"/>
               </w:rPr>
               <w:t xml:space="preserve">Finding + fixing errors; systematic; uses testing.</w:t>
             </w:r>
@@ -12874,7 +11259,7 @@
       </w:tr>
       <w:tr>
         <w:trPr>
-          <w:trHeight w:val="750" w:hRule="atLeast"/>
+          <w:trHeight w:val="1350" w:hRule="atLeast"/>
         </w:trPr>
         <w:tc>
           <w:tcPr>
@@ -12896,8 +11281,8 @@
                 <w:b/>
                 <w:bCs/>
                 <w:color w:val="14213D"/>
-                <w:sz w:val="40"/>
-                <w:szCs w:val="40"/>
+                <w:sz w:val="96"/>
+                <w:szCs w:val="96"/>
               </w:rPr>
               <w:t xml:space="preserve">Debug</w:t>
             </w:r>
@@ -12906,7 +11291,7 @@
       </w:tr>
       <w:tr>
         <w:trPr>
-          <w:trHeight w:val="2100" w:hRule="atLeast"/>
+          <w:trHeight w:val="2400" w:hRule="atLeast"/>
         </w:trPr>
         <w:tc>
           <w:tcPr>
@@ -12930,8 +11315,8 @@
                 <w:b/>
                 <w:bCs/>
                 <w:color w:val="B45309"/>
-                <w:sz w:val="26"/>
-                <w:szCs w:val="26"/>
+                <w:sz w:val="72"/>
+                <w:szCs w:val="72"/>
               </w:rPr>
               <w:t xml:space="preserve">EXAMPLES</w:t>
             </w:r>
@@ -12940,8 +11325,8 @@
             <w:r>
               <w:rPr>
                 <w:rFonts w:ascii="Times New Roman" w:cs="Times New Roman" w:eastAsia="Times New Roman" w:hAnsi="Times New Roman"/>
-                <w:sz w:val="20"/>
-                <w:szCs w:val="20"/>
+                <w:sz w:val="36"/>
+                <w:szCs w:val="36"/>
               </w:rPr>
               <w:t xml:space="preserve">Fixing a button that navigates to the wrong screen.</w:t>
             </w:r>
@@ -12969,8 +11354,8 @@
                 <w:b/>
                 <w:bCs/>
                 <w:color w:val="B91C1C"/>
-                <w:sz w:val="26"/>
-                <w:szCs w:val="26"/>
+                <w:sz w:val="72"/>
+                <w:szCs w:val="72"/>
               </w:rPr>
               <w:t xml:space="preserve">NON-EXAMPLES</w:t>
             </w:r>
@@ -12979,8 +11364,8 @@
             <w:r>
               <w:rPr>
                 <w:rFonts w:ascii="Times New Roman" w:cs="Times New Roman" w:eastAsia="Times New Roman" w:hAnsi="Times New Roman"/>
-                <w:sz w:val="20"/>
-                <w:szCs w:val="20"/>
+                <w:sz w:val="36"/>
+                <w:szCs w:val="36"/>
               </w:rPr>
               <w:t xml:space="preserve">Ignoring a known error.</w:t>
             </w:r>
@@ -12988,23 +11373,6 @@
         </w:tc>
       </w:tr>
     </w:tbl>
-    <w:p>
-      <w:pPr>
-        <w:spacing w:before="150"/>
-        <w:jc w:val="center"/>
-      </w:pPr>
-      <w:r>
-        <w:rPr>
-          <w:rFonts w:ascii="Times New Roman" w:cs="Times New Roman" w:eastAsia="Times New Roman" w:hAnsi="Times New Roman"/>
-          <w:i/>
-          <w:iCs/>
-          <w:color w:val="6B7280"/>
-          <w:sz w:val="18"/>
-          <w:szCs w:val="18"/>
-        </w:rPr>
-        <w:t xml:space="preserve">Grade 8 ICT/Design Vocabulary Bank</w:t>
-      </w:r>
-    </w:p>
     <w:p>
       <w:r>
         <w:br w:type="page"/>
@@ -13024,24 +11392,7 @@
           <w:sz w:val="44"/>
           <w:szCs w:val="44"/>
         </w:rPr>
-        <w:t xml:space="preserve">Grade 8 ICT/Design — Frayer Model</w:t>
-      </w:r>
-    </w:p>
-    <w:p>
-      <w:pPr>
-        <w:spacing w:after="180"/>
-        <w:jc w:val="center"/>
-      </w:pPr>
-      <w:r>
-        <w:rPr>
-          <w:rFonts w:ascii="Times New Roman" w:cs="Times New Roman" w:eastAsia="Times New Roman" w:hAnsi="Times New Roman"/>
-          <w:i/>
-          <w:iCs/>
-          <w:color w:val="6B7280"/>
-          <w:sz w:val="20"/>
-          <w:szCs w:val="20"/>
-        </w:rPr>
-        <w:t xml:space="preserve">Term 49 of 52 — in teaching order</w:t>
+        <w:t xml:space="preserve">Frayer Model</w:t>
       </w:r>
     </w:p>
     <w:tbl>
@@ -13062,7 +11413,7 @@
       </w:tblGrid>
       <w:tr>
         <w:trPr>
-          <w:trHeight w:val="2100" w:hRule="atLeast"/>
+          <w:trHeight w:val="2400" w:hRule="atLeast"/>
         </w:trPr>
         <w:tc>
           <w:tcPr>
@@ -13086,8 +11437,8 @@
                 <w:b/>
                 <w:bCs/>
                 <w:color w:val="0F766E"/>
-                <w:sz w:val="26"/>
-                <w:szCs w:val="26"/>
+                <w:sz w:val="72"/>
+                <w:szCs w:val="72"/>
               </w:rPr>
               <w:t xml:space="preserve">DEFINITION</w:t>
             </w:r>
@@ -13096,8 +11447,8 @@
             <w:r>
               <w:rPr>
                 <w:rFonts w:ascii="Times New Roman" w:cs="Times New Roman" w:eastAsia="Times New Roman" w:hAnsi="Times New Roman"/>
-                <w:sz w:val="20"/>
-                <w:szCs w:val="20"/>
+                <w:sz w:val="36"/>
+                <w:szCs w:val="36"/>
               </w:rPr>
               <w:t xml:space="preserve">Something in your app that doesn't work the way it's supposed to.</w:t>
             </w:r>
@@ -13125,8 +11476,8 @@
                 <w:b/>
                 <w:bCs/>
                 <w:color w:val="14213D"/>
-                <w:sz w:val="26"/>
-                <w:szCs w:val="26"/>
+                <w:sz w:val="60"/>
+                <w:szCs w:val="60"/>
               </w:rPr>
               <w:t xml:space="preserve">CHARACTERISTICS</w:t>
             </w:r>
@@ -13135,8 +11486,8 @@
             <w:r>
               <w:rPr>
                 <w:rFonts w:ascii="Times New Roman" w:cs="Times New Roman" w:eastAsia="Times New Roman" w:hAnsi="Times New Roman"/>
-                <w:sz w:val="20"/>
-                <w:szCs w:val="20"/>
+                <w:sz w:val="36"/>
+                <w:szCs w:val="36"/>
               </w:rPr>
               <w:t xml:space="preserve">Unintended; breaks expected behavior.</w:t>
             </w:r>
@@ -13145,7 +11496,7 @@
       </w:tr>
       <w:tr>
         <w:trPr>
-          <w:trHeight w:val="750" w:hRule="atLeast"/>
+          <w:trHeight w:val="1350" w:hRule="atLeast"/>
         </w:trPr>
         <w:tc>
           <w:tcPr>
@@ -13167,8 +11518,8 @@
                 <w:b/>
                 <w:bCs/>
                 <w:color w:val="14213D"/>
-                <w:sz w:val="40"/>
-                <w:szCs w:val="40"/>
+                <w:sz w:val="96"/>
+                <w:szCs w:val="96"/>
               </w:rPr>
               <w:t xml:space="preserve">Bug</w:t>
             </w:r>
@@ -13177,7 +11528,7 @@
       </w:tr>
       <w:tr>
         <w:trPr>
-          <w:trHeight w:val="2100" w:hRule="atLeast"/>
+          <w:trHeight w:val="2400" w:hRule="atLeast"/>
         </w:trPr>
         <w:tc>
           <w:tcPr>
@@ -13201,8 +11552,8 @@
                 <w:b/>
                 <w:bCs/>
                 <w:color w:val="B45309"/>
-                <w:sz w:val="26"/>
-                <w:szCs w:val="26"/>
+                <w:sz w:val="72"/>
+                <w:szCs w:val="72"/>
               </w:rPr>
               <w:t xml:space="preserve">EXAMPLES</w:t>
             </w:r>
@@ -13211,8 +11562,8 @@
             <w:r>
               <w:rPr>
                 <w:rFonts w:ascii="Times New Roman" w:cs="Times New Roman" w:eastAsia="Times New Roman" w:hAnsi="Times New Roman"/>
-                <w:sz w:val="20"/>
-                <w:szCs w:val="20"/>
+                <w:sz w:val="36"/>
+                <w:szCs w:val="36"/>
               </w:rPr>
               <w:t xml:space="preserve">A button that does nothing when tapped.</w:t>
             </w:r>
@@ -13240,8 +11591,8 @@
                 <w:b/>
                 <w:bCs/>
                 <w:color w:val="B91C1C"/>
-                <w:sz w:val="26"/>
-                <w:szCs w:val="26"/>
+                <w:sz w:val="72"/>
+                <w:szCs w:val="72"/>
               </w:rPr>
               <w:t xml:space="preserve">NON-EXAMPLES</w:t>
             </w:r>
@@ -13250,8 +11601,8 @@
             <w:r>
               <w:rPr>
                 <w:rFonts w:ascii="Times New Roman" w:cs="Times New Roman" w:eastAsia="Times New Roman" w:hAnsi="Times New Roman"/>
-                <w:sz w:val="20"/>
-                <w:szCs w:val="20"/>
+                <w:sz w:val="36"/>
+                <w:szCs w:val="36"/>
               </w:rPr>
               <w:t xml:space="preserve">A feature working exactly as designed.</w:t>
             </w:r>
@@ -13259,23 +11610,6 @@
         </w:tc>
       </w:tr>
     </w:tbl>
-    <w:p>
-      <w:pPr>
-        <w:spacing w:before="150"/>
-        <w:jc w:val="center"/>
-      </w:pPr>
-      <w:r>
-        <w:rPr>
-          <w:rFonts w:ascii="Times New Roman" w:cs="Times New Roman" w:eastAsia="Times New Roman" w:hAnsi="Times New Roman"/>
-          <w:i/>
-          <w:iCs/>
-          <w:color w:val="6B7280"/>
-          <w:sz w:val="18"/>
-          <w:szCs w:val="18"/>
-        </w:rPr>
-        <w:t xml:space="preserve">Grade 8 ICT/Design Vocabulary Bank</w:t>
-      </w:r>
-    </w:p>
     <w:p>
       <w:r>
         <w:br w:type="page"/>
@@ -13295,24 +11629,7 @@
           <w:sz w:val="44"/>
           <w:szCs w:val="44"/>
         </w:rPr>
-        <w:t xml:space="preserve">Grade 8 ICT/Design — Frayer Model</w:t>
-      </w:r>
-    </w:p>
-    <w:p>
-      <w:pPr>
-        <w:spacing w:after="180"/>
-        <w:jc w:val="center"/>
-      </w:pPr>
-      <w:r>
-        <w:rPr>
-          <w:rFonts w:ascii="Times New Roman" w:cs="Times New Roman" w:eastAsia="Times New Roman" w:hAnsi="Times New Roman"/>
-          <w:i/>
-          <w:iCs/>
-          <w:color w:val="6B7280"/>
-          <w:sz w:val="20"/>
-          <w:szCs w:val="20"/>
-        </w:rPr>
-        <w:t xml:space="preserve">Term 50 of 52 — in teaching order</w:t>
+        <w:t xml:space="preserve">Frayer Model</w:t>
       </w:r>
     </w:p>
     <w:tbl>
@@ -13333,7 +11650,7 @@
       </w:tblGrid>
       <w:tr>
         <w:trPr>
-          <w:trHeight w:val="2100" w:hRule="atLeast"/>
+          <w:trHeight w:val="2400" w:hRule="atLeast"/>
         </w:trPr>
         <w:tc>
           <w:tcPr>
@@ -13357,8 +11674,8 @@
                 <w:b/>
                 <w:bCs/>
                 <w:color w:val="0F766E"/>
-                <w:sz w:val="26"/>
-                <w:szCs w:val="26"/>
+                <w:sz w:val="72"/>
+                <w:szCs w:val="72"/>
               </w:rPr>
               <w:t xml:space="preserve">DEFINITION</w:t>
             </w:r>
@@ -13367,10 +11684,10 @@
             <w:r>
               <w:rPr>
                 <w:rFonts w:ascii="Times New Roman" w:cs="Times New Roman" w:eastAsia="Times New Roman" w:hAnsi="Times New Roman"/>
-                <w:sz w:val="20"/>
-                <w:szCs w:val="20"/>
-              </w:rPr>
-              <w:t xml:space="preserve">Something your app does or offers — a planned capability, whether finished yet or not.</w:t>
+                <w:sz w:val="36"/>
+                <w:szCs w:val="36"/>
+              </w:rPr>
+              <w:t xml:space="preserve">Something your app does or offers, a planned capability, whether finished yet or not.</w:t>
             </w:r>
           </w:p>
         </w:tc>
@@ -13396,8 +11713,8 @@
                 <w:b/>
                 <w:bCs/>
                 <w:color w:val="14213D"/>
-                <w:sz w:val="26"/>
-                <w:szCs w:val="26"/>
+                <w:sz w:val="60"/>
+                <w:szCs w:val="60"/>
               </w:rPr>
               <w:t xml:space="preserve">CHARACTERISTICS</w:t>
             </w:r>
@@ -13406,8 +11723,8 @@
             <w:r>
               <w:rPr>
                 <w:rFonts w:ascii="Times New Roman" w:cs="Times New Roman" w:eastAsia="Times New Roman" w:hAnsi="Times New Roman"/>
-                <w:sz w:val="20"/>
-                <w:szCs w:val="20"/>
+                <w:sz w:val="36"/>
+                <w:szCs w:val="36"/>
               </w:rPr>
               <w:t xml:space="preserve">A planned capability; may be finished or still in progress.</w:t>
             </w:r>
@@ -13416,7 +11733,7 @@
       </w:tr>
       <w:tr>
         <w:trPr>
-          <w:trHeight w:val="750" w:hRule="atLeast"/>
+          <w:trHeight w:val="1350" w:hRule="atLeast"/>
         </w:trPr>
         <w:tc>
           <w:tcPr>
@@ -13438,8 +11755,8 @@
                 <w:b/>
                 <w:bCs/>
                 <w:color w:val="14213D"/>
-                <w:sz w:val="40"/>
-                <w:szCs w:val="40"/>
+                <w:sz w:val="96"/>
+                <w:szCs w:val="96"/>
               </w:rPr>
               <w:t xml:space="preserve">Feature</w:t>
             </w:r>
@@ -13448,7 +11765,7 @@
       </w:tr>
       <w:tr>
         <w:trPr>
-          <w:trHeight w:val="2100" w:hRule="atLeast"/>
+          <w:trHeight w:val="2400" w:hRule="atLeast"/>
         </w:trPr>
         <w:tc>
           <w:tcPr>
@@ -13472,8 +11789,8 @@
                 <w:b/>
                 <w:bCs/>
                 <w:color w:val="B45309"/>
-                <w:sz w:val="26"/>
-                <w:szCs w:val="26"/>
+                <w:sz w:val="72"/>
+                <w:szCs w:val="72"/>
               </w:rPr>
               <w:t xml:space="preserve">EXAMPLES</w:t>
             </w:r>
@@ -13482,8 +11799,8 @@
             <w:r>
               <w:rPr>
                 <w:rFonts w:ascii="Times New Roman" w:cs="Times New Roman" w:eastAsia="Times New Roman" w:hAnsi="Times New Roman"/>
-                <w:sz w:val="20"/>
-                <w:szCs w:val="20"/>
+                <w:sz w:val="36"/>
+                <w:szCs w:val="36"/>
               </w:rPr>
               <w:t xml:space="preserve">A search bar; a login screen.</w:t>
             </w:r>
@@ -13511,8 +11828,8 @@
                 <w:b/>
                 <w:bCs/>
                 <w:color w:val="B91C1C"/>
-                <w:sz w:val="26"/>
-                <w:szCs w:val="26"/>
+                <w:sz w:val="72"/>
+                <w:szCs w:val="72"/>
               </w:rPr>
               <w:t xml:space="preserve">NON-EXAMPLES</w:t>
             </w:r>
@@ -13521,8 +11838,8 @@
             <w:r>
               <w:rPr>
                 <w:rFonts w:ascii="Times New Roman" w:cs="Times New Roman" w:eastAsia="Times New Roman" w:hAnsi="Times New Roman"/>
-                <w:sz w:val="20"/>
-                <w:szCs w:val="20"/>
+                <w:sz w:val="36"/>
+                <w:szCs w:val="36"/>
               </w:rPr>
               <w:t xml:space="preserve">An accidental error (that's a bug, not a feature).</w:t>
             </w:r>
@@ -13530,23 +11847,6 @@
         </w:tc>
       </w:tr>
     </w:tbl>
-    <w:p>
-      <w:pPr>
-        <w:spacing w:before="150"/>
-        <w:jc w:val="center"/>
-      </w:pPr>
-      <w:r>
-        <w:rPr>
-          <w:rFonts w:ascii="Times New Roman" w:cs="Times New Roman" w:eastAsia="Times New Roman" w:hAnsi="Times New Roman"/>
-          <w:i/>
-          <w:iCs/>
-          <w:color w:val="6B7280"/>
-          <w:sz w:val="18"/>
-          <w:szCs w:val="18"/>
-        </w:rPr>
-        <w:t xml:space="preserve">Grade 8 ICT/Design Vocabulary Bank</w:t>
-      </w:r>
-    </w:p>
     <w:p>
       <w:r>
         <w:br w:type="page"/>
@@ -13566,24 +11866,7 @@
           <w:sz w:val="44"/>
           <w:szCs w:val="44"/>
         </w:rPr>
-        <w:t xml:space="preserve">Grade 8 ICT/Design — Frayer Model</w:t>
-      </w:r>
-    </w:p>
-    <w:p>
-      <w:pPr>
-        <w:spacing w:after="180"/>
-        <w:jc w:val="center"/>
-      </w:pPr>
-      <w:r>
-        <w:rPr>
-          <w:rFonts w:ascii="Times New Roman" w:cs="Times New Roman" w:eastAsia="Times New Roman" w:hAnsi="Times New Roman"/>
-          <w:i/>
-          <w:iCs/>
-          <w:color w:val="6B7280"/>
-          <w:sz w:val="20"/>
-          <w:szCs w:val="20"/>
-        </w:rPr>
-        <w:t xml:space="preserve">Term 51 of 52 — in teaching order</w:t>
+        <w:t xml:space="preserve">Frayer Model</w:t>
       </w:r>
     </w:p>
     <w:tbl>
@@ -13604,7 +11887,7 @@
       </w:tblGrid>
       <w:tr>
         <w:trPr>
-          <w:trHeight w:val="2100" w:hRule="atLeast"/>
+          <w:trHeight w:val="2400" w:hRule="atLeast"/>
         </w:trPr>
         <w:tc>
           <w:tcPr>
@@ -13628,8 +11911,8 @@
                 <w:b/>
                 <w:bCs/>
                 <w:color w:val="0F766E"/>
-                <w:sz w:val="26"/>
-                <w:szCs w:val="26"/>
+                <w:sz w:val="72"/>
+                <w:szCs w:val="72"/>
               </w:rPr>
               <w:t xml:space="preserve">DEFINITION</w:t>
             </w:r>
@@ -13638,8 +11921,8 @@
             <w:r>
               <w:rPr>
                 <w:rFonts w:ascii="Times New Roman" w:cs="Times New Roman" w:eastAsia="Times New Roman" w:hAnsi="Times New Roman"/>
-                <w:sz w:val="20"/>
-                <w:szCs w:val="20"/>
+                <w:sz w:val="36"/>
+                <w:szCs w:val="36"/>
               </w:rPr>
               <w:t xml:space="preserve">Sharing your work and explaining your process and decisions to an audience.</w:t>
             </w:r>
@@ -13667,8 +11950,8 @@
                 <w:b/>
                 <w:bCs/>
                 <w:color w:val="14213D"/>
-                <w:sz w:val="26"/>
-                <w:szCs w:val="26"/>
+                <w:sz w:val="60"/>
+                <w:szCs w:val="60"/>
               </w:rPr>
               <w:t xml:space="preserve">CHARACTERISTICS</w:t>
             </w:r>
@@ -13677,8 +11960,8 @@
             <w:r>
               <w:rPr>
                 <w:rFonts w:ascii="Times New Roman" w:cs="Times New Roman" w:eastAsia="Times New Roman" w:hAnsi="Times New Roman"/>
-                <w:sz w:val="20"/>
-                <w:szCs w:val="20"/>
+                <w:sz w:val="36"/>
+                <w:szCs w:val="36"/>
               </w:rPr>
               <w:t xml:space="preserve">Shares work with an audience; explains process and decisions.</w:t>
             </w:r>
@@ -13687,7 +11970,7 @@
       </w:tr>
       <w:tr>
         <w:trPr>
-          <w:trHeight w:val="750" w:hRule="atLeast"/>
+          <w:trHeight w:val="1350" w:hRule="atLeast"/>
         </w:trPr>
         <w:tc>
           <w:tcPr>
@@ -13709,8 +11992,8 @@
                 <w:b/>
                 <w:bCs/>
                 <w:color w:val="14213D"/>
-                <w:sz w:val="40"/>
-                <w:szCs w:val="40"/>
+                <w:sz w:val="96"/>
+                <w:szCs w:val="96"/>
               </w:rPr>
               <w:t xml:space="preserve">Presentation</w:t>
             </w:r>
@@ -13719,7 +12002,7 @@
       </w:tr>
       <w:tr>
         <w:trPr>
-          <w:trHeight w:val="2100" w:hRule="atLeast"/>
+          <w:trHeight w:val="2400" w:hRule="atLeast"/>
         </w:trPr>
         <w:tc>
           <w:tcPr>
@@ -13743,8 +12026,8 @@
                 <w:b/>
                 <w:bCs/>
                 <w:color w:val="B45309"/>
-                <w:sz w:val="26"/>
-                <w:szCs w:val="26"/>
+                <w:sz w:val="72"/>
+                <w:szCs w:val="72"/>
               </w:rPr>
               <w:t xml:space="preserve">EXAMPLES</w:t>
             </w:r>
@@ -13753,8 +12036,8 @@
             <w:r>
               <w:rPr>
                 <w:rFonts w:ascii="Times New Roman" w:cs="Times New Roman" w:eastAsia="Times New Roman" w:hAnsi="Times New Roman"/>
-                <w:sz w:val="20"/>
-                <w:szCs w:val="20"/>
+                <w:sz w:val="36"/>
+                <w:szCs w:val="36"/>
               </w:rPr>
               <w:t xml:space="preserve">Presenting an app's design journey to the class.</w:t>
             </w:r>
@@ -13782,8 +12065,8 @@
                 <w:b/>
                 <w:bCs/>
                 <w:color w:val="B91C1C"/>
-                <w:sz w:val="26"/>
-                <w:szCs w:val="26"/>
+                <w:sz w:val="72"/>
+                <w:szCs w:val="72"/>
               </w:rPr>
               <w:t xml:space="preserve">NON-EXAMPLES</w:t>
             </w:r>
@@ -13792,8 +12075,8 @@
             <w:r>
               <w:rPr>
                 <w:rFonts w:ascii="Times New Roman" w:cs="Times New Roman" w:eastAsia="Times New Roman" w:hAnsi="Times New Roman"/>
-                <w:sz w:val="20"/>
-                <w:szCs w:val="20"/>
+                <w:sz w:val="36"/>
+                <w:szCs w:val="36"/>
               </w:rPr>
               <w:t xml:space="preserve">Silently handing in a file with no explanation.</w:t>
             </w:r>
@@ -13801,23 +12084,6 @@
         </w:tc>
       </w:tr>
     </w:tbl>
-    <w:p>
-      <w:pPr>
-        <w:spacing w:before="150"/>
-        <w:jc w:val="center"/>
-      </w:pPr>
-      <w:r>
-        <w:rPr>
-          <w:rFonts w:ascii="Times New Roman" w:cs="Times New Roman" w:eastAsia="Times New Roman" w:hAnsi="Times New Roman"/>
-          <w:i/>
-          <w:iCs/>
-          <w:color w:val="6B7280"/>
-          <w:sz w:val="18"/>
-          <w:szCs w:val="18"/>
-        </w:rPr>
-        <w:t xml:space="preserve">Grade 8 ICT/Design Vocabulary Bank</w:t>
-      </w:r>
-    </w:p>
     <w:p>
       <w:r>
         <w:br w:type="page"/>
@@ -13837,24 +12103,7 @@
           <w:sz w:val="44"/>
           <w:szCs w:val="44"/>
         </w:rPr>
-        <w:t xml:space="preserve">Grade 8 ICT/Design — Frayer Model</w:t>
-      </w:r>
-    </w:p>
-    <w:p>
-      <w:pPr>
-        <w:spacing w:after="180"/>
-        <w:jc w:val="center"/>
-      </w:pPr>
-      <w:r>
-        <w:rPr>
-          <w:rFonts w:ascii="Times New Roman" w:cs="Times New Roman" w:eastAsia="Times New Roman" w:hAnsi="Times New Roman"/>
-          <w:i/>
-          <w:iCs/>
-          <w:color w:val="6B7280"/>
-          <w:sz w:val="20"/>
-          <w:szCs w:val="20"/>
-        </w:rPr>
-        <w:t xml:space="preserve">Term 52 of 52 — in teaching order</w:t>
+        <w:t xml:space="preserve">Frayer Model</w:t>
       </w:r>
     </w:p>
     <w:tbl>
@@ -13875,7 +12124,7 @@
       </w:tblGrid>
       <w:tr>
         <w:trPr>
-          <w:trHeight w:val="2100" w:hRule="atLeast"/>
+          <w:trHeight w:val="2400" w:hRule="atLeast"/>
         </w:trPr>
         <w:tc>
           <w:tcPr>
@@ -13899,8 +12148,8 @@
                 <w:b/>
                 <w:bCs/>
                 <w:color w:val="0F766E"/>
-                <w:sz w:val="26"/>
-                <w:szCs w:val="26"/>
+                <w:sz w:val="72"/>
+                <w:szCs w:val="72"/>
               </w:rPr>
               <w:t xml:space="preserve">DEFINITION</w:t>
             </w:r>
@@ -13909,8 +12158,8 @@
             <w:r>
               <w:rPr>
                 <w:rFonts w:ascii="Times New Roman" w:cs="Times New Roman" w:eastAsia="Times New Roman" w:hAnsi="Times New Roman"/>
-                <w:sz w:val="20"/>
-                <w:szCs w:val="20"/>
+                <w:sz w:val="36"/>
+                <w:szCs w:val="36"/>
               </w:rPr>
               <w:t xml:space="preserve">Thinking back on what you did, what worked, what didn't, and what you'd do differently.</w:t>
             </w:r>
@@ -13938,8 +12187,8 @@
                 <w:b/>
                 <w:bCs/>
                 <w:color w:val="14213D"/>
-                <w:sz w:val="26"/>
-                <w:szCs w:val="26"/>
+                <w:sz w:val="60"/>
+                <w:szCs w:val="60"/>
               </w:rPr>
               <w:t xml:space="preserve">CHARACTERISTICS</w:t>
             </w:r>
@@ -13948,8 +12197,8 @@
             <w:r>
               <w:rPr>
                 <w:rFonts w:ascii="Times New Roman" w:cs="Times New Roman" w:eastAsia="Times New Roman" w:hAnsi="Times New Roman"/>
-                <w:sz w:val="20"/>
-                <w:szCs w:val="20"/>
+                <w:sz w:val="36"/>
+                <w:szCs w:val="36"/>
               </w:rPr>
               <w:t xml:space="preserve">Looks back; honest; identifies what worked and what didn't.</w:t>
             </w:r>
@@ -13958,7 +12207,7 @@
       </w:tr>
       <w:tr>
         <w:trPr>
-          <w:trHeight w:val="750" w:hRule="atLeast"/>
+          <w:trHeight w:val="1350" w:hRule="atLeast"/>
         </w:trPr>
         <w:tc>
           <w:tcPr>
@@ -13980,8 +12229,8 @@
                 <w:b/>
                 <w:bCs/>
                 <w:color w:val="14213D"/>
-                <w:sz w:val="40"/>
-                <w:szCs w:val="40"/>
+                <w:sz w:val="96"/>
+                <w:szCs w:val="96"/>
               </w:rPr>
               <w:t xml:space="preserve">Reflection</w:t>
             </w:r>
@@ -13990,7 +12239,7 @@
       </w:tr>
       <w:tr>
         <w:trPr>
-          <w:trHeight w:val="2100" w:hRule="atLeast"/>
+          <w:trHeight w:val="2400" w:hRule="atLeast"/>
         </w:trPr>
         <w:tc>
           <w:tcPr>
@@ -14014,8 +12263,8 @@
                 <w:b/>
                 <w:bCs/>
                 <w:color w:val="B45309"/>
-                <w:sz w:val="26"/>
-                <w:szCs w:val="26"/>
+                <w:sz w:val="72"/>
+                <w:szCs w:val="72"/>
               </w:rPr>
               <w:t xml:space="preserve">EXAMPLES</w:t>
             </w:r>
@@ -14024,8 +12273,8 @@
             <w:r>
               <w:rPr>
                 <w:rFonts w:ascii="Times New Roman" w:cs="Times New Roman" w:eastAsia="Times New Roman" w:hAnsi="Times New Roman"/>
-                <w:sz w:val="20"/>
-                <w:szCs w:val="20"/>
+                <w:sz w:val="36"/>
+                <w:szCs w:val="36"/>
               </w:rPr>
               <w:t xml:space="preserve">"Next time I'd test earlier in the process."</w:t>
             </w:r>
@@ -14053,8 +12302,8 @@
                 <w:b/>
                 <w:bCs/>
                 <w:color w:val="B91C1C"/>
-                <w:sz w:val="26"/>
-                <w:szCs w:val="26"/>
+                <w:sz w:val="72"/>
+                <w:szCs w:val="72"/>
               </w:rPr>
               <w:t xml:space="preserve">NON-EXAMPLES</w:t>
             </w:r>
@@ -14063,8 +12312,8 @@
             <w:r>
               <w:rPr>
                 <w:rFonts w:ascii="Times New Roman" w:cs="Times New Roman" w:eastAsia="Times New Roman" w:hAnsi="Times New Roman"/>
-                <w:sz w:val="20"/>
-                <w:szCs w:val="20"/>
+                <w:sz w:val="36"/>
+                <w:szCs w:val="36"/>
               </w:rPr>
               <w:t xml:space="preserve">Only listing what went well, ignoring challenges.</w:t>
             </w:r>
@@ -14072,23 +12321,6 @@
         </w:tc>
       </w:tr>
     </w:tbl>
-    <w:p>
-      <w:pPr>
-        <w:spacing w:before="150"/>
-        <w:jc w:val="center"/>
-      </w:pPr>
-      <w:r>
-        <w:rPr>
-          <w:rFonts w:ascii="Times New Roman" w:cs="Times New Roman" w:eastAsia="Times New Roman" w:hAnsi="Times New Roman"/>
-          <w:i/>
-          <w:iCs/>
-          <w:color w:val="6B7280"/>
-          <w:sz w:val="18"/>
-          <w:szCs w:val="18"/>
-        </w:rPr>
-        <w:t xml:space="preserve">Grade 8 ICT/Design Vocabulary Bank</w:t>
-      </w:r>
-    </w:p>
     <w:sectPr>
       <w:pgSz w:w="16838" w:h="11906" w:orient="landscape"/>
       <w:pgMar w:top="1440" w:right="1440" w:bottom="1440" w:left="1440" w:header="708" w:footer="708" w:gutter="0"/>
